--- a/Model_Deployer_User_Guide.docx
+++ b/Model_Deployer_User_Guide.docx
@@ -23,7 +23,7 @@
         <w:pStyle w:val="Date"/>
       </w:pPr>
       <w:r>
-        <w:t xml:space="preserve">September 2026</w:t>
+        <w:t xml:space="preserve">October 2026</w:t>
       </w:r>
     </w:p>
     <w:sdt>
@@ -45,7 +45,7 @@
         <w:p>
           <w:r>
             <w:fldChar w:fldCharType="begin" w:dirty="true"/>
-            <w:instrText xml:space="preserve">TOC \o "1-2" \h \z \u</w:instrText>
+            <w:instrText xml:space="preserve">TOC \o "1-1" \h \z \u</w:instrText>
             <w:fldChar w:fldCharType="separate"/>
             <w:fldChar w:fldCharType="end"/>
           </w:r>
@@ -66,35 +66,59 @@
         <w:pStyle w:val="FirstParagraph"/>
       </w:pPr>
       <w:r>
-        <w:t xml:space="preserve">Model Deployer is a Databricks App that turns a trained model artifact into a live</w:t>
-      </w:r>
-      <w:r>
-        <w:t xml:space="preserve"> </w:t>
-      </w:r>
-      <w:r>
-        <w:rPr>
-          <w:b/>
-          <w:bCs/>
-        </w:rPr>
-        <w:t xml:space="preserve">Model Serving endpoint</w:t>
-      </w:r>
-      <w:r>
-        <w:t xml:space="preserve"> </w:t>
-      </w:r>
-      <w:r>
-        <w:t xml:space="preserve">— without writing deployment code. You point it at a model file</w:t>
-      </w:r>
-      <w:r>
-        <w:t xml:space="preserve"> </w:t>
-      </w:r>
-      <w:r>
-        <w:t xml:space="preserve">(or an already-registered model version), describe the inputs and outputs, choose the compute,</w:t>
-      </w:r>
-      <w:r>
-        <w:t xml:space="preserve"> </w:t>
-      </w:r>
-      <w:r>
-        <w:t xml:space="preserve">and click deploy. Behind the scenes it runs a three-stage pipeline:</w:t>
+        <w:t xml:space="preserve">Model Deployer is a Databricks App that turns a trained model into a live</w:t>
+      </w:r>
+      <w:r>
+        <w:t xml:space="preserve"> </w:t>
+      </w:r>
+      <w:r>
+        <w:rPr>
+          <w:b/>
+          <w:bCs/>
+        </w:rPr>
+        <w:t xml:space="preserve">Model Serving</w:t>
+      </w:r>
+      <w:r>
+        <w:rPr>
+          <w:b/>
+          <w:bCs/>
+        </w:rPr>
+        <w:t xml:space="preserve"> </w:t>
+      </w:r>
+      <w:r>
+        <w:rPr>
+          <w:b/>
+          <w:bCs/>
+        </w:rPr>
+        <w:t xml:space="preserve">endpoint</w:t>
+      </w:r>
+      <w:r>
+        <w:t xml:space="preserve">, without writing deployment code. You point it at your model — a single model file, an</w:t>
+      </w:r>
+      <w:r>
+        <w:t xml:space="preserve"> </w:t>
+      </w:r>
+      <w:r>
+        <w:t xml:space="preserve">exported MLflow model folder, or a code folder — describe its inputs and outputs, choose the compute,</w:t>
+      </w:r>
+      <w:r>
+        <w:t xml:space="preserve"> </w:t>
+      </w:r>
+      <w:r>
+        <w:t xml:space="preserve">and click</w:t>
+      </w:r>
+      <w:r>
+        <w:t xml:space="preserve"> </w:t>
+      </w:r>
+      <w:r>
+        <w:rPr>
+          <w:b/>
+          <w:bCs/>
+        </w:rPr>
+        <w:t xml:space="preserve">Deploy</w:t>
+      </w:r>
+      <w:r>
+        <w:t xml:space="preserve">. Behind the scenes a deployment job runs four steps:</w:t>
       </w:r>
     </w:p>
     <w:p>
@@ -110,19 +134,19 @@
           <w:b/>
           <w:bCs/>
         </w:rPr>
-        <w:t xml:space="preserve">Wrapper</w:t>
-      </w:r>
-      <w:r>
-        <w:t xml:space="preserve"> </w:t>
-      </w:r>
-      <w:r>
-        <w:t xml:space="preserve">— loads your artifact, wraps it as an MLflow model with a signature built from your</w:t>
-      </w:r>
-      <w:r>
-        <w:t xml:space="preserve"> </w:t>
-      </w:r>
-      <w:r>
-        <w:t xml:space="preserve">input/output schema, and registers it as a new version in Unity Catalog.</w:t>
+        <w:t xml:space="preserve">Prepare</w:t>
+      </w:r>
+      <w:r>
+        <w:t xml:space="preserve"> </w:t>
+      </w:r>
+      <w:r>
+        <w:t xml:space="preserve">— checks your request, reads S3 paths through their Unity Catalog external volume,</w:t>
+      </w:r>
+      <w:r>
+        <w:t xml:space="preserve"> </w:t>
+      </w:r>
+      <w:r>
+        <w:t xml:space="preserve">and confirms each artifact is what you said it is (file / MLflow model folder / code folder).</w:t>
       </w:r>
     </w:p>
     <w:p>
@@ -138,31 +162,19 @@
           <w:b/>
           <w:bCs/>
         </w:rPr>
-        <w:t xml:space="preserve">Validator</w:t>
-      </w:r>
-      <w:r>
-        <w:t xml:space="preserve"> </w:t>
-      </w:r>
-      <w:r>
-        <w:t xml:space="preserve">— loads the registered model, runs a smoke-test prediction, and (optionally)</w:t>
-      </w:r>
-      <w:r>
-        <w:t xml:space="preserve"> </w:t>
-      </w:r>
-      <w:r>
-        <w:t xml:space="preserve">scores it against an evaluation dataset with</w:t>
-      </w:r>
-      <w:r>
-        <w:t xml:space="preserve"> </w:t>
-      </w:r>
-      <w:r>
-        <w:rPr>
-          <w:rStyle w:val="VerbatimChar"/>
-        </w:rPr>
-        <w:t xml:space="preserve">mlflow.evaluate</w:t>
-      </w:r>
-      <w:r>
-        <w:t xml:space="preserve">.</w:t>
+        <w:t xml:space="preserve">Wrapper</w:t>
+      </w:r>
+      <w:r>
+        <w:t xml:space="preserve"> </w:t>
+      </w:r>
+      <w:r>
+        <w:t xml:space="preserve">— registers each artifact as a new version of your model in Unity Catalog, with a</w:t>
+      </w:r>
+      <w:r>
+        <w:t xml:space="preserve"> </w:t>
+      </w:r>
+      <w:r>
+        <w:t xml:space="preserve">signature from your contract (or the MLflow model’s own signature).</w:t>
       </w:r>
     </w:p>
     <w:p>
@@ -178,19 +190,101 @@
           <w:b/>
           <w:bCs/>
         </w:rPr>
+        <w:t xml:space="preserve">Validator</w:t>
+      </w:r>
+      <w:r>
+        <w:t xml:space="preserve"> </w:t>
+      </w:r>
+      <w:r>
+        <w:t xml:space="preserve">— tests every new version</w:t>
+      </w:r>
+      <w:r>
+        <w:t xml:space="preserve"> </w:t>
+      </w:r>
+      <w:r>
+        <w:rPr>
+          <w:b/>
+          <w:bCs/>
+        </w:rPr>
+        <w:t xml:space="preserve">in its own environment</w:t>
+      </w:r>
+      <w:r>
+        <w:t xml:space="preserve">, built from its own</w:t>
+      </w:r>
+      <w:r>
+        <w:t xml:space="preserve"> </w:t>
+      </w:r>
+      <w:r>
+        <w:t xml:space="preserve">requirements, using your sample input; optionally scores an evaluation dataset.</w:t>
+      </w:r>
+    </w:p>
+    <w:p>
+      <w:pPr>
+        <w:pStyle w:val="Compact"/>
+        <w:numPr>
+          <w:ilvl w:val="0"/>
+          <w:numId w:val="1001"/>
+        </w:numPr>
+      </w:pPr>
+      <w:r>
+        <w:rPr>
+          <w:b/>
+          <w:bCs/>
+        </w:rPr>
         <w:t xml:space="preserve">Deployer</w:t>
       </w:r>
       <w:r>
         <w:t xml:space="preserve"> </w:t>
       </w:r>
       <w:r>
-        <w:t xml:space="preserve">— creates or updates the Model Serving endpoint (traffic split, compute,</w:t>
-      </w:r>
-      <w:r>
-        <w:t xml:space="preserve"> </w:t>
-      </w:r>
-      <w:r>
-        <w:t xml:space="preserve">scale-to-zero, tags, usage policy, inference tables) and sets the</w:t>
+        <w:t xml:space="preserve">— creates or updates the serving endpoint (traffic split, compute, scale-to-zero,</w:t>
+      </w:r>
+      <w:r>
+        <w:t xml:space="preserve"> </w:t>
+      </w:r>
+      <w:r>
+        <w:t xml:space="preserve">tags, usage policy, inference tables, permissions), then</w:t>
+      </w:r>
+      <w:r>
+        <w:t xml:space="preserve"> </w:t>
+      </w:r>
+      <w:r>
+        <w:rPr>
+          <w:b/>
+          <w:bCs/>
+        </w:rPr>
+        <w:t xml:space="preserve">calls the live endpoint</w:t>
+      </w:r>
+      <w:r>
+        <w:t xml:space="preserve">. If a real</w:t>
+      </w:r>
+      <w:r>
+        <w:t xml:space="preserve"> </w:t>
+      </w:r>
+      <w:r>
+        <w:t xml:space="preserve">sample request fails, the endpoint is</w:t>
+      </w:r>
+      <w:r>
+        <w:t xml:space="preserve"> </w:t>
+      </w:r>
+      <w:r>
+        <w:rPr>
+          <w:b/>
+          <w:bCs/>
+        </w:rPr>
+        <w:t xml:space="preserve">rolled back</w:t>
+      </w:r>
+      <w:r>
+        <w:t xml:space="preserve"> </w:t>
+      </w:r>
+      <w:r>
+        <w:t xml:space="preserve">to what it was serving before and the</w:t>
+      </w:r>
+      <w:r>
+        <w:t xml:space="preserve"> </w:t>
+      </w:r>
+      <w:r>
+        <w:t xml:space="preserve">deployment is marked Failed; otherwise the active version is marked</w:t>
       </w:r>
       <w:r>
         <w:t xml:space="preserve"> </w:t>
@@ -205,7 +299,26 @@
         <w:t xml:space="preserve"> </w:t>
       </w:r>
       <w:r>
-        <w:t xml:space="preserve">alias.</w:t>
+        <w:t xml:space="preserve">and the</w:t>
+      </w:r>
+      <w:r>
+        <w:t xml:space="preserve"> </w:t>
+      </w:r>
+      <w:r>
+        <w:t xml:space="preserve">deployment is</w:t>
+      </w:r>
+      <w:r>
+        <w:t xml:space="preserve"> </w:t>
+      </w:r>
+      <w:r>
+        <w:rPr>
+          <w:b/>
+          <w:bCs/>
+        </w:rPr>
+        <w:t xml:space="preserve">Complete</w:t>
+      </w:r>
+      <w:r>
+        <w:t xml:space="preserve">.</w:t>
       </w:r>
     </w:p>
     <w:p>
@@ -235,7 +348,7 @@
         <w:t xml:space="preserve"> </w:t>
       </w:r>
       <w:r>
-        <w:t xml:space="preserve">can watch each stage complete (or see exactly where it failed).</w:t>
+        <w:t xml:space="preserve">can watch each step complete (or see exactly where it failed).</w:t>
       </w:r>
     </w:p>
     <w:bookmarkEnd w:id="20"/>
@@ -307,7 +420,13 @@
         <w:t xml:space="preserve"> </w:t>
       </w:r>
       <w:r>
-        <w:t xml:space="preserve">create serving endpoints (your administrator configures this).</w:t>
+        <w:t xml:space="preserve">create serving endpoints, and read access to the volume holding your artifact (your administrator</w:t>
+      </w:r>
+      <w:r>
+        <w:t xml:space="preserve"> </w:t>
+      </w:r>
+      <w:r>
+        <w:t xml:space="preserve">configures this).</w:t>
       </w:r>
     </w:p>
     <w:bookmarkEnd w:id="21"/>
@@ -325,7 +444,7 @@
         <w:pStyle w:val="FirstParagraph"/>
       </w:pPr>
       <w:r>
-        <w:t xml:space="preserve">The app has two tabs:</w:t>
+        <w:t xml:space="preserve">The app has three tabs:</w:t>
       </w:r>
     </w:p>
     <w:tbl>
@@ -389,7 +508,7 @@
               <w:pStyle w:val="Compact"/>
             </w:pPr>
             <w:r>
-              <w:t xml:space="preserve">The dashboard of everything that has been (or is being) deployed, with live status, the lifecycle timeline, and actions (A/B test, new version).</w:t>
+              <w:t xml:space="preserve">Everything that has been (or is being) deployed, with live status, the lifecycle timeline, and actions (A/B test, new version).</w:t>
             </w:r>
           </w:p>
         </w:tc>
@@ -422,6 +541,50 @@
           </w:p>
         </w:tc>
       </w:tr>
+      <w:tr>
+        <w:tc>
+          <w:tcPr/>
+          <w:p>
+            <w:pPr>
+              <w:pStyle w:val="Compact"/>
+            </w:pPr>
+            <w:r>
+              <w:rPr>
+                <w:b/>
+                <w:bCs/>
+              </w:rPr>
+              <w:t xml:space="preserve">Saved drafts</w:t>
+            </w:r>
+          </w:p>
+        </w:tc>
+        <w:tc>
+          <w:tcPr/>
+          <w:p>
+            <w:pPr>
+              <w:pStyle w:val="Compact"/>
+            </w:pPr>
+            <w:r>
+              <w:t xml:space="preserve">Deploy forms you saved with</w:t>
+            </w:r>
+            <w:r>
+              <w:t xml:space="preserve"> </w:t>
+            </w:r>
+            <w:r>
+              <w:rPr>
+                <w:b/>
+                <w:bCs/>
+              </w:rPr>
+              <w:t xml:space="preserve">Save draft</w:t>
+            </w:r>
+            <w:r>
+              <w:t xml:space="preserve"> </w:t>
+            </w:r>
+            <w:r>
+              <w:t xml:space="preserve">to finish later. Click one to resume it.</w:t>
+            </w:r>
+          </w:p>
+        </w:tc>
+      </w:tr>
     </w:tbl>
     <w:bookmarkEnd w:id="22"/>
     <w:bookmarkStart w:id="23" w:name="deploying-a-model-step-by-step"/>
@@ -470,7 +633,7 @@
         </w:numPr>
       </w:pPr>
       <w:r>
-        <w:t xml:space="preserve">Fill in the form (each field is explained in section 5).</w:t>
+        <w:t xml:space="preserve">Fill in the form (each field is explained in section 5). Required fields have a red asterisk.</w:t>
       </w:r>
     </w:p>
     <w:p>
@@ -492,10 +655,39 @@
           <w:b/>
           <w:bCs/>
         </w:rPr>
-        <w:t xml:space="preserve">Save &amp; Deploy</w:t>
-      </w:r>
-      <w:r>
-        <w:t xml:space="preserve">.</w:t>
+        <w:t xml:space="preserve">Deploy</w:t>
+      </w:r>
+      <w:r>
+        <w:t xml:space="preserve">. (Not ready yet? Click</w:t>
+      </w:r>
+      <w:r>
+        <w:t xml:space="preserve"> </w:t>
+      </w:r>
+      <w:r>
+        <w:rPr>
+          <w:b/>
+          <w:bCs/>
+        </w:rPr>
+        <w:t xml:space="preserve">Save draft</w:t>
+      </w:r>
+      <w:r>
+        <w:t xml:space="preserve"> </w:t>
+      </w:r>
+      <w:r>
+        <w:t xml:space="preserve">and resume it from</w:t>
+      </w:r>
+      <w:r>
+        <w:t xml:space="preserve"> </w:t>
+      </w:r>
+      <w:r>
+        <w:rPr>
+          <w:b/>
+          <w:bCs/>
+        </w:rPr>
+        <w:t xml:space="preserve">Saved drafts</w:t>
+      </w:r>
+      <w:r>
+        <w:t xml:space="preserve">.)</w:t>
       </w:r>
     </w:p>
     <w:p>
@@ -586,16 +778,16 @@
           <w:b/>
           <w:bCs/>
         </w:rPr>
-        <w:t xml:space="preserve">wrapper → validator → deployer</w:t>
-      </w:r>
-      <w:r>
-        <w:t xml:space="preserve">. When it finishes it turns</w:t>
-      </w:r>
-      <w:r>
-        <w:t xml:space="preserve"> </w:t>
-      </w:r>
-      <w:r>
-        <w:t xml:space="preserve">green</w:t>
+        <w:t xml:space="preserve">prepare → wrapper → validator → deployer</w:t>
+      </w:r>
+      <w:r>
+        <w:t xml:space="preserve">. When it</w:t>
+      </w:r>
+      <w:r>
+        <w:t xml:space="preserve"> </w:t>
+      </w:r>
+      <w:r>
+        <w:t xml:space="preserve">finishes it turns green</w:t>
       </w:r>
       <w:r>
         <w:t xml:space="preserve"> </w:t>
@@ -635,13 +827,25 @@
         <w:pStyle w:val="FirstParagraph"/>
       </w:pPr>
       <w:r>
-        <w:t xml:space="preserve">That’s it. A typical CPU/SMALL deployment takes a few minutes (most of it is the serving endpoint</w:t>
-      </w:r>
-      <w:r>
-        <w:t xml:space="preserve"> </w:t>
-      </w:r>
-      <w:r>
-        <w:t xml:space="preserve">becoming ready).</w:t>
+        <w:t xml:space="preserve">A typical CPU/SMALL deployment of a model file takes a few minutes (most of it is the serving</w:t>
+      </w:r>
+      <w:r>
+        <w:t xml:space="preserve"> </w:t>
+      </w:r>
+      <w:r>
+        <w:t xml:space="preserve">endpoint becoming ready, plus a minute or two to build the model’s test environment). Large MLflow</w:t>
+      </w:r>
+      <w:r>
+        <w:t xml:space="preserve"> </w:t>
+      </w:r>
+      <w:r>
+        <w:t xml:space="preserve">model folders and code folders (e.g. PyTorch / transformers) take longer — 20+ minutes the first</w:t>
+      </w:r>
+      <w:r>
+        <w:t xml:space="preserve"> </w:t>
+      </w:r>
+      <w:r>
+        <w:t xml:space="preserve">time — because their environment is bigger.</w:t>
       </w:r>
     </w:p>
     <w:bookmarkEnd w:id="23"/>
@@ -825,7 +1029,394 @@
               <w:pStyle w:val="Compact"/>
             </w:pPr>
             <w:r>
-              <w:t xml:space="preserve">Where the model file lives — a</w:t>
+              <w:rPr>
+                <w:b/>
+                <w:bCs/>
+              </w:rPr>
+              <w:t xml:space="preserve">Where</w:t>
+            </w:r>
+            <w:r>
+              <w:t xml:space="preserve"> </w:t>
+            </w:r>
+            <w:r>
+              <w:t xml:space="preserve">it lives (UC Volume or S3) and</w:t>
+            </w:r>
+            <w:r>
+              <w:t xml:space="preserve"> </w:t>
+            </w:r>
+            <w:r>
+              <w:rPr>
+                <w:b/>
+                <w:bCs/>
+              </w:rPr>
+              <w:t xml:space="preserve">what</w:t>
+            </w:r>
+            <w:r>
+              <w:t xml:space="preserve"> </w:t>
+            </w:r>
+            <w:r>
+              <w:t xml:space="preserve">it is (Model file, MLflow model folder, or Code folder), plus the path — see section 6. For A/B tests you can add more than one, or reference an existing version.</w:t>
+            </w:r>
+          </w:p>
+        </w:tc>
+      </w:tr>
+      <w:tr>
+        <w:tc>
+          <w:tcPr/>
+          <w:p>
+            <w:pPr>
+              <w:pStyle w:val="Compact"/>
+            </w:pPr>
+            <w:r>
+              <w:rPr>
+                <w:b/>
+                <w:bCs/>
+              </w:rPr>
+              <w:t xml:space="preserve">Model contract</w:t>
+            </w:r>
+          </w:p>
+        </w:tc>
+        <w:tc>
+          <w:tcPr/>
+          <w:p>
+            <w:pPr>
+              <w:pStyle w:val="Compact"/>
+            </w:pPr>
+            <w:r>
+              <w:t xml:space="preserve">Yes</w:t>
+            </w:r>
+          </w:p>
+        </w:tc>
+        <w:tc>
+          <w:tcPr/>
+          <w:p>
+            <w:pPr>
+              <w:pStyle w:val="Compact"/>
+            </w:pPr>
+            <w:r>
+              <w:t xml:space="preserve">How the model’s inputs/outputs are described (section 7):</w:t>
+            </w:r>
+            <w:r>
+              <w:t xml:space="preserve"> </w:t>
+            </w:r>
+            <w:r>
+              <w:rPr>
+                <w:b/>
+                <w:bCs/>
+              </w:rPr>
+              <w:t xml:space="preserve">Columnar schema</w:t>
+            </w:r>
+            <w:r>
+              <w:t xml:space="preserve">,</w:t>
+            </w:r>
+            <w:r>
+              <w:t xml:space="preserve"> </w:t>
+            </w:r>
+            <w:r>
+              <w:rPr>
+                <w:b/>
+                <w:bCs/>
+              </w:rPr>
+              <w:t xml:space="preserve">Sample input / output</w:t>
+            </w:r>
+            <w:r>
+              <w:t xml:space="preserve">, or</w:t>
+            </w:r>
+            <w:r>
+              <w:t xml:space="preserve"> </w:t>
+            </w:r>
+            <w:r>
+              <w:rPr>
+                <w:b/>
+                <w:bCs/>
+              </w:rPr>
+              <w:t xml:space="preserve">Use the model’s own signature</w:t>
+            </w:r>
+            <w:r>
+              <w:t xml:space="preserve"> </w:t>
+            </w:r>
+            <w:r>
+              <w:t xml:space="preserve">(MLflow model folders).</w:t>
+            </w:r>
+          </w:p>
+        </w:tc>
+      </w:tr>
+      <w:tr>
+        <w:tc>
+          <w:tcPr/>
+          <w:p>
+            <w:pPr>
+              <w:pStyle w:val="Compact"/>
+            </w:pPr>
+            <w:r>
+              <w:rPr>
+                <w:b/>
+                <w:bCs/>
+              </w:rPr>
+              <w:t xml:space="preserve">Input / Output schema</w:t>
+            </w:r>
+            <w:r>
+              <w:t xml:space="preserve"> </w:t>
+            </w:r>
+            <w:r>
+              <w:rPr>
+                <w:i/>
+                <w:iCs/>
+              </w:rPr>
+              <w:t xml:space="preserve">(schema mode)</w:t>
+            </w:r>
+          </w:p>
+        </w:tc>
+        <w:tc>
+          <w:tcPr/>
+          <w:p>
+            <w:pPr>
+              <w:pStyle w:val="Compact"/>
+            </w:pPr>
+            <w:r>
+              <w:t xml:space="preserve">—</w:t>
+            </w:r>
+          </w:p>
+        </w:tc>
+        <w:tc>
+          <w:tcPr/>
+          <w:p>
+            <w:pPr>
+              <w:pStyle w:val="Compact"/>
+            </w:pPr>
+            <w:r>
+              <w:t xml:space="preserve">JSON arrays of the model’s columns (section 7).</w:t>
+            </w:r>
+          </w:p>
+        </w:tc>
+      </w:tr>
+      <w:tr>
+        <w:tc>
+          <w:tcPr/>
+          <w:p>
+            <w:pPr>
+              <w:pStyle w:val="Compact"/>
+            </w:pPr>
+            <w:r>
+              <w:rPr>
+                <w:b/>
+                <w:bCs/>
+              </w:rPr>
+              <w:t xml:space="preserve">Sample input / output</w:t>
+            </w:r>
+            <w:r>
+              <w:t xml:space="preserve"> </w:t>
+            </w:r>
+            <w:r>
+              <w:rPr>
+                <w:i/>
+                <w:iCs/>
+              </w:rPr>
+              <w:t xml:space="preserve">(sample mode)</w:t>
+            </w:r>
+          </w:p>
+        </w:tc>
+        <w:tc>
+          <w:tcPr/>
+          <w:p>
+            <w:pPr>
+              <w:pStyle w:val="Compact"/>
+            </w:pPr>
+            <w:r>
+              <w:t xml:space="preserve">—</w:t>
+            </w:r>
+          </w:p>
+        </w:tc>
+        <w:tc>
+          <w:tcPr/>
+          <w:p>
+            <w:pPr>
+              <w:pStyle w:val="Compact"/>
+            </w:pPr>
+            <w:r>
+              <w:t xml:space="preserve">A real request/response example, e.g. </w:t>
+            </w:r>
+            <w:r>
+              <w:rPr>
+                <w:rStyle w:val="VerbatimChar"/>
+              </w:rPr>
+              <w:t xml:space="preserve">{"instances": [...]}</w:t>
+            </w:r>
+            <w:r>
+              <w:t xml:space="preserve"> </w:t>
+            </w:r>
+            <w:r>
+              <w:t xml:space="preserve">/</w:t>
+            </w:r>
+            <w:r>
+              <w:t xml:space="preserve"> </w:t>
+            </w:r>
+            <w:r>
+              <w:rPr>
+                <w:rStyle w:val="VerbatimChar"/>
+              </w:rPr>
+              <w:t xml:space="preserve">{"predictions": [...]}</w:t>
+            </w:r>
+            <w:r>
+              <w:t xml:space="preserve"> </w:t>
+            </w:r>
+            <w:r>
+              <w:t xml:space="preserve">(section 7).</w:t>
+            </w:r>
+          </w:p>
+        </w:tc>
+      </w:tr>
+      <w:tr>
+        <w:tc>
+          <w:tcPr/>
+          <w:p>
+            <w:pPr>
+              <w:pStyle w:val="Compact"/>
+            </w:pPr>
+            <w:r>
+              <w:rPr>
+                <w:b/>
+                <w:bCs/>
+              </w:rPr>
+              <w:t xml:space="preserve">Sample input</w:t>
+            </w:r>
+            <w:r>
+              <w:t xml:space="preserve"> </w:t>
+            </w:r>
+            <w:r>
+              <w:rPr>
+                <w:i/>
+                <w:iCs/>
+              </w:rPr>
+              <w:t xml:space="preserve">(model’s own signature)</w:t>
+            </w:r>
+          </w:p>
+        </w:tc>
+        <w:tc>
+          <w:tcPr/>
+          <w:p>
+            <w:pPr>
+              <w:pStyle w:val="Compact"/>
+            </w:pPr>
+            <w:r>
+              <w:t xml:space="preserve">No</w:t>
+            </w:r>
+          </w:p>
+        </w:tc>
+        <w:tc>
+          <w:tcPr/>
+          <w:p>
+            <w:pPr>
+              <w:pStyle w:val="Compact"/>
+            </w:pPr>
+            <w:r>
+              <w:t xml:space="preserve">A real request, used to test the model and the endpoint (section 7).</w:t>
+            </w:r>
+          </w:p>
+        </w:tc>
+      </w:tr>
+      <w:tr>
+        <w:tc>
+          <w:tcPr/>
+          <w:p>
+            <w:pPr>
+              <w:pStyle w:val="Compact"/>
+            </w:pPr>
+            <w:r>
+              <w:rPr>
+                <w:b/>
+                <w:bCs/>
+              </w:rPr>
+              <w:t xml:space="preserve">Experiment name</w:t>
+            </w:r>
+          </w:p>
+        </w:tc>
+        <w:tc>
+          <w:tcPr/>
+          <w:p>
+            <w:pPr>
+              <w:pStyle w:val="Compact"/>
+            </w:pPr>
+            <w:r>
+              <w:t xml:space="preserve">Yes</w:t>
+            </w:r>
+          </w:p>
+        </w:tc>
+        <w:tc>
+          <w:tcPr/>
+          <w:p>
+            <w:pPr>
+              <w:pStyle w:val="Compact"/>
+            </w:pPr>
+            <w:r>
+              <w:t xml:space="preserve">MLflow experiment path to log to.</w:t>
+            </w:r>
+            <w:r>
+              <w:t xml:space="preserve"> </w:t>
+            </w:r>
+            <w:r>
+              <w:rPr>
+                <w:b/>
+                <w:bCs/>
+              </w:rPr>
+              <w:t xml:space="preserve">Pre-filled</w:t>
+            </w:r>
+            <w:r>
+              <w:t xml:space="preserve"> </w:t>
+            </w:r>
+            <w:r>
+              <w:t xml:space="preserve">with the environment’s configured experiment folder as</w:t>
+            </w:r>
+            <w:r>
+              <w:t xml:space="preserve"> </w:t>
+            </w:r>
+            <w:r>
+              <w:rPr>
+                <w:rStyle w:val="VerbatimChar"/>
+              </w:rPr>
+              <w:t xml:space="preserve">&lt;folder&gt;/&lt;model name&gt;</w:t>
+            </w:r>
+            <w:r>
+              <w:t xml:space="preserve">; edit only to override.</w:t>
+            </w:r>
+          </w:p>
+        </w:tc>
+      </w:tr>
+      <w:tr>
+        <w:tc>
+          <w:tcPr/>
+          <w:p>
+            <w:pPr>
+              <w:pStyle w:val="Compact"/>
+            </w:pPr>
+            <w:r>
+              <w:rPr>
+                <w:b/>
+                <w:bCs/>
+              </w:rPr>
+              <w:t xml:space="preserve">Evaluation dataset</w:t>
+            </w:r>
+          </w:p>
+        </w:tc>
+        <w:tc>
+          <w:tcPr/>
+          <w:p>
+            <w:pPr>
+              <w:pStyle w:val="Compact"/>
+            </w:pPr>
+            <w:r>
+              <w:t xml:space="preserve">No</w:t>
+            </w:r>
+          </w:p>
+        </w:tc>
+        <w:tc>
+          <w:tcPr/>
+          <w:p>
+            <w:pPr>
+              <w:pStyle w:val="Compact"/>
+            </w:pPr>
+            <w:r>
+              <w:t xml:space="preserve">A CSV/Parquet file to score the model against —</w:t>
             </w:r>
             <w:r>
               <w:t xml:space="preserve"> </w:t>
@@ -841,7 +1432,7 @@
               <w:t xml:space="preserve"> </w:t>
             </w:r>
             <w:r>
-              <w:t xml:space="preserve">path or an</w:t>
+              <w:t xml:space="preserve">or</w:t>
             </w:r>
             <w:r>
               <w:t xml:space="preserve"> </w:t>
@@ -857,297 +1448,7 @@
               <w:t xml:space="preserve"> </w:t>
             </w:r>
             <w:r>
-              <w:t xml:space="preserve">path (see section 6). For A/B tests you can add more than one, or reference an existing version.</w:t>
-            </w:r>
-          </w:p>
-        </w:tc>
-      </w:tr>
-      <w:tr>
-        <w:tc>
-          <w:tcPr/>
-          <w:p>
-            <w:pPr>
-              <w:pStyle w:val="Compact"/>
-            </w:pPr>
-            <w:r>
-              <w:rPr>
-                <w:b/>
-                <w:bCs/>
-              </w:rPr>
-              <w:t xml:space="preserve">Model contract</w:t>
-            </w:r>
-          </w:p>
-        </w:tc>
-        <w:tc>
-          <w:tcPr/>
-          <w:p>
-            <w:pPr>
-              <w:pStyle w:val="Compact"/>
-            </w:pPr>
-            <w:r>
-              <w:t xml:space="preserve">Yes</w:t>
-            </w:r>
-          </w:p>
-        </w:tc>
-        <w:tc>
-          <w:tcPr/>
-          <w:p>
-            <w:pPr>
-              <w:pStyle w:val="Compact"/>
-            </w:pPr>
-            <w:r>
-              <w:t xml:space="preserve">How you describe inputs/outputs (see section 7):</w:t>
-            </w:r>
-            <w:r>
-              <w:t xml:space="preserve"> </w:t>
-            </w:r>
-            <w:r>
-              <w:rPr>
-                <w:b/>
-                <w:bCs/>
-              </w:rPr>
-              <w:t xml:space="preserve">Columnar schema</w:t>
-            </w:r>
-            <w:r>
-              <w:t xml:space="preserve"> </w:t>
-            </w:r>
-            <w:r>
-              <w:t xml:space="preserve">(tabular models) or</w:t>
-            </w:r>
-            <w:r>
-              <w:t xml:space="preserve"> </w:t>
-            </w:r>
-            <w:r>
-              <w:rPr>
-                <w:b/>
-                <w:bCs/>
-              </w:rPr>
-              <w:t xml:space="preserve">Sample input / output</w:t>
-            </w:r>
-            <w:r>
-              <w:t xml:space="preserve"> </w:t>
-            </w:r>
-            <w:r>
-              <w:t xml:space="preserve">(text / JSON / tensor models).</w:t>
-            </w:r>
-          </w:p>
-        </w:tc>
-      </w:tr>
-      <w:tr>
-        <w:tc>
-          <w:tcPr/>
-          <w:p>
-            <w:pPr>
-              <w:pStyle w:val="Compact"/>
-            </w:pPr>
-            <w:r>
-              <w:rPr>
-                <w:b/>
-                <w:bCs/>
-              </w:rPr>
-              <w:t xml:space="preserve">Input / Output schema</w:t>
-            </w:r>
-            <w:r>
-              <w:t xml:space="preserve"> </w:t>
-            </w:r>
-            <w:r>
-              <w:rPr>
-                <w:i/>
-                <w:iCs/>
-              </w:rPr>
-              <w:t xml:space="preserve">(schema mode)</w:t>
-            </w:r>
-          </w:p>
-        </w:tc>
-        <w:tc>
-          <w:tcPr/>
-          <w:p>
-            <w:pPr>
-              <w:pStyle w:val="Compact"/>
-            </w:pPr>
-            <w:r>
-              <w:t xml:space="preserve">—</w:t>
-            </w:r>
-          </w:p>
-        </w:tc>
-        <w:tc>
-          <w:tcPr/>
-          <w:p>
-            <w:pPr>
-              <w:pStyle w:val="Compact"/>
-            </w:pPr>
-            <w:r>
-              <w:t xml:space="preserve">JSON arrays of the model’s columns (see section 7).</w:t>
-            </w:r>
-          </w:p>
-        </w:tc>
-      </w:tr>
-      <w:tr>
-        <w:tc>
-          <w:tcPr/>
-          <w:p>
-            <w:pPr>
-              <w:pStyle w:val="Compact"/>
-            </w:pPr>
-            <w:r>
-              <w:rPr>
-                <w:b/>
-                <w:bCs/>
-              </w:rPr>
-              <w:t xml:space="preserve">Sample input / output</w:t>
-            </w:r>
-            <w:r>
-              <w:t xml:space="preserve"> </w:t>
-            </w:r>
-            <w:r>
-              <w:rPr>
-                <w:i/>
-                <w:iCs/>
-              </w:rPr>
-              <w:t xml:space="preserve">(sample mode)</w:t>
-            </w:r>
-          </w:p>
-        </w:tc>
-        <w:tc>
-          <w:tcPr/>
-          <w:p>
-            <w:pPr>
-              <w:pStyle w:val="Compact"/>
-            </w:pPr>
-            <w:r>
-              <w:t xml:space="preserve">—</w:t>
-            </w:r>
-          </w:p>
-        </w:tc>
-        <w:tc>
-          <w:tcPr/>
-          <w:p>
-            <w:pPr>
-              <w:pStyle w:val="Compact"/>
-            </w:pPr>
-            <w:r>
-              <w:t xml:space="preserve">A real request/response example, e.g. </w:t>
-            </w:r>
-            <w:r>
-              <w:rPr>
-                <w:rStyle w:val="VerbatimChar"/>
-              </w:rPr>
-              <w:t xml:space="preserve">{"instances": [...]}</w:t>
-            </w:r>
-            <w:r>
-              <w:t xml:space="preserve"> </w:t>
-            </w:r>
-            <w:r>
-              <w:t xml:space="preserve">/</w:t>
-            </w:r>
-            <w:r>
-              <w:t xml:space="preserve"> </w:t>
-            </w:r>
-            <w:r>
-              <w:rPr>
-                <w:rStyle w:val="VerbatimChar"/>
-              </w:rPr>
-              <w:t xml:space="preserve">{"predictions": [...]}</w:t>
-            </w:r>
-            <w:r>
-              <w:t xml:space="preserve"> </w:t>
-            </w:r>
-            <w:r>
-              <w:t xml:space="preserve">(see section 7).</w:t>
-            </w:r>
-          </w:p>
-        </w:tc>
-      </w:tr>
-      <w:tr>
-        <w:tc>
-          <w:tcPr/>
-          <w:p>
-            <w:pPr>
-              <w:pStyle w:val="Compact"/>
-            </w:pPr>
-            <w:r>
-              <w:rPr>
-                <w:b/>
-                <w:bCs/>
-              </w:rPr>
-              <w:t xml:space="preserve">Experiment name</w:t>
-            </w:r>
-          </w:p>
-        </w:tc>
-        <w:tc>
-          <w:tcPr/>
-          <w:p>
-            <w:pPr>
-              <w:pStyle w:val="Compact"/>
-            </w:pPr>
-            <w:r>
-              <w:t xml:space="preserve">No</w:t>
-            </w:r>
-          </w:p>
-        </w:tc>
-        <w:tc>
-          <w:tcPr/>
-          <w:p>
-            <w:pPr>
-              <w:pStyle w:val="Compact"/>
-            </w:pPr>
-            <w:r>
-              <w:t xml:space="preserve">MLflow experiment path to log to.</w:t>
-            </w:r>
-            <w:r>
-              <w:t xml:space="preserve"> </w:t>
-            </w:r>
-            <w:r>
-              <w:rPr>
-                <w:b/>
-                <w:bCs/>
-              </w:rPr>
-              <w:t xml:space="preserve">Leave blank</w:t>
-            </w:r>
-            <w:r>
-              <w:t xml:space="preserve"> </w:t>
-            </w:r>
-            <w:r>
-              <w:t xml:space="preserve">to use the environment’s configured default.</w:t>
-            </w:r>
-          </w:p>
-        </w:tc>
-      </w:tr>
-      <w:tr>
-        <w:tc>
-          <w:tcPr/>
-          <w:p>
-            <w:pPr>
-              <w:pStyle w:val="Compact"/>
-            </w:pPr>
-            <w:r>
-              <w:rPr>
-                <w:b/>
-                <w:bCs/>
-              </w:rPr>
-              <w:t xml:space="preserve">Evaluation dataset</w:t>
-            </w:r>
-          </w:p>
-        </w:tc>
-        <w:tc>
-          <w:tcPr/>
-          <w:p>
-            <w:pPr>
-              <w:pStyle w:val="Compact"/>
-            </w:pPr>
-            <w:r>
-              <w:t xml:space="preserve">No</w:t>
-            </w:r>
-          </w:p>
-        </w:tc>
-        <w:tc>
-          <w:tcPr/>
-          <w:p>
-            <w:pPr>
-              <w:pStyle w:val="Compact"/>
-            </w:pPr>
-            <w:r>
-              <w:t xml:space="preserve">A CSV/Parquet path to score the model against (see section 9). Leave blank to skip.</w:t>
+              <w:t xml:space="preserve">(section 9). Leave blank to skip.</w:t>
             </w:r>
           </w:p>
         </w:tc>
@@ -1253,7 +1554,7 @@
               <w:pStyle w:val="Compact"/>
             </w:pPr>
             <w:r>
-              <w:t xml:space="preserve">No</w:t>
+              <w:t xml:space="preserve">Yes</w:t>
             </w:r>
           </w:p>
         </w:tc>
@@ -1274,13 +1575,13 @@
                 <w:b/>
                 <w:bCs/>
               </w:rPr>
-              <w:t xml:space="preserve">Leave blank</w:t>
+              <w:t xml:space="preserve">Pre-filled</w:t>
             </w:r>
             <w:r>
               <w:t xml:space="preserve"> </w:t>
             </w:r>
             <w:r>
-              <w:t xml:space="preserve">to use the environment’s configured default.</w:t>
+              <w:t xml:space="preserve">with the environment’s configured policy; edit only to override.</w:t>
             </w:r>
           </w:p>
         </w:tc>
@@ -1319,7 +1620,7 @@
               <w:pStyle w:val="Compact"/>
             </w:pPr>
             <w:r>
-              <w:t xml:space="preserve">CPU or GPU, size (SMALL / MEDIUM / LARGE), and scale-to-zero on/off (see section 8).</w:t>
+              <w:t xml:space="preserve">CPU or GPU, size (SMALL / MEDIUM / LARGE), and scale-to-zero on/off (section 8).</w:t>
             </w:r>
           </w:p>
         </w:tc>
@@ -1358,7 +1659,7 @@
               <w:pStyle w:val="Compact"/>
             </w:pPr>
             <w:r>
-              <w:t xml:space="preserve">A JSON object of extra tags for the endpoint (see section 10).</w:t>
+              <w:t xml:space="preserve">A JSON object of extra tags for the endpoint (section 10).</w:t>
             </w:r>
           </w:p>
         </w:tc>
@@ -1397,7 +1698,7 @@
               <w:pStyle w:val="Compact"/>
             </w:pPr>
             <w:r>
-              <w:t xml:space="preserve">JSON granting others access to the endpoint (see section 11).</w:t>
+              <w:t xml:space="preserve">JSON granting others access to the endpoint (section 11).</w:t>
             </w:r>
           </w:p>
         </w:tc>
@@ -1418,23 +1719,23 @@
         <w:t xml:space="preserve"> </w:t>
       </w:r>
       <w:r>
-        <w:t xml:space="preserve">both are optional. When you leave them blank,</w:t>
-      </w:r>
-      <w:r>
-        <w:t xml:space="preserve"> </w:t>
-      </w:r>
-      <w:r>
-        <w:t xml:space="preserve">the deployment uses the defaults your administrator configured for the environment. Fill them in</w:t>
-      </w:r>
-      <w:r>
-        <w:t xml:space="preserve"> </w:t>
-      </w:r>
-      <w:r>
-        <w:t xml:space="preserve">only to override for a single deployment.</w:t>
+        <w:t xml:space="preserve">both are required, and both are pre-filled</w:t>
+      </w:r>
+      <w:r>
+        <w:t xml:space="preserve"> </w:t>
+      </w:r>
+      <w:r>
+        <w:t xml:space="preserve">with the defaults your administrator configured for the environment. Change them only to override</w:t>
+      </w:r>
+      <w:r>
+        <w:t xml:space="preserve"> </w:t>
+      </w:r>
+      <w:r>
+        <w:t xml:space="preserve">for a single deployment.</w:t>
       </w:r>
     </w:p>
     <w:bookmarkEnd w:id="24"/>
-    <w:bookmarkStart w:id="25" w:name="choosing-an-artifact"/>
+    <w:bookmarkStart w:id="27" w:name="choosing-an-artifact"/>
     <w:p>
       <w:pPr>
         <w:pStyle w:val="Heading1"/>
@@ -1461,7 +1762,100 @@
         <w:t xml:space="preserve">variants</w:t>
       </w:r>
       <w:r>
-        <w:t xml:space="preserve">. A variant is one of:</w:t>
+        <w:t xml:space="preserve">. A variant is either a</w:t>
+      </w:r>
+      <w:r>
+        <w:t xml:space="preserve"> </w:t>
+      </w:r>
+      <w:r>
+        <w:rPr>
+          <w:b/>
+          <w:bCs/>
+        </w:rPr>
+        <w:t xml:space="preserve">New artifact</w:t>
+      </w:r>
+      <w:r>
+        <w:t xml:space="preserve"> </w:t>
+      </w:r>
+      <w:r>
+        <w:t xml:space="preserve">(registered as</w:t>
+      </w:r>
+      <w:r>
+        <w:t xml:space="preserve"> </w:t>
+      </w:r>
+      <w:r>
+        <w:t xml:space="preserve">a new version) or an</w:t>
+      </w:r>
+      <w:r>
+        <w:t xml:space="preserve"> </w:t>
+      </w:r>
+      <w:r>
+        <w:rPr>
+          <w:b/>
+          <w:bCs/>
+        </w:rPr>
+        <w:t xml:space="preserve">Existing version</w:t>
+      </w:r>
+      <w:r>
+        <w:t xml:space="preserve"> </w:t>
+      </w:r>
+      <w:r>
+        <w:t xml:space="preserve">of the same Unity Catalog model, served as-is — used for</w:t>
+      </w:r>
+      <w:r>
+        <w:t xml:space="preserve"> </w:t>
+      </w:r>
+      <w:r>
+        <w:t xml:space="preserve">champion-vs-challenger A/B tests (section 14).</w:t>
+      </w:r>
+    </w:p>
+    <w:p>
+      <w:pPr>
+        <w:pStyle w:val="BodyText"/>
+      </w:pPr>
+      <w:r>
+        <w:t xml:space="preserve">For a new artifact you choose</w:t>
+      </w:r>
+      <w:r>
+        <w:t xml:space="preserve"> </w:t>
+      </w:r>
+      <w:r>
+        <w:rPr>
+          <w:b/>
+          <w:bCs/>
+        </w:rPr>
+        <w:t xml:space="preserve">where</w:t>
+      </w:r>
+      <w:r>
+        <w:t xml:space="preserve"> </w:t>
+      </w:r>
+      <w:r>
+        <w:t xml:space="preserve">it lives and</w:t>
+      </w:r>
+      <w:r>
+        <w:t xml:space="preserve"> </w:t>
+      </w:r>
+      <w:r>
+        <w:rPr>
+          <w:b/>
+          <w:bCs/>
+        </w:rPr>
+        <w:t xml:space="preserve">what</w:t>
+      </w:r>
+      <w:r>
+        <w:t xml:space="preserve"> </w:t>
+      </w:r>
+      <w:r>
+        <w:t xml:space="preserve">it is, then enter the path.</w:t>
+      </w:r>
+    </w:p>
+    <w:bookmarkStart w:id="25" w:name="where-it-lives"/>
+    <w:p>
+      <w:pPr>
+        <w:pStyle w:val="Heading2"/>
+      </w:pPr>
+      <w:r>
+        <w:t xml:space="preserve">Where it lives</w:t>
       </w:r>
     </w:p>
     <w:p>
@@ -1477,38 +1871,13 @@
           <w:b/>
           <w:bCs/>
         </w:rPr>
-        <w:t xml:space="preserve">New artifact</w:t>
-      </w:r>
-      <w:r>
-        <w:t xml:space="preserve"> </w:t>
-      </w:r>
-      <w:r>
-        <w:t xml:space="preserve">— a model file that gets wrapped and registered as a new version. Choose the</w:t>
-      </w:r>
-      <w:r>
-        <w:t xml:space="preserve"> </w:t>
-      </w:r>
-      <w:r>
-        <w:t xml:space="preserve">source type and enter the path:</w:t>
-      </w:r>
-    </w:p>
-    <w:p>
-      <w:pPr>
-        <w:pStyle w:val="Compact"/>
-        <w:numPr>
-          <w:ilvl w:val="1"/>
-          <w:numId w:val="1004"/>
-        </w:numPr>
-      </w:pPr>
-      <w:r>
-        <w:rPr>
-          <w:b/>
-          <w:bCs/>
-        </w:rPr>
         <w:t xml:space="preserve">UC Volume</w:t>
       </w:r>
       <w:r>
-        <w:t xml:space="preserve">:</w:t>
+        <w:t xml:space="preserve"> </w:t>
+      </w:r>
+      <w:r>
+        <w:t xml:space="preserve">—</w:t>
       </w:r>
       <w:r>
         <w:t xml:space="preserve"> </w:t>
@@ -1519,24 +1888,11 @@
         </w:rPr>
         <w:t xml:space="preserve">/Volumes/&lt;catalog&gt;/&lt;schema&gt;/&lt;volume&gt;/path/to/model.pkl</w:t>
       </w:r>
-    </w:p>
-    <w:p>
-      <w:pPr>
-        <w:pStyle w:val="Compact"/>
-        <w:numPr>
-          <w:ilvl w:val="1"/>
-          <w:numId w:val="1004"/>
-        </w:numPr>
-      </w:pPr>
-      <w:r>
-        <w:rPr>
-          <w:b/>
-          <w:bCs/>
-        </w:rPr>
-        <w:t xml:space="preserve">S3</w:t>
-      </w:r>
-      <w:r>
-        <w:t xml:space="preserve">:</w:t>
+      <w:r>
+        <w:t xml:space="preserve"> </w:t>
+      </w:r>
+      <w:r>
+        <w:t xml:space="preserve">(or</w:t>
       </w:r>
       <w:r>
         <w:t xml:space="preserve"> </w:t>
@@ -1545,7 +1901,10 @@
         <w:rPr>
           <w:rStyle w:val="VerbatimChar"/>
         </w:rPr>
-        <w:t xml:space="preserve">s3://bucket/path/to/model.pkl</w:t>
+        <w:t xml:space="preserve">…/model_folder/</w:t>
+      </w:r>
+      <w:r>
+        <w:t xml:space="preserve">).</w:t>
       </w:r>
     </w:p>
     <w:p>
@@ -1561,969 +1920,84 @@
           <w:b/>
           <w:bCs/>
         </w:rPr>
-        <w:t xml:space="preserve">Existing version</w:t>
-      </w:r>
-      <w:r>
-        <w:t xml:space="preserve"> </w:t>
-      </w:r>
-      <w:r>
-        <w:t xml:space="preserve">— an already-registered version of the same Unity Catalog model. It is</w:t>
-      </w:r>
-      <w:r>
-        <w:t xml:space="preserve"> </w:t>
-      </w:r>
-      <w:r>
-        <w:t xml:space="preserve">served</w:t>
-      </w:r>
-      <w:r>
-        <w:t xml:space="preserve"> </w:t>
-      </w:r>
-      <w:r>
-        <w:rPr>
-          <w:b/>
-          <w:bCs/>
-        </w:rPr>
-        <w:t xml:space="preserve">as-is</w:t>
-      </w:r>
-      <w:r>
-        <w:t xml:space="preserve"> </w:t>
-      </w:r>
-      <w:r>
-        <w:t xml:space="preserve">(no re-wrapping). Used for champion-vs-challenger A/B tests (section 13).</w:t>
-      </w:r>
-    </w:p>
-    <w:p>
-      <w:pPr>
-        <w:pStyle w:val="FirstParagraph"/>
-      </w:pPr>
-      <w:r>
-        <w:t xml:space="preserve">Supported artifact formats are standard pickled model files (e.g. scikit-learn, XGBoost, LightGBM).</w:t>
+        <w:t xml:space="preserve">S3 Bucket</w:t>
+      </w:r>
+      <w:r>
+        <w:t xml:space="preserve"> </w:t>
+      </w:r>
+      <w:r>
+        <w:t xml:space="preserve">—</w:t>
+      </w:r>
+      <w:r>
+        <w:t xml:space="preserve"> </w:t>
+      </w:r>
+      <w:r>
+        <w:rPr>
+          <w:rStyle w:val="VerbatimChar"/>
+        </w:rPr>
+        <w:t xml:space="preserve">s3://bucket/path/to/model.pkl</w:t>
+      </w:r>
+      <w:r>
+        <w:t xml:space="preserve">. The S3 location must be registered in Unity</w:t>
+      </w:r>
+      <w:r>
+        <w:t xml:space="preserve"> </w:t>
+      </w:r>
+      <w:r>
+        <w:t xml:space="preserve">Catalog as an</w:t>
+      </w:r>
+      <w:r>
+        <w:t xml:space="preserve"> </w:t>
+      </w:r>
+      <w:r>
+        <w:rPr>
+          <w:b/>
+          <w:bCs/>
+        </w:rPr>
+        <w:t xml:space="preserve">external volume</w:t>
+      </w:r>
+      <w:r>
+        <w:t xml:space="preserve"> </w:t>
+      </w:r>
+      <w:r>
+        <w:t xml:space="preserve">you can read. The deployment swaps the S3 path for the matching</w:t>
+      </w:r>
+      <w:r>
+        <w:t xml:space="preserve"> </w:t>
+      </w:r>
+      <w:r>
+        <w:rPr>
+          <w:rStyle w:val="VerbatimChar"/>
+        </w:rPr>
+        <w:t xml:space="preserve">/Volumes/&lt;catalog&gt;/&lt;schema&gt;/&lt;volume&gt;/…</w:t>
+      </w:r>
+      <w:r>
+        <w:t xml:space="preserve"> </w:t>
+      </w:r>
+      <w:r>
+        <w:t xml:space="preserve">path and reads it like any UC Volume artifact; the</w:t>
+      </w:r>
+      <w:r>
+        <w:t xml:space="preserve"> </w:t>
+      </w:r>
+      <w:r>
+        <w:t xml:space="preserve">timeline shows the swap, and a new version is pre-filled with the volume path. If no external</w:t>
+      </w:r>
+      <w:r>
+        <w:t xml:space="preserve"> </w:t>
+      </w:r>
+      <w:r>
+        <w:t xml:space="preserve">volume covers the S3 path, the deployment fails with a clear message.</w:t>
       </w:r>
     </w:p>
     <w:bookmarkEnd w:id="25"/>
-    <w:bookmarkStart w:id="28" w:name="X30f960dc9e75c4ba1d958169875cefc9411b086"/>
-    <w:p>
-      <w:pPr>
-        <w:pStyle w:val="Heading1"/>
-      </w:pPr>
-      <w:r>
-        <w:t xml:space="preserve">7. Defining the model contract (schema</w:t>
-      </w:r>
-      <w:r>
-        <w:t xml:space="preserve"> </w:t>
-      </w:r>
-      <w:r>
-        <w:rPr>
-          <w:b/>
-          <w:bCs/>
-        </w:rPr>
-        <w:t xml:space="preserve">or</w:t>
-      </w:r>
-      <w:r>
-        <w:t xml:space="preserve"> </w:t>
-      </w:r>
-      <w:r>
-        <w:t xml:space="preserve">sample)</w:t>
-      </w:r>
-    </w:p>
-    <w:p>
-      <w:pPr>
-        <w:pStyle w:val="FirstParagraph"/>
-      </w:pPr>
-      <w:r>
-        <w:t xml:space="preserve">Every model must have a contract so it can be registered and served. Pick one of two modes with the</w:t>
-      </w:r>
-      <w:r>
-        <w:t xml:space="preserve"> </w:t>
-      </w:r>
-      <w:r>
-        <w:rPr>
-          <w:b/>
-          <w:bCs/>
-        </w:rPr>
-        <w:t xml:space="preserve">Model contract</w:t>
-      </w:r>
-      <w:r>
-        <w:t xml:space="preserve"> </w:t>
-      </w:r>
-      <w:r>
-        <w:t xml:space="preserve">selector on the form. (Unity Catalog requires a signature, so you can’t deploy</w:t>
-      </w:r>
-      <w:r>
-        <w:t xml:space="preserve"> </w:t>
-      </w:r>
-      <w:r>
-        <w:t xml:space="preserve">with no contract at all.)</w:t>
-      </w:r>
-    </w:p>
-    <w:bookmarkStart w:id="26" w:name="mode-a-columnar-schema-tabular-models"/>
+    <w:bookmarkStart w:id="26" w:name="what-it-is"/>
     <w:p>
       <w:pPr>
         <w:pStyle w:val="Heading2"/>
       </w:pPr>
       <w:r>
-        <w:t xml:space="preserve">Mode A — Columnar schema (tabular models)</w:t>
-      </w:r>
-    </w:p>
-    <w:p>
-      <w:pPr>
-        <w:pStyle w:val="FirstParagraph"/>
-      </w:pPr>
-      <w:r>
-        <w:t xml:space="preserve">Enter an</w:t>
-      </w:r>
-      <w:r>
-        <w:t xml:space="preserve"> </w:t>
-      </w:r>
-      <w:r>
-        <w:rPr>
-          <w:b/>
-          <w:bCs/>
-        </w:rPr>
-        <w:t xml:space="preserve">Input schema</w:t>
-      </w:r>
-      <w:r>
-        <w:t xml:space="preserve"> </w:t>
-      </w:r>
-      <w:r>
-        <w:t xml:space="preserve">and</w:t>
-      </w:r>
-      <w:r>
-        <w:t xml:space="preserve"> </w:t>
-      </w:r>
-      <w:r>
-        <w:rPr>
-          <w:b/>
-          <w:bCs/>
-        </w:rPr>
-        <w:t xml:space="preserve">Output schema</w:t>
-      </w:r>
-      <w:r>
-        <w:t xml:space="preserve"> </w:t>
-      </w:r>
-      <w:r>
-        <w:t xml:space="preserve">as JSON arrays; each entry is</w:t>
-      </w:r>
-      <w:r>
-        <w:t xml:space="preserve"> </w:t>
-      </w:r>
-      <w:r>
-        <w:rPr>
-          <w:rStyle w:val="VerbatimChar"/>
-        </w:rPr>
-        <w:t xml:space="preserve">{ "name": "&lt;field&gt;", "type": "&lt;type&gt;" }</w:t>
-      </w:r>
-      <w:r>
-        <w:t xml:space="preserve">. Use</w:t>
-      </w:r>
-      <w:r>
-        <w:t xml:space="preserve"> </w:t>
-      </w:r>
-      <w:r>
-        <w:rPr>
-          <w:rStyle w:val="VerbatimChar"/>
-        </w:rPr>
-        <w:t xml:space="preserve">double</w:t>
-      </w:r>
-      <w:r>
-        <w:t xml:space="preserve"> </w:t>
-      </w:r>
-      <w:r>
-        <w:t xml:space="preserve">for continuous features/regression outputs</w:t>
-      </w:r>
-      <w:r>
-        <w:t xml:space="preserve"> </w:t>
-      </w:r>
-      <w:r>
-        <w:t xml:space="preserve">and</w:t>
-      </w:r>
-      <w:r>
-        <w:t xml:space="preserve"> </w:t>
-      </w:r>
-      <w:r>
-        <w:rPr>
-          <w:rStyle w:val="VerbatimChar"/>
-        </w:rPr>
-        <w:t xml:space="preserve">long</w:t>
-      </w:r>
-      <w:r>
-        <w:t xml:space="preserve"> </w:t>
-      </w:r>
-      <w:r>
-        <w:t xml:space="preserve">for integer/class outputs (this also tells the validator whether to score as a classifier</w:t>
-      </w:r>
-      <w:r>
-        <w:t xml:space="preserve"> </w:t>
-      </w:r>
-      <w:r>
-        <w:t xml:space="preserve">or regressor).</w:t>
-      </w:r>
-    </w:p>
-    <w:p>
-      <w:pPr>
-        <w:pStyle w:val="BodyText"/>
-      </w:pPr>
-      <w:r>
-        <w:t xml:space="preserve">Input schema — the model’s features (order matters):</w:t>
-      </w:r>
-    </w:p>
-    <w:p>
-      <w:pPr>
-        <w:pStyle w:val="SourceCode"/>
-      </w:pPr>
-      <w:r>
-        <w:rPr>
-          <w:rStyle w:val="OtherTok"/>
-        </w:rPr>
-        <w:t xml:space="preserve">[</w:t>
-      </w:r>
-      <w:r>
-        <w:br/>
-      </w:r>
-      <w:r>
-        <w:rPr>
-          <w:rStyle w:val="NormalTok"/>
-        </w:rPr>
-        <w:t xml:space="preserve">  </w:t>
-      </w:r>
-      <w:r>
-        <w:rPr>
-          <w:rStyle w:val="FunctionTok"/>
-        </w:rPr>
-        <w:t xml:space="preserve">{</w:t>
-      </w:r>
-      <w:r>
-        <w:rPr>
-          <w:rStyle w:val="NormalTok"/>
-        </w:rPr>
-        <w:t xml:space="preserve"> </w:t>
-      </w:r>
-      <w:r>
-        <w:rPr>
-          <w:rStyle w:val="DataTypeTok"/>
-        </w:rPr>
-        <w:t xml:space="preserve">"name"</w:t>
-      </w:r>
-      <w:r>
-        <w:rPr>
-          <w:rStyle w:val="FunctionTok"/>
-        </w:rPr>
-        <w:t xml:space="preserve">:</w:t>
-      </w:r>
-      <w:r>
-        <w:rPr>
-          <w:rStyle w:val="NormalTok"/>
-        </w:rPr>
-        <w:t xml:space="preserve"> </w:t>
-      </w:r>
-      <w:r>
-        <w:rPr>
-          <w:rStyle w:val="StringTok"/>
-        </w:rPr>
-        <w:t xml:space="preserve">"sqft"</w:t>
-      </w:r>
-      <w:r>
-        <w:rPr>
-          <w:rStyle w:val="FunctionTok"/>
-        </w:rPr>
-        <w:t xml:space="preserve">,</w:t>
-      </w:r>
-      <w:r>
-        <w:rPr>
-          <w:rStyle w:val="NormalTok"/>
-        </w:rPr>
-        <w:t xml:space="preserve"> </w:t>
-      </w:r>
-      <w:r>
-        <w:rPr>
-          <w:rStyle w:val="DataTypeTok"/>
-        </w:rPr>
-        <w:t xml:space="preserve">"type"</w:t>
-      </w:r>
-      <w:r>
-        <w:rPr>
-          <w:rStyle w:val="FunctionTok"/>
-        </w:rPr>
-        <w:t xml:space="preserve">:</w:t>
-      </w:r>
-      <w:r>
-        <w:rPr>
-          <w:rStyle w:val="NormalTok"/>
-        </w:rPr>
-        <w:t xml:space="preserve"> </w:t>
-      </w:r>
-      <w:r>
-        <w:rPr>
-          <w:rStyle w:val="StringTok"/>
-        </w:rPr>
-        <w:t xml:space="preserve">"double"</w:t>
-      </w:r>
-      <w:r>
-        <w:rPr>
-          <w:rStyle w:val="NormalTok"/>
-        </w:rPr>
-        <w:t xml:space="preserve"> </w:t>
-      </w:r>
-      <w:r>
-        <w:rPr>
-          <w:rStyle w:val="FunctionTok"/>
-        </w:rPr>
-        <w:t xml:space="preserve">}</w:t>
-      </w:r>
-      <w:r>
-        <w:rPr>
-          <w:rStyle w:val="OtherTok"/>
-        </w:rPr>
-        <w:t xml:space="preserve">,</w:t>
-      </w:r>
-      <w:r>
-        <w:br/>
-      </w:r>
-      <w:r>
-        <w:rPr>
-          <w:rStyle w:val="NormalTok"/>
-        </w:rPr>
-        <w:t xml:space="preserve">  </w:t>
-      </w:r>
-      <w:r>
-        <w:rPr>
-          <w:rStyle w:val="FunctionTok"/>
-        </w:rPr>
-        <w:t xml:space="preserve">{</w:t>
-      </w:r>
-      <w:r>
-        <w:rPr>
-          <w:rStyle w:val="NormalTok"/>
-        </w:rPr>
-        <w:t xml:space="preserve"> </w:t>
-      </w:r>
-      <w:r>
-        <w:rPr>
-          <w:rStyle w:val="DataTypeTok"/>
-        </w:rPr>
-        <w:t xml:space="preserve">"name"</w:t>
-      </w:r>
-      <w:r>
-        <w:rPr>
-          <w:rStyle w:val="FunctionTok"/>
-        </w:rPr>
-        <w:t xml:space="preserve">:</w:t>
-      </w:r>
-      <w:r>
-        <w:rPr>
-          <w:rStyle w:val="NormalTok"/>
-        </w:rPr>
-        <w:t xml:space="preserve"> </w:t>
-      </w:r>
-      <w:r>
-        <w:rPr>
-          <w:rStyle w:val="StringTok"/>
-        </w:rPr>
-        <w:t xml:space="preserve">"bedrooms"</w:t>
-      </w:r>
-      <w:r>
-        <w:rPr>
-          <w:rStyle w:val="FunctionTok"/>
-        </w:rPr>
-        <w:t xml:space="preserve">,</w:t>
-      </w:r>
-      <w:r>
-        <w:rPr>
-          <w:rStyle w:val="NormalTok"/>
-        </w:rPr>
-        <w:t xml:space="preserve"> </w:t>
-      </w:r>
-      <w:r>
-        <w:rPr>
-          <w:rStyle w:val="DataTypeTok"/>
-        </w:rPr>
-        <w:t xml:space="preserve">"type"</w:t>
-      </w:r>
-      <w:r>
-        <w:rPr>
-          <w:rStyle w:val="FunctionTok"/>
-        </w:rPr>
-        <w:t xml:space="preserve">:</w:t>
-      </w:r>
-      <w:r>
-        <w:rPr>
-          <w:rStyle w:val="NormalTok"/>
-        </w:rPr>
-        <w:t xml:space="preserve"> </w:t>
-      </w:r>
-      <w:r>
-        <w:rPr>
-          <w:rStyle w:val="StringTok"/>
-        </w:rPr>
-        <w:t xml:space="preserve">"double"</w:t>
-      </w:r>
-      <w:r>
-        <w:rPr>
-          <w:rStyle w:val="NormalTok"/>
-        </w:rPr>
-        <w:t xml:space="preserve"> </w:t>
-      </w:r>
-      <w:r>
-        <w:rPr>
-          <w:rStyle w:val="FunctionTok"/>
-        </w:rPr>
-        <w:t xml:space="preserve">}</w:t>
-      </w:r>
-      <w:r>
-        <w:rPr>
-          <w:rStyle w:val="OtherTok"/>
-        </w:rPr>
-        <w:t xml:space="preserve">,</w:t>
-      </w:r>
-      <w:r>
-        <w:br/>
-      </w:r>
-      <w:r>
-        <w:rPr>
-          <w:rStyle w:val="NormalTok"/>
-        </w:rPr>
-        <w:t xml:space="preserve">  </w:t>
-      </w:r>
-      <w:r>
-        <w:rPr>
-          <w:rStyle w:val="FunctionTok"/>
-        </w:rPr>
-        <w:t xml:space="preserve">{</w:t>
-      </w:r>
-      <w:r>
-        <w:rPr>
-          <w:rStyle w:val="NormalTok"/>
-        </w:rPr>
-        <w:t xml:space="preserve"> </w:t>
-      </w:r>
-      <w:r>
-        <w:rPr>
-          <w:rStyle w:val="DataTypeTok"/>
-        </w:rPr>
-        <w:t xml:space="preserve">"name"</w:t>
-      </w:r>
-      <w:r>
-        <w:rPr>
-          <w:rStyle w:val="FunctionTok"/>
-        </w:rPr>
-        <w:t xml:space="preserve">:</w:t>
-      </w:r>
-      <w:r>
-        <w:rPr>
-          <w:rStyle w:val="NormalTok"/>
-        </w:rPr>
-        <w:t xml:space="preserve"> </w:t>
-      </w:r>
-      <w:r>
-        <w:rPr>
-          <w:rStyle w:val="StringTok"/>
-        </w:rPr>
-        <w:t xml:space="preserve">"bathrooms"</w:t>
-      </w:r>
-      <w:r>
-        <w:rPr>
-          <w:rStyle w:val="FunctionTok"/>
-        </w:rPr>
-        <w:t xml:space="preserve">,</w:t>
-      </w:r>
-      <w:r>
-        <w:rPr>
-          <w:rStyle w:val="NormalTok"/>
-        </w:rPr>
-        <w:t xml:space="preserve"> </w:t>
-      </w:r>
-      <w:r>
-        <w:rPr>
-          <w:rStyle w:val="DataTypeTok"/>
-        </w:rPr>
-        <w:t xml:space="preserve">"type"</w:t>
-      </w:r>
-      <w:r>
-        <w:rPr>
-          <w:rStyle w:val="FunctionTok"/>
-        </w:rPr>
-        <w:t xml:space="preserve">:</w:t>
-      </w:r>
-      <w:r>
-        <w:rPr>
-          <w:rStyle w:val="NormalTok"/>
-        </w:rPr>
-        <w:t xml:space="preserve"> </w:t>
-      </w:r>
-      <w:r>
-        <w:rPr>
-          <w:rStyle w:val="StringTok"/>
-        </w:rPr>
-        <w:t xml:space="preserve">"double"</w:t>
-      </w:r>
-      <w:r>
-        <w:rPr>
-          <w:rStyle w:val="NormalTok"/>
-        </w:rPr>
-        <w:t xml:space="preserve"> </w:t>
-      </w:r>
-      <w:r>
-        <w:rPr>
-          <w:rStyle w:val="FunctionTok"/>
-        </w:rPr>
-        <w:t xml:space="preserve">}</w:t>
-      </w:r>
-      <w:r>
-        <w:rPr>
-          <w:rStyle w:val="OtherTok"/>
-        </w:rPr>
-        <w:t xml:space="preserve">,</w:t>
-      </w:r>
-      <w:r>
-        <w:br/>
-      </w:r>
-      <w:r>
-        <w:rPr>
-          <w:rStyle w:val="NormalTok"/>
-        </w:rPr>
-        <w:t xml:space="preserve">  </w:t>
-      </w:r>
-      <w:r>
-        <w:rPr>
-          <w:rStyle w:val="FunctionTok"/>
-        </w:rPr>
-        <w:t xml:space="preserve">{</w:t>
-      </w:r>
-      <w:r>
-        <w:rPr>
-          <w:rStyle w:val="NormalTok"/>
-        </w:rPr>
-        <w:t xml:space="preserve"> </w:t>
-      </w:r>
-      <w:r>
-        <w:rPr>
-          <w:rStyle w:val="DataTypeTok"/>
-        </w:rPr>
-        <w:t xml:space="preserve">"name"</w:t>
-      </w:r>
-      <w:r>
-        <w:rPr>
-          <w:rStyle w:val="FunctionTok"/>
-        </w:rPr>
-        <w:t xml:space="preserve">:</w:t>
-      </w:r>
-      <w:r>
-        <w:rPr>
-          <w:rStyle w:val="NormalTok"/>
-        </w:rPr>
-        <w:t xml:space="preserve"> </w:t>
-      </w:r>
-      <w:r>
-        <w:rPr>
-          <w:rStyle w:val="StringTok"/>
-        </w:rPr>
-        <w:t xml:space="preserve">"age"</w:t>
-      </w:r>
-      <w:r>
-        <w:rPr>
-          <w:rStyle w:val="FunctionTok"/>
-        </w:rPr>
-        <w:t xml:space="preserve">,</w:t>
-      </w:r>
-      <w:r>
-        <w:rPr>
-          <w:rStyle w:val="NormalTok"/>
-        </w:rPr>
-        <w:t xml:space="preserve"> </w:t>
-      </w:r>
-      <w:r>
-        <w:rPr>
-          <w:rStyle w:val="DataTypeTok"/>
-        </w:rPr>
-        <w:t xml:space="preserve">"type"</w:t>
-      </w:r>
-      <w:r>
-        <w:rPr>
-          <w:rStyle w:val="FunctionTok"/>
-        </w:rPr>
-        <w:t xml:space="preserve">:</w:t>
-      </w:r>
-      <w:r>
-        <w:rPr>
-          <w:rStyle w:val="NormalTok"/>
-        </w:rPr>
-        <w:t xml:space="preserve"> </w:t>
-      </w:r>
-      <w:r>
-        <w:rPr>
-          <w:rStyle w:val="StringTok"/>
-        </w:rPr>
-        <w:t xml:space="preserve">"double"</w:t>
-      </w:r>
-      <w:r>
-        <w:rPr>
-          <w:rStyle w:val="NormalTok"/>
-        </w:rPr>
-        <w:t xml:space="preserve"> </w:t>
-      </w:r>
-      <w:r>
-        <w:rPr>
-          <w:rStyle w:val="FunctionTok"/>
-        </w:rPr>
-        <w:t xml:space="preserve">}</w:t>
-      </w:r>
-      <w:r>
-        <w:br/>
-      </w:r>
-      <w:r>
-        <w:rPr>
-          <w:rStyle w:val="OtherTok"/>
-        </w:rPr>
-        <w:t xml:space="preserve">]</w:t>
-      </w:r>
-    </w:p>
-    <w:p>
-      <w:pPr>
-        <w:pStyle w:val="FirstParagraph"/>
-      </w:pPr>
-      <w:r>
-        <w:t xml:space="preserve">Output schema:</w:t>
-      </w:r>
-    </w:p>
-    <w:p>
-      <w:pPr>
-        <w:pStyle w:val="SourceCode"/>
-      </w:pPr>
-      <w:r>
-        <w:rPr>
-          <w:rStyle w:val="OtherTok"/>
-        </w:rPr>
-        <w:t xml:space="preserve">[</w:t>
-      </w:r>
-      <w:r>
-        <w:rPr>
-          <w:rStyle w:val="NormalTok"/>
-        </w:rPr>
-        <w:t xml:space="preserve"> </w:t>
-      </w:r>
-      <w:r>
-        <w:rPr>
-          <w:rStyle w:val="FunctionTok"/>
-        </w:rPr>
-        <w:t xml:space="preserve">{</w:t>
-      </w:r>
-      <w:r>
-        <w:rPr>
-          <w:rStyle w:val="NormalTok"/>
-        </w:rPr>
-        <w:t xml:space="preserve"> </w:t>
-      </w:r>
-      <w:r>
-        <w:rPr>
-          <w:rStyle w:val="DataTypeTok"/>
-        </w:rPr>
-        <w:t xml:space="preserve">"name"</w:t>
-      </w:r>
-      <w:r>
-        <w:rPr>
-          <w:rStyle w:val="FunctionTok"/>
-        </w:rPr>
-        <w:t xml:space="preserve">:</w:t>
-      </w:r>
-      <w:r>
-        <w:rPr>
-          <w:rStyle w:val="NormalTok"/>
-        </w:rPr>
-        <w:t xml:space="preserve"> </w:t>
-      </w:r>
-      <w:r>
-        <w:rPr>
-          <w:rStyle w:val="StringTok"/>
-        </w:rPr>
-        <w:t xml:space="preserve">"price"</w:t>
-      </w:r>
-      <w:r>
-        <w:rPr>
-          <w:rStyle w:val="FunctionTok"/>
-        </w:rPr>
-        <w:t xml:space="preserve">,</w:t>
-      </w:r>
-      <w:r>
-        <w:rPr>
-          <w:rStyle w:val="NormalTok"/>
-        </w:rPr>
-        <w:t xml:space="preserve"> </w:t>
-      </w:r>
-      <w:r>
-        <w:rPr>
-          <w:rStyle w:val="DataTypeTok"/>
-        </w:rPr>
-        <w:t xml:space="preserve">"type"</w:t>
-      </w:r>
-      <w:r>
-        <w:rPr>
-          <w:rStyle w:val="FunctionTok"/>
-        </w:rPr>
-        <w:t xml:space="preserve">:</w:t>
-      </w:r>
-      <w:r>
-        <w:rPr>
-          <w:rStyle w:val="NormalTok"/>
-        </w:rPr>
-        <w:t xml:space="preserve"> </w:t>
-      </w:r>
-      <w:r>
-        <w:rPr>
-          <w:rStyle w:val="StringTok"/>
-        </w:rPr>
-        <w:t xml:space="preserve">"double"</w:t>
-      </w:r>
-      <w:r>
-        <w:rPr>
-          <w:rStyle w:val="NormalTok"/>
-        </w:rPr>
-        <w:t xml:space="preserve"> </w:t>
-      </w:r>
-      <w:r>
-        <w:rPr>
-          <w:rStyle w:val="FunctionTok"/>
-        </w:rPr>
-        <w:t xml:space="preserve">}</w:t>
-      </w:r>
-      <w:r>
-        <w:rPr>
-          <w:rStyle w:val="NormalTok"/>
-        </w:rPr>
-        <w:t xml:space="preserve"> </w:t>
-      </w:r>
-      <w:r>
-        <w:rPr>
-          <w:rStyle w:val="OtherTok"/>
-        </w:rPr>
-        <w:t xml:space="preserve">]</w:t>
-      </w:r>
-    </w:p>
-    <w:bookmarkEnd w:id="26"/>
-    <w:bookmarkStart w:id="27" w:name="X08e52820045ffc5fbe61f7855ea36635fd83993"/>
-    <w:p>
-      <w:pPr>
-        <w:pStyle w:val="Heading2"/>
-      </w:pPr>
-      <w:r>
-        <w:t xml:space="preserve">Mode B — Sample input / output (text, JSON, tensor models)</w:t>
-      </w:r>
-    </w:p>
-    <w:p>
-      <w:pPr>
-        <w:pStyle w:val="FirstParagraph"/>
-      </w:pPr>
-      <w:r>
-        <w:t xml:space="preserve">For models whose contract is an array/JSON payload rather than named columns — e.g. a text</w:t>
-      </w:r>
-      <w:r>
-        <w:t xml:space="preserve"> </w:t>
-      </w:r>
-      <w:r>
-        <w:t xml:space="preserve">classifier invoked as</w:t>
-      </w:r>
-      <w:r>
-        <w:t xml:space="preserve"> </w:t>
-      </w:r>
-      <w:r>
-        <w:rPr>
-          <w:rStyle w:val="VerbatimChar"/>
-        </w:rPr>
-        <w:t xml:space="preserve">{"instances": ["Pregnancy Test", "EKG"]}</w:t>
-      </w:r>
-      <w:r>
-        <w:t xml:space="preserve"> </w:t>
-      </w:r>
-      <w:r>
-        <w:t xml:space="preserve">— switch to</w:t>
-      </w:r>
-      <w:r>
-        <w:t xml:space="preserve"> </w:t>
-      </w:r>
-      <w:r>
-        <w:rPr>
-          <w:b/>
-          <w:bCs/>
-        </w:rPr>
-        <w:t xml:space="preserve">Sample input /</w:t>
-      </w:r>
-      <w:r>
-        <w:rPr>
-          <w:b/>
-          <w:bCs/>
-        </w:rPr>
-        <w:t xml:space="preserve"> </w:t>
-      </w:r>
-      <w:r>
-        <w:rPr>
-          <w:b/>
-          <w:bCs/>
-        </w:rPr>
-        <w:t xml:space="preserve">output</w:t>
-      </w:r>
-      <w:r>
-        <w:t xml:space="preserve"> </w:t>
-      </w:r>
-      <w:r>
-        <w:t xml:space="preserve">and paste a</w:t>
-      </w:r>
-      <w:r>
-        <w:t xml:space="preserve"> </w:t>
-      </w:r>
-      <w:r>
-        <w:rPr>
-          <w:b/>
-          <w:bCs/>
-        </w:rPr>
-        <w:t xml:space="preserve">real example</w:t>
-      </w:r>
-      <w:r>
-        <w:t xml:space="preserve">:</w:t>
-      </w:r>
-    </w:p>
-    <w:p>
-      <w:pPr>
-        <w:pStyle w:val="Compact"/>
-        <w:numPr>
-          <w:ilvl w:val="0"/>
-          <w:numId w:val="1005"/>
-        </w:numPr>
-      </w:pPr>
-      <w:r>
-        <w:rPr>
-          <w:b/>
-          <w:bCs/>
-        </w:rPr>
-        <w:t xml:space="preserve">Sample input:</w:t>
-      </w:r>
-      <w:r>
-        <w:t xml:space="preserve"> </w:t>
-      </w:r>
-      <w:r>
-        <w:rPr>
-          <w:rStyle w:val="VerbatimChar"/>
-        </w:rPr>
-        <w:t xml:space="preserve">{"instances": ["Pregnancy Test", "EKG"]}</w:t>
-      </w:r>
-    </w:p>
-    <w:p>
-      <w:pPr>
-        <w:pStyle w:val="Compact"/>
-        <w:numPr>
-          <w:ilvl w:val="0"/>
-          <w:numId w:val="1005"/>
-        </w:numPr>
-      </w:pPr>
-      <w:r>
-        <w:rPr>
-          <w:b/>
-          <w:bCs/>
-        </w:rPr>
-        <w:t xml:space="preserve">Sample output:</w:t>
-      </w:r>
-      <w:r>
-        <w:t xml:space="preserve"> </w:t>
-      </w:r>
-      <w:r>
-        <w:rPr>
-          <w:rStyle w:val="VerbatimChar"/>
-        </w:rPr>
-        <w:t xml:space="preserve">{"predictions": ["non-invasive", "non-invasive"]}</w:t>
-      </w:r>
-    </w:p>
-    <w:p>
-      <w:pPr>
-        <w:pStyle w:val="FirstParagraph"/>
-      </w:pPr>
-      <w:r>
-        <w:t xml:space="preserve">The model signature is</w:t>
-      </w:r>
-      <w:r>
-        <w:t xml:space="preserve"> </w:t>
-      </w:r>
-      <w:r>
-        <w:rPr>
-          <w:b/>
-          <w:bCs/>
-        </w:rPr>
-        <w:t xml:space="preserve">inferred from your example</w:t>
-      </w:r>
-      <w:r>
-        <w:t xml:space="preserve">, so the endpoint serves the model’s native</w:t>
-      </w:r>
-      <w:r>
-        <w:t xml:space="preserve"> </w:t>
-      </w:r>
-      <w:r>
-        <w:t xml:space="preserve">format (you then query it with the same</w:t>
-      </w:r>
-      <w:r>
-        <w:t xml:space="preserve"> </w:t>
-      </w:r>
-      <w:r>
-        <w:rPr>
-          <w:rStyle w:val="VerbatimChar"/>
-        </w:rPr>
-        <w:t xml:space="preserve">{"instances": [...]}</w:t>
-      </w:r>
-      <w:r>
-        <w:t xml:space="preserve"> </w:t>
-      </w:r>
-      <w:r>
-        <w:t xml:space="preserve">shape and get</w:t>
-      </w:r>
-      <w:r>
-        <w:t xml:space="preserve"> </w:t>
-      </w:r>
-      <w:r>
-        <w:rPr>
-          <w:rStyle w:val="VerbatimChar"/>
-        </w:rPr>
-        <w:t xml:space="preserve">{"predictions": [...]}</w:t>
-      </w:r>
-      <w:r>
-        <w:t xml:space="preserve"> </w:t>
-      </w:r>
-      <w:r>
-        <w:t xml:space="preserve">back). Use this for text/NLP models, and remember the artifact must be a</w:t>
-      </w:r>
-      <w:r>
-        <w:t xml:space="preserve"> </w:t>
-      </w:r>
-      <w:r>
-        <w:rPr>
-          <w:b/>
-          <w:bCs/>
-        </w:rPr>
-        <w:t xml:space="preserve">complete pipeline</w:t>
-      </w:r>
-      <w:r>
-        <w:t xml:space="preserve"> </w:t>
-      </w:r>
-      <w:r>
-        <w:t xml:space="preserve">(e.g.</w:t>
-      </w:r>
-      <w:r>
-        <w:t xml:space="preserve"> </w:t>
-      </w:r>
-      <w:r>
-        <w:t xml:space="preserve">vectorizer + classifier) that actually accepts that input — a bare classifier will register but fail</w:t>
-      </w:r>
-      <w:r>
-        <w:t xml:space="preserve"> </w:t>
-      </w:r>
-      <w:r>
-        <w:t xml:space="preserve">at query time.</w:t>
-      </w:r>
-    </w:p>
-    <w:bookmarkEnd w:id="27"/>
-    <w:bookmarkEnd w:id="28"/>
-    <w:bookmarkStart w:id="29" w:name="compute-options"/>
-    <w:p>
-      <w:pPr>
-        <w:pStyle w:val="Heading1"/>
-      </w:pPr>
-      <w:r>
-        <w:t xml:space="preserve">8. Compute options</w:t>
+        <w:t xml:space="preserve">What it is</w:t>
       </w:r>
     </w:p>
     <w:tbl>
@@ -2549,6 +2023,1912 @@
               <w:pStyle w:val="Compact"/>
             </w:pPr>
             <w:r>
+              <w:t xml:space="preserve">Format</w:t>
+            </w:r>
+          </w:p>
+        </w:tc>
+        <w:tc>
+          <w:tcPr/>
+          <w:p>
+            <w:pPr>
+              <w:pStyle w:val="Compact"/>
+            </w:pPr>
+            <w:r>
+              <w:t xml:space="preserve">What is at the path</w:t>
+            </w:r>
+          </w:p>
+        </w:tc>
+        <w:tc>
+          <w:tcPr/>
+          <w:p>
+            <w:pPr>
+              <w:pStyle w:val="Compact"/>
+            </w:pPr>
+            <w:r>
+              <w:t xml:space="preserve">How it is deployed</w:t>
+            </w:r>
+          </w:p>
+        </w:tc>
+      </w:tr>
+      <w:tr>
+        <w:tc>
+          <w:tcPr/>
+          <w:p>
+            <w:pPr>
+              <w:pStyle w:val="Compact"/>
+            </w:pPr>
+            <w:r>
+              <w:rPr>
+                <w:b/>
+                <w:bCs/>
+              </w:rPr>
+              <w:t xml:space="preserve">Model file</w:t>
+            </w:r>
+          </w:p>
+        </w:tc>
+        <w:tc>
+          <w:tcPr/>
+          <w:p>
+            <w:pPr>
+              <w:pStyle w:val="Compact"/>
+            </w:pPr>
+            <w:r>
+              <w:t xml:space="preserve">A single pickle / joblib file (e.g. scikit-learn, XGBoost, LightGBM).</w:t>
+            </w:r>
+          </w:p>
+        </w:tc>
+        <w:tc>
+          <w:tcPr/>
+          <w:p>
+            <w:pPr>
+              <w:pStyle w:val="Compact"/>
+            </w:pPr>
+            <w:r>
+              <w:t xml:space="preserve">Wrapped as an MLflow model using the contract you define (section 7). Tested in its own environment before serving.</w:t>
+            </w:r>
+          </w:p>
+        </w:tc>
+      </w:tr>
+      <w:tr>
+        <w:tc>
+          <w:tcPr/>
+          <w:p>
+            <w:pPr>
+              <w:pStyle w:val="Compact"/>
+            </w:pPr>
+            <w:r>
+              <w:rPr>
+                <w:b/>
+                <w:bCs/>
+              </w:rPr>
+              <w:t xml:space="preserve">MLflow model folder</w:t>
+            </w:r>
+          </w:p>
+        </w:tc>
+        <w:tc>
+          <w:tcPr/>
+          <w:p>
+            <w:pPr>
+              <w:pStyle w:val="Compact"/>
+            </w:pPr>
+            <w:r>
+              <w:t xml:space="preserve">A folder holding an exported MLflow model — it contains an</w:t>
+            </w:r>
+            <w:r>
+              <w:t xml:space="preserve"> </w:t>
+            </w:r>
+            <w:r>
+              <w:rPr>
+                <w:rStyle w:val="VerbatimChar"/>
+              </w:rPr>
+              <w:t xml:space="preserve">MLmodel</w:t>
+            </w:r>
+            <w:r>
+              <w:t xml:space="preserve"> </w:t>
+            </w:r>
+            <w:r>
+              <w:t xml:space="preserve">file, e.g. exported from</w:t>
+            </w:r>
+            <w:r>
+              <w:t xml:space="preserve"> </w:t>
+            </w:r>
+            <w:r>
+              <w:rPr>
+                <w:b/>
+                <w:bCs/>
+              </w:rPr>
+              <w:t xml:space="preserve">another workspace</w:t>
+            </w:r>
+            <w:r>
+              <w:t xml:space="preserve">.</w:t>
+            </w:r>
+          </w:p>
+        </w:tc>
+        <w:tc>
+          <w:tcPr/>
+          <w:p>
+            <w:pPr>
+              <w:pStyle w:val="Compact"/>
+            </w:pPr>
+            <w:r>
+              <w:t xml:space="preserve">Registered</w:t>
+            </w:r>
+            <w:r>
+              <w:t xml:space="preserve"> </w:t>
+            </w:r>
+            <w:r>
+              <w:rPr>
+                <w:b/>
+                <w:bCs/>
+              </w:rPr>
+              <w:t xml:space="preserve">as-is</w:t>
+            </w:r>
+            <w:r>
+              <w:t xml:space="preserve">, with its own code, artifacts, signature and environment. Tested in its own environment before serving.</w:t>
+            </w:r>
+          </w:p>
+        </w:tc>
+      </w:tr>
+      <w:tr>
+        <w:tc>
+          <w:tcPr/>
+          <w:p>
+            <w:pPr>
+              <w:pStyle w:val="Compact"/>
+            </w:pPr>
+            <w:r>
+              <w:rPr>
+                <w:b/>
+                <w:bCs/>
+              </w:rPr>
+              <w:t xml:space="preserve">Code folder</w:t>
+            </w:r>
+          </w:p>
+        </w:tc>
+        <w:tc>
+          <w:tcPr/>
+          <w:p>
+            <w:pPr>
+              <w:pStyle w:val="Compact"/>
+            </w:pPr>
+            <w:r>
+              <w:t xml:space="preserve">A folder with a</w:t>
+            </w:r>
+            <w:r>
+              <w:t xml:space="preserve"> </w:t>
+            </w:r>
+            <w:r>
+              <w:rPr>
+                <w:rStyle w:val="VerbatimChar"/>
+              </w:rPr>
+              <w:t xml:space="preserve">model.py</w:t>
+            </w:r>
+            <w:r>
+              <w:t xml:space="preserve">, the artifact files it loads, and optionally</w:t>
+            </w:r>
+            <w:r>
+              <w:t xml:space="preserve"> </w:t>
+            </w:r>
+            <w:r>
+              <w:rPr>
+                <w:rStyle w:val="VerbatimChar"/>
+              </w:rPr>
+              <w:t xml:space="preserve">requirements.txt</w:t>
+            </w:r>
+            <w:r>
+              <w:t xml:space="preserve"> </w:t>
+            </w:r>
+            <w:r>
+              <w:t xml:space="preserve">and a</w:t>
+            </w:r>
+            <w:r>
+              <w:t xml:space="preserve"> </w:t>
+            </w:r>
+            <w:r>
+              <w:rPr>
+                <w:rStyle w:val="VerbatimChar"/>
+              </w:rPr>
+              <w:t xml:space="preserve">code/</w:t>
+            </w:r>
+            <w:r>
+              <w:t xml:space="preserve"> </w:t>
+            </w:r>
+            <w:r>
+              <w:t xml:space="preserve">folder of helper modules.</w:t>
+            </w:r>
+          </w:p>
+        </w:tc>
+        <w:tc>
+          <w:tcPr/>
+          <w:p>
+            <w:pPr>
+              <w:pStyle w:val="Compact"/>
+            </w:pPr>
+            <w:r>
+              <w:t xml:space="preserve">Registered from your code (MLflow</w:t>
+            </w:r>
+            <w:r>
+              <w:t xml:space="preserve"> </w:t>
+            </w:r>
+            <w:r>
+              <w:t xml:space="preserve">“models from code”</w:t>
+            </w:r>
+            <w:r>
+              <w:t xml:space="preserve">). Tested in its own environment before serving.</w:t>
+            </w:r>
+          </w:p>
+        </w:tc>
+      </w:tr>
+    </w:tbl>
+    <w:p>
+      <w:pPr>
+        <w:pStyle w:val="BodyText"/>
+      </w:pPr>
+      <w:r>
+        <w:rPr>
+          <w:b/>
+          <w:bCs/>
+        </w:rPr>
+        <w:t xml:space="preserve">Writing a code folder.</w:t>
+      </w:r>
+      <w:r>
+        <w:t xml:space="preserve"> </w:t>
+      </w:r>
+      <w:r>
+        <w:rPr>
+          <w:rStyle w:val="VerbatimChar"/>
+        </w:rPr>
+        <w:t xml:space="preserve">model.py</w:t>
+      </w:r>
+      <w:r>
+        <w:t xml:space="preserve"> </w:t>
+      </w:r>
+      <w:r>
+        <w:t xml:space="preserve">defines an MLflow</w:t>
+      </w:r>
+      <w:r>
+        <w:t xml:space="preserve"> </w:t>
+      </w:r>
+      <w:r>
+        <w:rPr>
+          <w:rStyle w:val="VerbatimChar"/>
+        </w:rPr>
+        <w:t xml:space="preserve">PythonModel</w:t>
+      </w:r>
+      <w:r>
+        <w:t xml:space="preserve"> </w:t>
+      </w:r>
+      <w:r>
+        <w:t xml:space="preserve">and ends with</w:t>
+      </w:r>
+      <w:r>
+        <w:t xml:space="preserve"> </w:t>
+      </w:r>
+      <w:r>
+        <w:rPr>
+          <w:rStyle w:val="VerbatimChar"/>
+        </w:rPr>
+        <w:t xml:space="preserve">mlflow.models.set_model(...)</w:t>
+      </w:r>
+      <w:r>
+        <w:t xml:space="preserve">. Every other file or folder in the code folder (except</w:t>
+      </w:r>
+      <w:r>
+        <w:t xml:space="preserve"> </w:t>
+      </w:r>
+      <w:r>
+        <w:rPr>
+          <w:rStyle w:val="VerbatimChar"/>
+        </w:rPr>
+        <w:t xml:space="preserve">requirements.txt</w:t>
+      </w:r>
+      <w:r>
+        <w:t xml:space="preserve"> </w:t>
+      </w:r>
+      <w:r>
+        <w:t xml:space="preserve">and</w:t>
+      </w:r>
+      <w:r>
+        <w:t xml:space="preserve"> </w:t>
+      </w:r>
+      <w:r>
+        <w:rPr>
+          <w:rStyle w:val="VerbatimChar"/>
+        </w:rPr>
+        <w:t xml:space="preserve">code/</w:t>
+      </w:r>
+      <w:r>
+        <w:t xml:space="preserve">) is handed to your model as</w:t>
+      </w:r>
+      <w:r>
+        <w:t xml:space="preserve"> </w:t>
+      </w:r>
+      <w:r>
+        <w:rPr>
+          <w:rStyle w:val="VerbatimChar"/>
+        </w:rPr>
+        <w:t xml:space="preserve">context.artifacts["&lt;name&gt;"]</w:t>
+      </w:r>
+      <w:r>
+        <w:t xml:space="preserve">:</w:t>
+      </w:r>
+    </w:p>
+    <w:p>
+      <w:pPr>
+        <w:pStyle w:val="SourceCode"/>
+      </w:pPr>
+      <w:r>
+        <w:rPr>
+          <w:rStyle w:val="ImportTok"/>
+        </w:rPr>
+        <w:t xml:space="preserve">import</w:t>
+      </w:r>
+      <w:r>
+        <w:rPr>
+          <w:rStyle w:val="NormalTok"/>
+        </w:rPr>
+        <w:t xml:space="preserve"> mlflow</w:t>
+      </w:r>
+      <w:r>
+        <w:br/>
+      </w:r>
+      <w:r>
+        <w:rPr>
+          <w:rStyle w:val="ImportTok"/>
+        </w:rPr>
+        <w:t xml:space="preserve">from</w:t>
+      </w:r>
+      <w:r>
+        <w:rPr>
+          <w:rStyle w:val="NormalTok"/>
+        </w:rPr>
+        <w:t xml:space="preserve"> mlflow.pyfunc </w:t>
+      </w:r>
+      <w:r>
+        <w:rPr>
+          <w:rStyle w:val="ImportTok"/>
+        </w:rPr>
+        <w:t xml:space="preserve">import</w:t>
+      </w:r>
+      <w:r>
+        <w:rPr>
+          <w:rStyle w:val="NormalTok"/>
+        </w:rPr>
+        <w:t xml:space="preserve"> PythonModel</w:t>
+      </w:r>
+      <w:r>
+        <w:br/>
+      </w:r>
+      <w:r>
+        <w:br/>
+      </w:r>
+      <w:r>
+        <w:rPr>
+          <w:rStyle w:val="KeywordTok"/>
+        </w:rPr>
+        <w:t xml:space="preserve">class</w:t>
+      </w:r>
+      <w:r>
+        <w:rPr>
+          <w:rStyle w:val="NormalTok"/>
+        </w:rPr>
+        <w:t xml:space="preserve"> MyModel(PythonModel):</w:t>
+      </w:r>
+      <w:r>
+        <w:br/>
+      </w:r>
+      <w:r>
+        <w:rPr>
+          <w:rStyle w:val="NormalTok"/>
+        </w:rPr>
+        <w:t xml:space="preserve">    </w:t>
+      </w:r>
+      <w:r>
+        <w:rPr>
+          <w:rStyle w:val="KeywordTok"/>
+        </w:rPr>
+        <w:t xml:space="preserve">def</w:t>
+      </w:r>
+      <w:r>
+        <w:rPr>
+          <w:rStyle w:val="NormalTok"/>
+        </w:rPr>
+        <w:t xml:space="preserve"> load_context(</w:t>
+      </w:r>
+      <w:r>
+        <w:rPr>
+          <w:rStyle w:val="VariableTok"/>
+        </w:rPr>
+        <w:t xml:space="preserve">self</w:t>
+      </w:r>
+      <w:r>
+        <w:rPr>
+          <w:rStyle w:val="NormalTok"/>
+        </w:rPr>
+        <w:t xml:space="preserve">, context):</w:t>
+      </w:r>
+      <w:r>
+        <w:br/>
+      </w:r>
+      <w:r>
+        <w:rPr>
+          <w:rStyle w:val="NormalTok"/>
+        </w:rPr>
+        <w:t xml:space="preserve">        </w:t>
+      </w:r>
+      <w:r>
+        <w:rPr>
+          <w:rStyle w:val="ImportTok"/>
+        </w:rPr>
+        <w:t xml:space="preserve">import</w:t>
+      </w:r>
+      <w:r>
+        <w:rPr>
+          <w:rStyle w:val="NormalTok"/>
+        </w:rPr>
+        <w:t xml:space="preserve"> joblib                                   </w:t>
+      </w:r>
+      <w:r>
+        <w:rPr>
+          <w:rStyle w:val="CommentTok"/>
+        </w:rPr>
+        <w:t xml:space="preserve"># heavy imports go inside the methods</w:t>
+      </w:r>
+      <w:r>
+        <w:br/>
+      </w:r>
+      <w:r>
+        <w:rPr>
+          <w:rStyle w:val="NormalTok"/>
+        </w:rPr>
+        <w:t xml:space="preserve">        </w:t>
+      </w:r>
+      <w:r>
+        <w:rPr>
+          <w:rStyle w:val="VariableTok"/>
+        </w:rPr>
+        <w:t xml:space="preserve">self</w:t>
+      </w:r>
+      <w:r>
+        <w:rPr>
+          <w:rStyle w:val="NormalTok"/>
+        </w:rPr>
+        <w:t xml:space="preserve">.model </w:t>
+      </w:r>
+      <w:r>
+        <w:rPr>
+          <w:rStyle w:val="OperatorTok"/>
+        </w:rPr>
+        <w:t xml:space="preserve">=</w:t>
+      </w:r>
+      <w:r>
+        <w:rPr>
+          <w:rStyle w:val="NormalTok"/>
+        </w:rPr>
+        <w:t xml:space="preserve"> joblib.load(context.artifacts[</w:t>
+      </w:r>
+      <w:r>
+        <w:rPr>
+          <w:rStyle w:val="StringTok"/>
+        </w:rPr>
+        <w:t xml:space="preserve">"model.pkl"</w:t>
+      </w:r>
+      <w:r>
+        <w:rPr>
+          <w:rStyle w:val="NormalTok"/>
+        </w:rPr>
+        <w:t xml:space="preserve">])</w:t>
+      </w:r>
+      <w:r>
+        <w:br/>
+      </w:r>
+      <w:r>
+        <w:br/>
+      </w:r>
+      <w:r>
+        <w:rPr>
+          <w:rStyle w:val="NormalTok"/>
+        </w:rPr>
+        <w:t xml:space="preserve">    </w:t>
+      </w:r>
+      <w:r>
+        <w:rPr>
+          <w:rStyle w:val="KeywordTok"/>
+        </w:rPr>
+        <w:t xml:space="preserve">def</w:t>
+      </w:r>
+      <w:r>
+        <w:rPr>
+          <w:rStyle w:val="NormalTok"/>
+        </w:rPr>
+        <w:t xml:space="preserve"> predict(</w:t>
+      </w:r>
+      <w:r>
+        <w:rPr>
+          <w:rStyle w:val="VariableTok"/>
+        </w:rPr>
+        <w:t xml:space="preserve">self</w:t>
+      </w:r>
+      <w:r>
+        <w:rPr>
+          <w:rStyle w:val="NormalTok"/>
+        </w:rPr>
+        <w:t xml:space="preserve">, context, model_input, params</w:t>
+      </w:r>
+      <w:r>
+        <w:rPr>
+          <w:rStyle w:val="OperatorTok"/>
+        </w:rPr>
+        <w:t xml:space="preserve">=</w:t>
+      </w:r>
+      <w:r>
+        <w:rPr>
+          <w:rStyle w:val="VariableTok"/>
+        </w:rPr>
+        <w:t xml:space="preserve">None</w:t>
+      </w:r>
+      <w:r>
+        <w:rPr>
+          <w:rStyle w:val="NormalTok"/>
+        </w:rPr>
+        <w:t xml:space="preserve">):</w:t>
+      </w:r>
+      <w:r>
+        <w:br/>
+      </w:r>
+      <w:r>
+        <w:rPr>
+          <w:rStyle w:val="NormalTok"/>
+        </w:rPr>
+        <w:t xml:space="preserve">        </w:t>
+      </w:r>
+      <w:r>
+        <w:rPr>
+          <w:rStyle w:val="ControlFlowTok"/>
+        </w:rPr>
+        <w:t xml:space="preserve">return</w:t>
+      </w:r>
+      <w:r>
+        <w:rPr>
+          <w:rStyle w:val="NormalTok"/>
+        </w:rPr>
+        <w:t xml:space="preserve"> </w:t>
+      </w:r>
+      <w:r>
+        <w:rPr>
+          <w:rStyle w:val="VariableTok"/>
+        </w:rPr>
+        <w:t xml:space="preserve">self</w:t>
+      </w:r>
+      <w:r>
+        <w:rPr>
+          <w:rStyle w:val="NormalTok"/>
+        </w:rPr>
+        <w:t xml:space="preserve">.model.predict(model_input).tolist()</w:t>
+      </w:r>
+      <w:r>
+        <w:br/>
+      </w:r>
+      <w:r>
+        <w:br/>
+      </w:r>
+      <w:r>
+        <w:rPr>
+          <w:rStyle w:val="NormalTok"/>
+        </w:rPr>
+        <w:t xml:space="preserve">mlflow.models.set_model(MyModel())</w:t>
+      </w:r>
+    </w:p>
+    <w:p>
+      <w:pPr>
+        <w:pStyle w:val="Compact"/>
+        <w:numPr>
+          <w:ilvl w:val="0"/>
+          <w:numId w:val="1004"/>
+        </w:numPr>
+      </w:pPr>
+      <w:r>
+        <w:t xml:space="preserve">A</w:t>
+      </w:r>
+      <w:r>
+        <w:t xml:space="preserve"> </w:t>
+      </w:r>
+      <w:r>
+        <w:rPr>
+          <w:b/>
+          <w:bCs/>
+        </w:rPr>
+        <w:t xml:space="preserve">folder</w:t>
+      </w:r>
+      <w:r>
+        <w:t xml:space="preserve"> </w:t>
+      </w:r>
+      <w:r>
+        <w:t xml:space="preserve">artifact (e.g. </w:t>
+      </w:r>
+      <w:r>
+        <w:rPr>
+          <w:rStyle w:val="VerbatimChar"/>
+        </w:rPr>
+        <w:t xml:space="preserve">models/</w:t>
+      </w:r>
+      <w:r>
+        <w:t xml:space="preserve">) is passed as a directory path.</w:t>
+      </w:r>
+    </w:p>
+    <w:p>
+      <w:pPr>
+        <w:pStyle w:val="Compact"/>
+        <w:numPr>
+          <w:ilvl w:val="0"/>
+          <w:numId w:val="1004"/>
+        </w:numPr>
+      </w:pPr>
+      <w:r>
+        <w:t xml:space="preserve">Modules in</w:t>
+      </w:r>
+      <w:r>
+        <w:t xml:space="preserve"> </w:t>
+      </w:r>
+      <w:r>
+        <w:rPr>
+          <w:rStyle w:val="VerbatimChar"/>
+        </w:rPr>
+        <w:t xml:space="preserve">code/</w:t>
+      </w:r>
+      <w:r>
+        <w:t xml:space="preserve"> </w:t>
+      </w:r>
+      <w:r>
+        <w:t xml:space="preserve">can be imported by name inside</w:t>
+      </w:r>
+      <w:r>
+        <w:t xml:space="preserve"> </w:t>
+      </w:r>
+      <w:r>
+        <w:rPr>
+          <w:rStyle w:val="VerbatimChar"/>
+        </w:rPr>
+        <w:t xml:space="preserve">load_context</w:t>
+      </w:r>
+      <w:r>
+        <w:t xml:space="preserve"> </w:t>
+      </w:r>
+      <w:r>
+        <w:t xml:space="preserve">/</w:t>
+      </w:r>
+      <w:r>
+        <w:t xml:space="preserve"> </w:t>
+      </w:r>
+      <w:r>
+        <w:rPr>
+          <w:rStyle w:val="VerbatimChar"/>
+        </w:rPr>
+        <w:t xml:space="preserve">predict</w:t>
+      </w:r>
+      <w:r>
+        <w:t xml:space="preserve">.</w:t>
+      </w:r>
+    </w:p>
+    <w:p>
+      <w:pPr>
+        <w:pStyle w:val="Compact"/>
+        <w:numPr>
+          <w:ilvl w:val="0"/>
+          <w:numId w:val="1004"/>
+        </w:numPr>
+      </w:pPr>
+      <w:r>
+        <w:t xml:space="preserve">Keep heavy imports (torch, transformers, …)</w:t>
+      </w:r>
+      <w:r>
+        <w:t xml:space="preserve"> </w:t>
+      </w:r>
+      <w:r>
+        <w:rPr>
+          <w:b/>
+          <w:bCs/>
+        </w:rPr>
+        <w:t xml:space="preserve">inside</w:t>
+      </w:r>
+      <w:r>
+        <w:t xml:space="preserve"> </w:t>
+      </w:r>
+      <w:r>
+        <w:rPr>
+          <w:rStyle w:val="VerbatimChar"/>
+        </w:rPr>
+        <w:t xml:space="preserve">load_context</w:t>
+      </w:r>
+      <w:r>
+        <w:t xml:space="preserve"> </w:t>
+      </w:r>
+      <w:r>
+        <w:t xml:space="preserve">/</w:t>
+      </w:r>
+      <w:r>
+        <w:t xml:space="preserve"> </w:t>
+      </w:r>
+      <w:r>
+        <w:rPr>
+          <w:rStyle w:val="VerbatimChar"/>
+        </w:rPr>
+        <w:t xml:space="preserve">predict</w:t>
+      </w:r>
+      <w:r>
+        <w:t xml:space="preserve">, not at the top</w:t>
+      </w:r>
+      <w:r>
+        <w:t xml:space="preserve"> </w:t>
+      </w:r>
+      <w:r>
+        <w:t xml:space="preserve">of the file — the deployment reads</w:t>
+      </w:r>
+      <w:r>
+        <w:t xml:space="preserve"> </w:t>
+      </w:r>
+      <w:r>
+        <w:rPr>
+          <w:rStyle w:val="VerbatimChar"/>
+        </w:rPr>
+        <w:t xml:space="preserve">model.py</w:t>
+      </w:r>
+      <w:r>
+        <w:t xml:space="preserve"> </w:t>
+      </w:r>
+      <w:r>
+        <w:t xml:space="preserve">when registering it.</w:t>
+      </w:r>
+    </w:p>
+    <w:p>
+      <w:pPr>
+        <w:pStyle w:val="Compact"/>
+        <w:numPr>
+          <w:ilvl w:val="0"/>
+          <w:numId w:val="1004"/>
+        </w:numPr>
+      </w:pPr>
+      <w:r>
+        <w:t xml:space="preserve">List your packages, with versions, in</w:t>
+      </w:r>
+      <w:r>
+        <w:t xml:space="preserve"> </w:t>
+      </w:r>
+      <w:r>
+        <w:rPr>
+          <w:rStyle w:val="VerbatimChar"/>
+        </w:rPr>
+        <w:t xml:space="preserve">requirements.txt</w:t>
+      </w:r>
+      <w:r>
+        <w:t xml:space="preserve">; they are used to test and serve the model.</w:t>
+      </w:r>
+    </w:p>
+    <w:p>
+      <w:pPr>
+        <w:pStyle w:val="FirstParagraph"/>
+      </w:pPr>
+      <w:r>
+        <w:t xml:space="preserve">The format you pick is checked against what is actually at the path (a folder with</w:t>
+      </w:r>
+      <w:r>
+        <w:t xml:space="preserve"> </w:t>
+      </w:r>
+      <w:r>
+        <w:rPr>
+          <w:rStyle w:val="VerbatimChar"/>
+        </w:rPr>
+        <w:t xml:space="preserve">MLmodel</w:t>
+      </w:r>
+      <w:r>
+        <w:t xml:space="preserve"> </w:t>
+      </w:r>
+      <w:r>
+        <w:t xml:space="preserve">is an</w:t>
+      </w:r>
+      <w:r>
+        <w:t xml:space="preserve"> </w:t>
+      </w:r>
+      <w:r>
+        <w:t xml:space="preserve">MLflow model folder, a folder with</w:t>
+      </w:r>
+      <w:r>
+        <w:t xml:space="preserve"> </w:t>
+      </w:r>
+      <w:r>
+        <w:rPr>
+          <w:rStyle w:val="VerbatimChar"/>
+        </w:rPr>
+        <w:t xml:space="preserve">model.py</w:t>
+      </w:r>
+      <w:r>
+        <w:t xml:space="preserve"> </w:t>
+      </w:r>
+      <w:r>
+        <w:t xml:space="preserve">is a code folder, a single file is a model file); a</w:t>
+      </w:r>
+      <w:r>
+        <w:t xml:space="preserve"> </w:t>
+      </w:r>
+      <w:r>
+        <w:t xml:space="preserve">mismatch fails the deployment at the</w:t>
+      </w:r>
+      <w:r>
+        <w:t xml:space="preserve"> </w:t>
+      </w:r>
+      <w:r>
+        <w:rPr>
+          <w:i/>
+          <w:iCs/>
+        </w:rPr>
+        <w:t xml:space="preserve">prepare</w:t>
+      </w:r>
+      <w:r>
+        <w:t xml:space="preserve"> </w:t>
+      </w:r>
+      <w:r>
+        <w:t xml:space="preserve">step with a clear message.</w:t>
+      </w:r>
+    </w:p>
+    <w:bookmarkEnd w:id="26"/>
+    <w:bookmarkEnd w:id="27"/>
+    <w:bookmarkStart w:id="31" w:name="defining-the-model-contract"/>
+    <w:p>
+      <w:pPr>
+        <w:pStyle w:val="Heading1"/>
+      </w:pPr>
+      <w:r>
+        <w:t xml:space="preserve">7. Defining the model contract</w:t>
+      </w:r>
+    </w:p>
+    <w:p>
+      <w:pPr>
+        <w:pStyle w:val="FirstParagraph"/>
+      </w:pPr>
+      <w:r>
+        <w:t xml:space="preserve">Every model needs a contract (a signature) so it can be registered and served — Unity Catalog</w:t>
+      </w:r>
+      <w:r>
+        <w:t xml:space="preserve"> </w:t>
+      </w:r>
+      <w:r>
+        <w:t xml:space="preserve">requires one. Pick a mode with the</w:t>
+      </w:r>
+      <w:r>
+        <w:t xml:space="preserve"> </w:t>
+      </w:r>
+      <w:r>
+        <w:rPr>
+          <w:b/>
+          <w:bCs/>
+        </w:rPr>
+        <w:t xml:space="preserve">Model contract</w:t>
+      </w:r>
+      <w:r>
+        <w:t xml:space="preserve"> </w:t>
+      </w:r>
+      <w:r>
+        <w:t xml:space="preserve">selector on the form.</w:t>
+      </w:r>
+    </w:p>
+    <w:bookmarkStart w:id="28" w:name="mode-a-columnar-schema-tabular-models"/>
+    <w:p>
+      <w:pPr>
+        <w:pStyle w:val="Heading2"/>
+      </w:pPr>
+      <w:r>
+        <w:t xml:space="preserve">Mode A — Columnar schema (tabular models)</w:t>
+      </w:r>
+    </w:p>
+    <w:p>
+      <w:pPr>
+        <w:pStyle w:val="FirstParagraph"/>
+      </w:pPr>
+      <w:r>
+        <w:t xml:space="preserve">Enter an</w:t>
+      </w:r>
+      <w:r>
+        <w:t xml:space="preserve"> </w:t>
+      </w:r>
+      <w:r>
+        <w:rPr>
+          <w:b/>
+          <w:bCs/>
+        </w:rPr>
+        <w:t xml:space="preserve">Input schema</w:t>
+      </w:r>
+      <w:r>
+        <w:t xml:space="preserve"> </w:t>
+      </w:r>
+      <w:r>
+        <w:t xml:space="preserve">and</w:t>
+      </w:r>
+      <w:r>
+        <w:t xml:space="preserve"> </w:t>
+      </w:r>
+      <w:r>
+        <w:rPr>
+          <w:b/>
+          <w:bCs/>
+        </w:rPr>
+        <w:t xml:space="preserve">Output schema</w:t>
+      </w:r>
+      <w:r>
+        <w:t xml:space="preserve"> </w:t>
+      </w:r>
+      <w:r>
+        <w:t xml:space="preserve">as JSON arrays; each entry is</w:t>
+      </w:r>
+      <w:r>
+        <w:t xml:space="preserve"> </w:t>
+      </w:r>
+      <w:r>
+        <w:rPr>
+          <w:rStyle w:val="VerbatimChar"/>
+        </w:rPr>
+        <w:t xml:space="preserve">{ "name": "&lt;field&gt;", "type": "&lt;type&gt;" }</w:t>
+      </w:r>
+      <w:r>
+        <w:t xml:space="preserve">. Use</w:t>
+      </w:r>
+      <w:r>
+        <w:t xml:space="preserve"> </w:t>
+      </w:r>
+      <w:r>
+        <w:rPr>
+          <w:rStyle w:val="VerbatimChar"/>
+        </w:rPr>
+        <w:t xml:space="preserve">double</w:t>
+      </w:r>
+      <w:r>
+        <w:t xml:space="preserve"> </w:t>
+      </w:r>
+      <w:r>
+        <w:t xml:space="preserve">for continuous features/regression outputs</w:t>
+      </w:r>
+      <w:r>
+        <w:t xml:space="preserve"> </w:t>
+      </w:r>
+      <w:r>
+        <w:t xml:space="preserve">and</w:t>
+      </w:r>
+      <w:r>
+        <w:t xml:space="preserve"> </w:t>
+      </w:r>
+      <w:r>
+        <w:rPr>
+          <w:rStyle w:val="VerbatimChar"/>
+        </w:rPr>
+        <w:t xml:space="preserve">long</w:t>
+      </w:r>
+      <w:r>
+        <w:t xml:space="preserve"> </w:t>
+      </w:r>
+      <w:r>
+        <w:t xml:space="preserve">for integer/class outputs (this also tells the validator whether to score as a classifier</w:t>
+      </w:r>
+      <w:r>
+        <w:t xml:space="preserve"> </w:t>
+      </w:r>
+      <w:r>
+        <w:t xml:space="preserve">or regressor).</w:t>
+      </w:r>
+    </w:p>
+    <w:p>
+      <w:pPr>
+        <w:pStyle w:val="BodyText"/>
+      </w:pPr>
+      <w:r>
+        <w:t xml:space="preserve">Input schema — the model’s features (order matters):</w:t>
+      </w:r>
+    </w:p>
+    <w:p>
+      <w:pPr>
+        <w:pStyle w:val="SourceCode"/>
+      </w:pPr>
+      <w:r>
+        <w:rPr>
+          <w:rStyle w:val="OtherTok"/>
+        </w:rPr>
+        <w:t xml:space="preserve">[</w:t>
+      </w:r>
+      <w:r>
+        <w:br/>
+      </w:r>
+      <w:r>
+        <w:rPr>
+          <w:rStyle w:val="NormalTok"/>
+        </w:rPr>
+        <w:t xml:space="preserve">  </w:t>
+      </w:r>
+      <w:r>
+        <w:rPr>
+          <w:rStyle w:val="FunctionTok"/>
+        </w:rPr>
+        <w:t xml:space="preserve">{</w:t>
+      </w:r>
+      <w:r>
+        <w:rPr>
+          <w:rStyle w:val="NormalTok"/>
+        </w:rPr>
+        <w:t xml:space="preserve"> </w:t>
+      </w:r>
+      <w:r>
+        <w:rPr>
+          <w:rStyle w:val="DataTypeTok"/>
+        </w:rPr>
+        <w:t xml:space="preserve">"name"</w:t>
+      </w:r>
+      <w:r>
+        <w:rPr>
+          <w:rStyle w:val="FunctionTok"/>
+        </w:rPr>
+        <w:t xml:space="preserve">:</w:t>
+      </w:r>
+      <w:r>
+        <w:rPr>
+          <w:rStyle w:val="NormalTok"/>
+        </w:rPr>
+        <w:t xml:space="preserve"> </w:t>
+      </w:r>
+      <w:r>
+        <w:rPr>
+          <w:rStyle w:val="StringTok"/>
+        </w:rPr>
+        <w:t xml:space="preserve">"sqft"</w:t>
+      </w:r>
+      <w:r>
+        <w:rPr>
+          <w:rStyle w:val="FunctionTok"/>
+        </w:rPr>
+        <w:t xml:space="preserve">,</w:t>
+      </w:r>
+      <w:r>
+        <w:rPr>
+          <w:rStyle w:val="NormalTok"/>
+        </w:rPr>
+        <w:t xml:space="preserve"> </w:t>
+      </w:r>
+      <w:r>
+        <w:rPr>
+          <w:rStyle w:val="DataTypeTok"/>
+        </w:rPr>
+        <w:t xml:space="preserve">"type"</w:t>
+      </w:r>
+      <w:r>
+        <w:rPr>
+          <w:rStyle w:val="FunctionTok"/>
+        </w:rPr>
+        <w:t xml:space="preserve">:</w:t>
+      </w:r>
+      <w:r>
+        <w:rPr>
+          <w:rStyle w:val="NormalTok"/>
+        </w:rPr>
+        <w:t xml:space="preserve"> </w:t>
+      </w:r>
+      <w:r>
+        <w:rPr>
+          <w:rStyle w:val="StringTok"/>
+        </w:rPr>
+        <w:t xml:space="preserve">"double"</w:t>
+      </w:r>
+      <w:r>
+        <w:rPr>
+          <w:rStyle w:val="NormalTok"/>
+        </w:rPr>
+        <w:t xml:space="preserve"> </w:t>
+      </w:r>
+      <w:r>
+        <w:rPr>
+          <w:rStyle w:val="FunctionTok"/>
+        </w:rPr>
+        <w:t xml:space="preserve">}</w:t>
+      </w:r>
+      <w:r>
+        <w:rPr>
+          <w:rStyle w:val="OtherTok"/>
+        </w:rPr>
+        <w:t xml:space="preserve">,</w:t>
+      </w:r>
+      <w:r>
+        <w:br/>
+      </w:r>
+      <w:r>
+        <w:rPr>
+          <w:rStyle w:val="NormalTok"/>
+        </w:rPr>
+        <w:t xml:space="preserve">  </w:t>
+      </w:r>
+      <w:r>
+        <w:rPr>
+          <w:rStyle w:val="FunctionTok"/>
+        </w:rPr>
+        <w:t xml:space="preserve">{</w:t>
+      </w:r>
+      <w:r>
+        <w:rPr>
+          <w:rStyle w:val="NormalTok"/>
+        </w:rPr>
+        <w:t xml:space="preserve"> </w:t>
+      </w:r>
+      <w:r>
+        <w:rPr>
+          <w:rStyle w:val="DataTypeTok"/>
+        </w:rPr>
+        <w:t xml:space="preserve">"name"</w:t>
+      </w:r>
+      <w:r>
+        <w:rPr>
+          <w:rStyle w:val="FunctionTok"/>
+        </w:rPr>
+        <w:t xml:space="preserve">:</w:t>
+      </w:r>
+      <w:r>
+        <w:rPr>
+          <w:rStyle w:val="NormalTok"/>
+        </w:rPr>
+        <w:t xml:space="preserve"> </w:t>
+      </w:r>
+      <w:r>
+        <w:rPr>
+          <w:rStyle w:val="StringTok"/>
+        </w:rPr>
+        <w:t xml:space="preserve">"bedrooms"</w:t>
+      </w:r>
+      <w:r>
+        <w:rPr>
+          <w:rStyle w:val="FunctionTok"/>
+        </w:rPr>
+        <w:t xml:space="preserve">,</w:t>
+      </w:r>
+      <w:r>
+        <w:rPr>
+          <w:rStyle w:val="NormalTok"/>
+        </w:rPr>
+        <w:t xml:space="preserve"> </w:t>
+      </w:r>
+      <w:r>
+        <w:rPr>
+          <w:rStyle w:val="DataTypeTok"/>
+        </w:rPr>
+        <w:t xml:space="preserve">"type"</w:t>
+      </w:r>
+      <w:r>
+        <w:rPr>
+          <w:rStyle w:val="FunctionTok"/>
+        </w:rPr>
+        <w:t xml:space="preserve">:</w:t>
+      </w:r>
+      <w:r>
+        <w:rPr>
+          <w:rStyle w:val="NormalTok"/>
+        </w:rPr>
+        <w:t xml:space="preserve"> </w:t>
+      </w:r>
+      <w:r>
+        <w:rPr>
+          <w:rStyle w:val="StringTok"/>
+        </w:rPr>
+        <w:t xml:space="preserve">"double"</w:t>
+      </w:r>
+      <w:r>
+        <w:rPr>
+          <w:rStyle w:val="NormalTok"/>
+        </w:rPr>
+        <w:t xml:space="preserve"> </w:t>
+      </w:r>
+      <w:r>
+        <w:rPr>
+          <w:rStyle w:val="FunctionTok"/>
+        </w:rPr>
+        <w:t xml:space="preserve">}</w:t>
+      </w:r>
+      <w:r>
+        <w:rPr>
+          <w:rStyle w:val="OtherTok"/>
+        </w:rPr>
+        <w:t xml:space="preserve">,</w:t>
+      </w:r>
+      <w:r>
+        <w:br/>
+      </w:r>
+      <w:r>
+        <w:rPr>
+          <w:rStyle w:val="NormalTok"/>
+        </w:rPr>
+        <w:t xml:space="preserve">  </w:t>
+      </w:r>
+      <w:r>
+        <w:rPr>
+          <w:rStyle w:val="FunctionTok"/>
+        </w:rPr>
+        <w:t xml:space="preserve">{</w:t>
+      </w:r>
+      <w:r>
+        <w:rPr>
+          <w:rStyle w:val="NormalTok"/>
+        </w:rPr>
+        <w:t xml:space="preserve"> </w:t>
+      </w:r>
+      <w:r>
+        <w:rPr>
+          <w:rStyle w:val="DataTypeTok"/>
+        </w:rPr>
+        <w:t xml:space="preserve">"name"</w:t>
+      </w:r>
+      <w:r>
+        <w:rPr>
+          <w:rStyle w:val="FunctionTok"/>
+        </w:rPr>
+        <w:t xml:space="preserve">:</w:t>
+      </w:r>
+      <w:r>
+        <w:rPr>
+          <w:rStyle w:val="NormalTok"/>
+        </w:rPr>
+        <w:t xml:space="preserve"> </w:t>
+      </w:r>
+      <w:r>
+        <w:rPr>
+          <w:rStyle w:val="StringTok"/>
+        </w:rPr>
+        <w:t xml:space="preserve">"bathrooms"</w:t>
+      </w:r>
+      <w:r>
+        <w:rPr>
+          <w:rStyle w:val="FunctionTok"/>
+        </w:rPr>
+        <w:t xml:space="preserve">,</w:t>
+      </w:r>
+      <w:r>
+        <w:rPr>
+          <w:rStyle w:val="NormalTok"/>
+        </w:rPr>
+        <w:t xml:space="preserve"> </w:t>
+      </w:r>
+      <w:r>
+        <w:rPr>
+          <w:rStyle w:val="DataTypeTok"/>
+        </w:rPr>
+        <w:t xml:space="preserve">"type"</w:t>
+      </w:r>
+      <w:r>
+        <w:rPr>
+          <w:rStyle w:val="FunctionTok"/>
+        </w:rPr>
+        <w:t xml:space="preserve">:</w:t>
+      </w:r>
+      <w:r>
+        <w:rPr>
+          <w:rStyle w:val="NormalTok"/>
+        </w:rPr>
+        <w:t xml:space="preserve"> </w:t>
+      </w:r>
+      <w:r>
+        <w:rPr>
+          <w:rStyle w:val="StringTok"/>
+        </w:rPr>
+        <w:t xml:space="preserve">"double"</w:t>
+      </w:r>
+      <w:r>
+        <w:rPr>
+          <w:rStyle w:val="NormalTok"/>
+        </w:rPr>
+        <w:t xml:space="preserve"> </w:t>
+      </w:r>
+      <w:r>
+        <w:rPr>
+          <w:rStyle w:val="FunctionTok"/>
+        </w:rPr>
+        <w:t xml:space="preserve">}</w:t>
+      </w:r>
+      <w:r>
+        <w:rPr>
+          <w:rStyle w:val="OtherTok"/>
+        </w:rPr>
+        <w:t xml:space="preserve">,</w:t>
+      </w:r>
+      <w:r>
+        <w:br/>
+      </w:r>
+      <w:r>
+        <w:rPr>
+          <w:rStyle w:val="NormalTok"/>
+        </w:rPr>
+        <w:t xml:space="preserve">  </w:t>
+      </w:r>
+      <w:r>
+        <w:rPr>
+          <w:rStyle w:val="FunctionTok"/>
+        </w:rPr>
+        <w:t xml:space="preserve">{</w:t>
+      </w:r>
+      <w:r>
+        <w:rPr>
+          <w:rStyle w:val="NormalTok"/>
+        </w:rPr>
+        <w:t xml:space="preserve"> </w:t>
+      </w:r>
+      <w:r>
+        <w:rPr>
+          <w:rStyle w:val="DataTypeTok"/>
+        </w:rPr>
+        <w:t xml:space="preserve">"name"</w:t>
+      </w:r>
+      <w:r>
+        <w:rPr>
+          <w:rStyle w:val="FunctionTok"/>
+        </w:rPr>
+        <w:t xml:space="preserve">:</w:t>
+      </w:r>
+      <w:r>
+        <w:rPr>
+          <w:rStyle w:val="NormalTok"/>
+        </w:rPr>
+        <w:t xml:space="preserve"> </w:t>
+      </w:r>
+      <w:r>
+        <w:rPr>
+          <w:rStyle w:val="StringTok"/>
+        </w:rPr>
+        <w:t xml:space="preserve">"age"</w:t>
+      </w:r>
+      <w:r>
+        <w:rPr>
+          <w:rStyle w:val="FunctionTok"/>
+        </w:rPr>
+        <w:t xml:space="preserve">,</w:t>
+      </w:r>
+      <w:r>
+        <w:rPr>
+          <w:rStyle w:val="NormalTok"/>
+        </w:rPr>
+        <w:t xml:space="preserve"> </w:t>
+      </w:r>
+      <w:r>
+        <w:rPr>
+          <w:rStyle w:val="DataTypeTok"/>
+        </w:rPr>
+        <w:t xml:space="preserve">"type"</w:t>
+      </w:r>
+      <w:r>
+        <w:rPr>
+          <w:rStyle w:val="FunctionTok"/>
+        </w:rPr>
+        <w:t xml:space="preserve">:</w:t>
+      </w:r>
+      <w:r>
+        <w:rPr>
+          <w:rStyle w:val="NormalTok"/>
+        </w:rPr>
+        <w:t xml:space="preserve"> </w:t>
+      </w:r>
+      <w:r>
+        <w:rPr>
+          <w:rStyle w:val="StringTok"/>
+        </w:rPr>
+        <w:t xml:space="preserve">"double"</w:t>
+      </w:r>
+      <w:r>
+        <w:rPr>
+          <w:rStyle w:val="NormalTok"/>
+        </w:rPr>
+        <w:t xml:space="preserve"> </w:t>
+      </w:r>
+      <w:r>
+        <w:rPr>
+          <w:rStyle w:val="FunctionTok"/>
+        </w:rPr>
+        <w:t xml:space="preserve">}</w:t>
+      </w:r>
+      <w:r>
+        <w:br/>
+      </w:r>
+      <w:r>
+        <w:rPr>
+          <w:rStyle w:val="OtherTok"/>
+        </w:rPr>
+        <w:t xml:space="preserve">]</w:t>
+      </w:r>
+    </w:p>
+    <w:p>
+      <w:pPr>
+        <w:pStyle w:val="FirstParagraph"/>
+      </w:pPr>
+      <w:r>
+        <w:t xml:space="preserve">Output schema:</w:t>
+      </w:r>
+    </w:p>
+    <w:p>
+      <w:pPr>
+        <w:pStyle w:val="SourceCode"/>
+      </w:pPr>
+      <w:r>
+        <w:rPr>
+          <w:rStyle w:val="OtherTok"/>
+        </w:rPr>
+        <w:t xml:space="preserve">[</w:t>
+      </w:r>
+      <w:r>
+        <w:rPr>
+          <w:rStyle w:val="NormalTok"/>
+        </w:rPr>
+        <w:t xml:space="preserve"> </w:t>
+      </w:r>
+      <w:r>
+        <w:rPr>
+          <w:rStyle w:val="FunctionTok"/>
+        </w:rPr>
+        <w:t xml:space="preserve">{</w:t>
+      </w:r>
+      <w:r>
+        <w:rPr>
+          <w:rStyle w:val="NormalTok"/>
+        </w:rPr>
+        <w:t xml:space="preserve"> </w:t>
+      </w:r>
+      <w:r>
+        <w:rPr>
+          <w:rStyle w:val="DataTypeTok"/>
+        </w:rPr>
+        <w:t xml:space="preserve">"name"</w:t>
+      </w:r>
+      <w:r>
+        <w:rPr>
+          <w:rStyle w:val="FunctionTok"/>
+        </w:rPr>
+        <w:t xml:space="preserve">:</w:t>
+      </w:r>
+      <w:r>
+        <w:rPr>
+          <w:rStyle w:val="NormalTok"/>
+        </w:rPr>
+        <w:t xml:space="preserve"> </w:t>
+      </w:r>
+      <w:r>
+        <w:rPr>
+          <w:rStyle w:val="StringTok"/>
+        </w:rPr>
+        <w:t xml:space="preserve">"price"</w:t>
+      </w:r>
+      <w:r>
+        <w:rPr>
+          <w:rStyle w:val="FunctionTok"/>
+        </w:rPr>
+        <w:t xml:space="preserve">,</w:t>
+      </w:r>
+      <w:r>
+        <w:rPr>
+          <w:rStyle w:val="NormalTok"/>
+        </w:rPr>
+        <w:t xml:space="preserve"> </w:t>
+      </w:r>
+      <w:r>
+        <w:rPr>
+          <w:rStyle w:val="DataTypeTok"/>
+        </w:rPr>
+        <w:t xml:space="preserve">"type"</w:t>
+      </w:r>
+      <w:r>
+        <w:rPr>
+          <w:rStyle w:val="FunctionTok"/>
+        </w:rPr>
+        <w:t xml:space="preserve">:</w:t>
+      </w:r>
+      <w:r>
+        <w:rPr>
+          <w:rStyle w:val="NormalTok"/>
+        </w:rPr>
+        <w:t xml:space="preserve"> </w:t>
+      </w:r>
+      <w:r>
+        <w:rPr>
+          <w:rStyle w:val="StringTok"/>
+        </w:rPr>
+        <w:t xml:space="preserve">"double"</w:t>
+      </w:r>
+      <w:r>
+        <w:rPr>
+          <w:rStyle w:val="NormalTok"/>
+        </w:rPr>
+        <w:t xml:space="preserve"> </w:t>
+      </w:r>
+      <w:r>
+        <w:rPr>
+          <w:rStyle w:val="FunctionTok"/>
+        </w:rPr>
+        <w:t xml:space="preserve">}</w:t>
+      </w:r>
+      <w:r>
+        <w:rPr>
+          <w:rStyle w:val="NormalTok"/>
+        </w:rPr>
+        <w:t xml:space="preserve"> </w:t>
+      </w:r>
+      <w:r>
+        <w:rPr>
+          <w:rStyle w:val="OtherTok"/>
+        </w:rPr>
+        <w:t xml:space="preserve">]</w:t>
+      </w:r>
+    </w:p>
+    <w:bookmarkEnd w:id="28"/>
+    <w:bookmarkStart w:id="29" w:name="X08e52820045ffc5fbe61f7855ea36635fd83993"/>
+    <w:p>
+      <w:pPr>
+        <w:pStyle w:val="Heading2"/>
+      </w:pPr>
+      <w:r>
+        <w:t xml:space="preserve">Mode B — Sample input / output (text, JSON, tensor models)</w:t>
+      </w:r>
+    </w:p>
+    <w:p>
+      <w:pPr>
+        <w:pStyle w:val="FirstParagraph"/>
+      </w:pPr>
+      <w:r>
+        <w:t xml:space="preserve">For models whose contract is an array/JSON payload rather than named columns — e.g. a text</w:t>
+      </w:r>
+      <w:r>
+        <w:t xml:space="preserve"> </w:t>
+      </w:r>
+      <w:r>
+        <w:t xml:space="preserve">classifier invoked as</w:t>
+      </w:r>
+      <w:r>
+        <w:t xml:space="preserve"> </w:t>
+      </w:r>
+      <w:r>
+        <w:rPr>
+          <w:rStyle w:val="VerbatimChar"/>
+        </w:rPr>
+        <w:t xml:space="preserve">{"instances": ["Pregnancy Test", "EKG"]}</w:t>
+      </w:r>
+      <w:r>
+        <w:t xml:space="preserve"> </w:t>
+      </w:r>
+      <w:r>
+        <w:t xml:space="preserve">— switch to</w:t>
+      </w:r>
+      <w:r>
+        <w:t xml:space="preserve"> </w:t>
+      </w:r>
+      <w:r>
+        <w:rPr>
+          <w:b/>
+          <w:bCs/>
+        </w:rPr>
+        <w:t xml:space="preserve">Sample input /</w:t>
+      </w:r>
+      <w:r>
+        <w:rPr>
+          <w:b/>
+          <w:bCs/>
+        </w:rPr>
+        <w:t xml:space="preserve"> </w:t>
+      </w:r>
+      <w:r>
+        <w:rPr>
+          <w:b/>
+          <w:bCs/>
+        </w:rPr>
+        <w:t xml:space="preserve">output</w:t>
+      </w:r>
+      <w:r>
+        <w:t xml:space="preserve"> </w:t>
+      </w:r>
+      <w:r>
+        <w:t xml:space="preserve">and paste a</w:t>
+      </w:r>
+      <w:r>
+        <w:t xml:space="preserve"> </w:t>
+      </w:r>
+      <w:r>
+        <w:rPr>
+          <w:b/>
+          <w:bCs/>
+        </w:rPr>
+        <w:t xml:space="preserve">real example</w:t>
+      </w:r>
+      <w:r>
+        <w:t xml:space="preserve">:</w:t>
+      </w:r>
+    </w:p>
+    <w:p>
+      <w:pPr>
+        <w:pStyle w:val="Compact"/>
+        <w:numPr>
+          <w:ilvl w:val="0"/>
+          <w:numId w:val="1005"/>
+        </w:numPr>
+      </w:pPr>
+      <w:r>
+        <w:rPr>
+          <w:b/>
+          <w:bCs/>
+        </w:rPr>
+        <w:t xml:space="preserve">Sample input:</w:t>
+      </w:r>
+      <w:r>
+        <w:t xml:space="preserve"> </w:t>
+      </w:r>
+      <w:r>
+        <w:rPr>
+          <w:rStyle w:val="VerbatimChar"/>
+        </w:rPr>
+        <w:t xml:space="preserve">{"instances": ["Pregnancy Test", "EKG"]}</w:t>
+      </w:r>
+    </w:p>
+    <w:p>
+      <w:pPr>
+        <w:pStyle w:val="Compact"/>
+        <w:numPr>
+          <w:ilvl w:val="0"/>
+          <w:numId w:val="1005"/>
+        </w:numPr>
+      </w:pPr>
+      <w:r>
+        <w:rPr>
+          <w:b/>
+          <w:bCs/>
+        </w:rPr>
+        <w:t xml:space="preserve">Sample output:</w:t>
+      </w:r>
+      <w:r>
+        <w:t xml:space="preserve"> </w:t>
+      </w:r>
+      <w:r>
+        <w:rPr>
+          <w:rStyle w:val="VerbatimChar"/>
+        </w:rPr>
+        <w:t xml:space="preserve">{"predictions": ["non-invasive", "non-invasive"]}</w:t>
+      </w:r>
+    </w:p>
+    <w:p>
+      <w:pPr>
+        <w:pStyle w:val="FirstParagraph"/>
+      </w:pPr>
+      <w:r>
+        <w:t xml:space="preserve">The model signature is</w:t>
+      </w:r>
+      <w:r>
+        <w:t xml:space="preserve"> </w:t>
+      </w:r>
+      <w:r>
+        <w:rPr>
+          <w:b/>
+          <w:bCs/>
+        </w:rPr>
+        <w:t xml:space="preserve">inferred from your example</w:t>
+      </w:r>
+      <w:r>
+        <w:t xml:space="preserve">, so the endpoint serves the model’s native</w:t>
+      </w:r>
+      <w:r>
+        <w:t xml:space="preserve"> </w:t>
+      </w:r>
+      <w:r>
+        <w:t xml:space="preserve">format (you then query it with the same</w:t>
+      </w:r>
+      <w:r>
+        <w:t xml:space="preserve"> </w:t>
+      </w:r>
+      <w:r>
+        <w:rPr>
+          <w:rStyle w:val="VerbatimChar"/>
+        </w:rPr>
+        <w:t xml:space="preserve">{"instances": [...]}</w:t>
+      </w:r>
+      <w:r>
+        <w:t xml:space="preserve"> </w:t>
+      </w:r>
+      <w:r>
+        <w:t xml:space="preserve">shape and get</w:t>
+      </w:r>
+      <w:r>
+        <w:t xml:space="preserve"> </w:t>
+      </w:r>
+      <w:r>
+        <w:rPr>
+          <w:rStyle w:val="VerbatimChar"/>
+        </w:rPr>
+        <w:t xml:space="preserve">{"predictions": [...]}</w:t>
+      </w:r>
+      <w:r>
+        <w:t xml:space="preserve"> </w:t>
+      </w:r>
+      <w:r>
+        <w:t xml:space="preserve">back). Use this for text/NLP models, and remember a model file must be a</w:t>
+      </w:r>
+      <w:r>
+        <w:t xml:space="preserve"> </w:t>
+      </w:r>
+      <w:r>
+        <w:rPr>
+          <w:b/>
+          <w:bCs/>
+        </w:rPr>
+        <w:t xml:space="preserve">complete pipeline</w:t>
+      </w:r>
+      <w:r>
+        <w:t xml:space="preserve"> </w:t>
+      </w:r>
+      <w:r>
+        <w:t xml:space="preserve">(e.g.</w:t>
+      </w:r>
+      <w:r>
+        <w:t xml:space="preserve"> </w:t>
+      </w:r>
+      <w:r>
+        <w:t xml:space="preserve">vectorizer + classifier) that actually accepts that input.</w:t>
+      </w:r>
+    </w:p>
+    <w:p>
+      <w:pPr>
+        <w:pStyle w:val="BodyText"/>
+      </w:pPr>
+      <w:r>
+        <w:t xml:space="preserve">Because the sample is a real request, it is also used to</w:t>
+      </w:r>
+      <w:r>
+        <w:t xml:space="preserve"> </w:t>
+      </w:r>
+      <w:r>
+        <w:rPr>
+          <w:b/>
+          <w:bCs/>
+        </w:rPr>
+        <w:t xml:space="preserve">test the live endpoint</w:t>
+      </w:r>
+      <w:r>
+        <w:t xml:space="preserve"> </w:t>
+      </w:r>
+      <w:r>
+        <w:t xml:space="preserve">— if the</w:t>
+      </w:r>
+      <w:r>
+        <w:t xml:space="preserve"> </w:t>
+      </w:r>
+      <w:r>
+        <w:t xml:space="preserve">endpoint can’t answer it, the deployment is rolled back (section 16).</w:t>
+      </w:r>
+    </w:p>
+    <w:bookmarkEnd w:id="29"/>
+    <w:bookmarkStart w:id="30" w:name="X5f8ca159ed667baa74106c8700629f179b30ec2"/>
+    <w:p>
+      <w:pPr>
+        <w:pStyle w:val="Heading2"/>
+      </w:pPr>
+      <w:r>
+        <w:t xml:space="preserve">Mode C — Use the model’s own signature (MLflow model folders)</w:t>
+      </w:r>
+    </w:p>
+    <w:p>
+      <w:pPr>
+        <w:pStyle w:val="FirstParagraph"/>
+      </w:pPr>
+      <w:r>
+        <w:t xml:space="preserve">Available when</w:t>
+      </w:r>
+      <w:r>
+        <w:t xml:space="preserve"> </w:t>
+      </w:r>
+      <w:r>
+        <w:rPr>
+          <w:b/>
+          <w:bCs/>
+        </w:rPr>
+        <w:t xml:space="preserve">every</w:t>
+      </w:r>
+      <w:r>
+        <w:t xml:space="preserve"> </w:t>
+      </w:r>
+      <w:r>
+        <w:t xml:space="preserve">new variant is an MLflow model folder. No schema or sample output is</w:t>
+      </w:r>
+      <w:r>
+        <w:t xml:space="preserve"> </w:t>
+      </w:r>
+      <w:r>
+        <w:t xml:space="preserve">needed — the model’s own signature is used. You can still paste an optional</w:t>
+      </w:r>
+      <w:r>
+        <w:t xml:space="preserve"> </w:t>
+      </w:r>
+      <w:r>
+        <w:rPr>
+          <w:b/>
+          <w:bCs/>
+        </w:rPr>
+        <w:t xml:space="preserve">Sample input</w:t>
+      </w:r>
+      <w:r>
+        <w:t xml:space="preserve">, e.g.</w:t>
+      </w:r>
+      <w:r>
+        <w:t xml:space="preserve"> </w:t>
+      </w:r>
+      <w:r>
+        <w:rPr>
+          <w:rStyle w:val="VerbatimChar"/>
+        </w:rPr>
+        <w:t xml:space="preserve">{"inputs": ["Pregnancy Test", "EKG"]}</w:t>
+      </w:r>
+      <w:r>
+        <w:t xml:space="preserve">; it is used to test the model in its own environment and to</w:t>
+      </w:r>
+      <w:r>
+        <w:t xml:space="preserve"> </w:t>
+      </w:r>
+      <w:r>
+        <w:t xml:space="preserve">test the endpoint. Leave it blank to use the model’s saved input example, if it has one.</w:t>
+      </w:r>
+    </w:p>
+    <w:p>
+      <w:pPr>
+        <w:pStyle w:val="BodyText"/>
+      </w:pPr>
+      <w:r>
+        <w:t xml:space="preserve">If an MLflow model folder has</w:t>
+      </w:r>
+      <w:r>
+        <w:t xml:space="preserve"> </w:t>
+      </w:r>
+      <w:r>
+        <w:rPr>
+          <w:b/>
+          <w:bCs/>
+        </w:rPr>
+        <w:t xml:space="preserve">no</w:t>
+      </w:r>
+      <w:r>
+        <w:t xml:space="preserve"> </w:t>
+      </w:r>
+      <w:r>
+        <w:t xml:space="preserve">signature (older exports can lack one), use Mode A or B — the</w:t>
+      </w:r>
+      <w:r>
+        <w:t xml:space="preserve"> </w:t>
+      </w:r>
+      <w:r>
+        <w:t xml:space="preserve">signature you enter is added to it.</w:t>
+      </w:r>
+    </w:p>
+    <w:bookmarkEnd w:id="30"/>
+    <w:bookmarkEnd w:id="31"/>
+    <w:bookmarkStart w:id="32" w:name="compute-options"/>
+    <w:p>
+      <w:pPr>
+        <w:pStyle w:val="Heading1"/>
+      </w:pPr>
+      <w:r>
+        <w:t xml:space="preserve">8. Compute options</w:t>
+      </w:r>
+    </w:p>
+    <w:tbl>
+      <w:tblPr>
+        <w:tblStyle w:val="Table"/>
+        <w:tblW w:type="pct" w:w="5000"/>
+        <w:tblLayout w:type="fixed"/>
+        <w:tblLook w:firstRow="1" w:lastRow="0" w:firstColumn="0" w:lastColumn="0" w:noHBand="0" w:noVBand="0" w:val="0020"/>
+      </w:tblPr>
+      <w:tblGrid>
+        <w:gridCol w:w="2640"/>
+        <w:gridCol w:w="2640"/>
+        <w:gridCol w:w="2640"/>
+      </w:tblGrid>
+      <w:tr>
+        <w:trPr>
+          <w:tblHeader w:val="on"/>
+        </w:trPr>
+        <w:tc>
+          <w:tcPr/>
+          <w:p>
+            <w:pPr>
+              <w:pStyle w:val="Compact"/>
+            </w:pPr>
+            <w:r>
               <w:t xml:space="preserve">Option</w:t>
             </w:r>
           </w:p>
@@ -2688,7 +4068,7 @@
               <w:pStyle w:val="Compact"/>
             </w:pPr>
             <w:r>
-              <w:t xml:space="preserve">Pick based on model size and expected load.</w:t>
+              <w:t xml:space="preserve">Pick based on model size and expected load. Larger models (e.g. BERT-based) need MEDIUM or more.</w:t>
             </w:r>
           </w:p>
         </w:tc>
@@ -2733,8 +4113,8 @@
         </w:tc>
       </w:tr>
     </w:tbl>
-    <w:bookmarkEnd w:id="29"/>
-    <w:bookmarkStart w:id="30" w:name="evaluation-dataset-optional"/>
+    <w:bookmarkEnd w:id="32"/>
+    <w:bookmarkStart w:id="33" w:name="evaluation-dataset-optional"/>
     <w:p>
       <w:pPr>
         <w:pStyle w:val="Heading1"/>
@@ -2764,7 +4144,13 @@
         <w:t xml:space="preserve"> </w:t>
       </w:r>
       <w:r>
-        <w:t xml:space="preserve">(a CSV or Parquet path), the validator runs</w:t>
+        <w:t xml:space="preserve">(a CSV or Parquet file), the validator scores the model</w:t>
+      </w:r>
+      <w:r>
+        <w:t xml:space="preserve"> </w:t>
+      </w:r>
+      <w:r>
+        <w:t xml:space="preserve">against it and logs</w:t>
       </w:r>
       <w:r>
         <w:t xml:space="preserve"> </w:t>
@@ -2779,70 +4165,7 @@
         <w:t xml:space="preserve"> </w:t>
       </w:r>
       <w:r>
-        <w:t xml:space="preserve">against it. The file’s columns must be the model’s features</w:t>
-      </w:r>
-      <w:r>
-        <w:t xml:space="preserve"> </w:t>
-      </w:r>
-      <w:r>
-        <w:rPr>
-          <w:b/>
-          <w:bCs/>
-        </w:rPr>
-        <w:t xml:space="preserve">plus a target</w:t>
-      </w:r>
-      <w:r>
-        <w:rPr>
-          <w:b/>
-          <w:bCs/>
-        </w:rPr>
-        <w:t xml:space="preserve"> </w:t>
-      </w:r>
-      <w:r>
-        <w:rPr>
-          <w:b/>
-          <w:bCs/>
-        </w:rPr>
-        <w:t xml:space="preserve">column named exactly like your output-schema field</w:t>
-      </w:r>
-      <w:r>
-        <w:t xml:space="preserve"> </w:t>
-      </w:r>
-      <w:r>
-        <w:t xml:space="preserve">(e.g. </w:t>
-      </w:r>
-      <w:r>
-        <w:rPr>
-          <w:rStyle w:val="VerbatimChar"/>
-        </w:rPr>
-        <w:t xml:space="preserve">price</w:t>
-      </w:r>
-      <w:r>
-        <w:t xml:space="preserve">,</w:t>
-      </w:r>
-      <w:r>
-        <w:t xml:space="preserve"> </w:t>
-      </w:r>
-      <w:r>
-        <w:rPr>
-          <w:rStyle w:val="VerbatimChar"/>
-        </w:rPr>
-        <w:t xml:space="preserve">prediction</w:t>
-      </w:r>
-      <w:r>
-        <w:t xml:space="preserve">,</w:t>
-      </w:r>
-      <w:r>
-        <w:t xml:space="preserve"> </w:t>
-      </w:r>
-      <w:r>
-        <w:rPr>
-          <w:rStyle w:val="VerbatimChar"/>
-        </w:rPr>
-        <w:t xml:space="preserve">churn</w:t>
-      </w:r>
-      <w:r>
-        <w:t xml:space="preserve">).</w:t>
+        <w:t xml:space="preserve">metrics. Like an artifact, choose where it lives:</w:t>
       </w:r>
     </w:p>
     <w:p>
@@ -2854,7 +4177,14 @@
         </w:numPr>
       </w:pPr>
       <w:r>
-        <w:t xml:space="preserve">If the output field is</w:t>
+        <w:rPr>
+          <w:b/>
+          <w:bCs/>
+        </w:rPr>
+        <w:t xml:space="preserve">UC Volume</w:t>
+      </w:r>
+      <w:r>
+        <w:t xml:space="preserve">:</w:t>
       </w:r>
       <w:r>
         <w:t xml:space="preserve"> </w:t>
@@ -2863,26 +4193,7 @@
         <w:rPr>
           <w:rStyle w:val="VerbatimChar"/>
         </w:rPr>
-        <w:t xml:space="preserve">long</w:t>
-      </w:r>
-      <w:r>
-        <w:t xml:space="preserve">/integer →</w:t>
-      </w:r>
-      <w:r>
-        <w:t xml:space="preserve"> </w:t>
-      </w:r>
-      <w:r>
-        <w:rPr>
-          <w:b/>
-          <w:bCs/>
-        </w:rPr>
-        <w:t xml:space="preserve">classifier</w:t>
-      </w:r>
-      <w:r>
-        <w:t xml:space="preserve"> </w:t>
-      </w:r>
-      <w:r>
-        <w:t xml:space="preserve">metrics are computed.</w:t>
+        <w:t xml:space="preserve">/Volumes/&lt;catalog&gt;/&lt;schema&gt;/&lt;volume&gt;/path/to/eval.csv</w:t>
       </w:r>
     </w:p>
     <w:p>
@@ -2894,35 +4205,72 @@
         </w:numPr>
       </w:pPr>
       <w:r>
-        <w:t xml:space="preserve">Otherwise →</w:t>
-      </w:r>
-      <w:r>
-        <w:t xml:space="preserve"> </w:t>
-      </w:r>
-      <w:r>
-        <w:rPr>
-          <w:b/>
-          <w:bCs/>
-        </w:rPr>
-        <w:t xml:space="preserve">regressor</w:t>
-      </w:r>
-      <w:r>
-        <w:t xml:space="preserve"> </w:t>
-      </w:r>
-      <w:r>
-        <w:t xml:space="preserve">metrics.</w:t>
-      </w:r>
-    </w:p>
-    <w:p>
-      <w:pPr>
-        <w:pStyle w:val="Compact"/>
-        <w:numPr>
-          <w:ilvl w:val="0"/>
-          <w:numId w:val="1006"/>
-        </w:numPr>
-      </w:pPr>
-      <w:r>
-        <w:t xml:space="preserve">If the target column is missing, the rows are just scored (no metrics).</w:t>
+        <w:rPr>
+          <w:b/>
+          <w:bCs/>
+        </w:rPr>
+        <w:t xml:space="preserve">S3</w:t>
+      </w:r>
+      <w:r>
+        <w:t xml:space="preserve">:</w:t>
+      </w:r>
+      <w:r>
+        <w:t xml:space="preserve"> </w:t>
+      </w:r>
+      <w:r>
+        <w:rPr>
+          <w:rStyle w:val="VerbatimChar"/>
+        </w:rPr>
+        <w:t xml:space="preserve">s3://bucket/path/to/eval.parquet</w:t>
+      </w:r>
+      <w:r>
+        <w:t xml:space="preserve"> </w:t>
+      </w:r>
+      <w:r>
+        <w:t xml:space="preserve">— the S3 location must be covered by a Unity Catalog</w:t>
+      </w:r>
+      <w:r>
+        <w:t xml:space="preserve"> </w:t>
+      </w:r>
+      <w:r>
+        <w:rPr>
+          <w:b/>
+          <w:bCs/>
+        </w:rPr>
+        <w:t xml:space="preserve">external volume</w:t>
+      </w:r>
+      <w:r>
+        <w:t xml:space="preserve"> </w:t>
+      </w:r>
+      <w:r>
+        <w:t xml:space="preserve">you can read. The deployment swaps it for the matching</w:t>
+      </w:r>
+      <w:r>
+        <w:t xml:space="preserve"> </w:t>
+      </w:r>
+      <w:r>
+        <w:rPr>
+          <w:rStyle w:val="VerbatimChar"/>
+        </w:rPr>
+        <w:t xml:space="preserve">/Volumes/…</w:t>
+      </w:r>
+      <w:r>
+        <w:t xml:space="preserve"> </w:t>
+      </w:r>
+      <w:r>
+        <w:t xml:space="preserve">path</w:t>
+      </w:r>
+      <w:r>
+        <w:t xml:space="preserve"> </w:t>
+      </w:r>
+      <w:r>
+        <w:t xml:space="preserve">(shown on the timeline); if no external volume covers it, the deployment fails with a clear</w:t>
+      </w:r>
+      <w:r>
+        <w:t xml:space="preserve"> </w:t>
+      </w:r>
+      <w:r>
+        <w:t xml:space="preserve">message.</w:t>
       </w:r>
     </w:p>
     <w:p>
@@ -2930,247 +4278,55 @@
         <w:pStyle w:val="FirstParagraph"/>
       </w:pPr>
       <w:r>
-        <w:t xml:space="preserve">Evaluation is</w:t>
-      </w:r>
-      <w:r>
-        <w:t xml:space="preserve"> </w:t>
-      </w:r>
-      <w:r>
-        <w:rPr>
-          <w:b/>
-          <w:bCs/>
-        </w:rPr>
-        <w:t xml:space="preserve">non-fatal</w:t>
-      </w:r>
-      <w:r>
-        <w:t xml:space="preserve">: a bad eval file logs a warning and the deployment still completes.</w:t>
-      </w:r>
-    </w:p>
-    <w:bookmarkEnd w:id="30"/>
-    <w:bookmarkStart w:id="31" w:name="tags"/>
-    <w:p>
-      <w:pPr>
-        <w:pStyle w:val="Heading1"/>
-      </w:pPr>
-      <w:r>
-        <w:t xml:space="preserve">10. Tags</w:t>
-      </w:r>
-    </w:p>
-    <w:p>
-      <w:pPr>
-        <w:pStyle w:val="FirstParagraph"/>
-      </w:pPr>
-      <w:r>
-        <w:t xml:space="preserve">The</w:t>
-      </w:r>
-      <w:r>
-        <w:t xml:space="preserve"> </w:t>
-      </w:r>
-      <w:r>
-        <w:rPr>
-          <w:b/>
-          <w:bCs/>
-        </w:rPr>
-        <w:t xml:space="preserve">Tags</w:t>
-      </w:r>
-      <w:r>
-        <w:t xml:space="preserve"> </w:t>
-      </w:r>
-      <w:r>
-        <w:t xml:space="preserve">field is a JSON object of extra key/value tags applied to the serving endpoint:</w:t>
-      </w:r>
-    </w:p>
-    <w:p>
-      <w:pPr>
-        <w:pStyle w:val="SourceCode"/>
-      </w:pPr>
-      <w:r>
-        <w:rPr>
-          <w:rStyle w:val="FunctionTok"/>
-        </w:rPr>
-        <w:t xml:space="preserve">{</w:t>
-      </w:r>
-      <w:r>
-        <w:rPr>
-          <w:rStyle w:val="NormalTok"/>
-        </w:rPr>
-        <w:t xml:space="preserve"> </w:t>
-      </w:r>
-      <w:r>
-        <w:rPr>
-          <w:rStyle w:val="DataTypeTok"/>
-        </w:rPr>
-        <w:t xml:space="preserve">"team"</w:t>
-      </w:r>
-      <w:r>
-        <w:rPr>
-          <w:rStyle w:val="FunctionTok"/>
-        </w:rPr>
-        <w:t xml:space="preserve">:</w:t>
-      </w:r>
-      <w:r>
-        <w:rPr>
-          <w:rStyle w:val="NormalTok"/>
-        </w:rPr>
-        <w:t xml:space="preserve"> </w:t>
-      </w:r>
-      <w:r>
-        <w:rPr>
-          <w:rStyle w:val="StringTok"/>
-        </w:rPr>
-        <w:t xml:space="preserve">"ds-housing"</w:t>
-      </w:r>
-      <w:r>
-        <w:rPr>
-          <w:rStyle w:val="FunctionTok"/>
-        </w:rPr>
+        <w:t xml:space="preserve">The file’s columns must be the model’s features</w:t>
+      </w:r>
+      <w:r>
+        <w:t xml:space="preserve"> </w:t>
+      </w:r>
+      <w:r>
+        <w:rPr>
+          <w:b/>
+          <w:bCs/>
+        </w:rPr>
+        <w:t xml:space="preserve">plus a target column named exactly like your</w:t>
+      </w:r>
+      <w:r>
+        <w:rPr>
+          <w:b/>
+          <w:bCs/>
+        </w:rPr>
+        <w:t xml:space="preserve"> </w:t>
+      </w:r>
+      <w:r>
+        <w:rPr>
+          <w:b/>
+          <w:bCs/>
+        </w:rPr>
+        <w:t xml:space="preserve">(first) output-schema field</w:t>
+      </w:r>
+      <w:r>
+        <w:t xml:space="preserve"> </w:t>
+      </w:r>
+      <w:r>
+        <w:t xml:space="preserve">(e.g. </w:t>
+      </w:r>
+      <w:r>
+        <w:rPr>
+          <w:rStyle w:val="VerbatimChar"/>
+        </w:rPr>
+        <w:t xml:space="preserve">price</w:t>
+      </w:r>
+      <w:r>
         <w:t xml:space="preserve">,</w:t>
       </w:r>
       <w:r>
-        <w:rPr>
-          <w:rStyle w:val="NormalTok"/>
-        </w:rPr>
-        <w:t xml:space="preserve"> </w:t>
-      </w:r>
-      <w:r>
-        <w:rPr>
-          <w:rStyle w:val="DataTypeTok"/>
-        </w:rPr>
-        <w:t xml:space="preserve">"project"</w:t>
-      </w:r>
-      <w:r>
-        <w:rPr>
-          <w:rStyle w:val="FunctionTok"/>
-        </w:rPr>
-        <w:t xml:space="preserve">:</w:t>
-      </w:r>
-      <w:r>
-        <w:rPr>
-          <w:rStyle w:val="NormalTok"/>
-        </w:rPr>
-        <w:t xml:space="preserve"> </w:t>
-      </w:r>
-      <w:r>
-        <w:rPr>
-          <w:rStyle w:val="StringTok"/>
-        </w:rPr>
-        <w:t xml:space="preserve">"pricing"</w:t>
-      </w:r>
-      <w:r>
-        <w:rPr>
-          <w:rStyle w:val="NormalTok"/>
-        </w:rPr>
-        <w:t xml:space="preserve"> </w:t>
-      </w:r>
-      <w:r>
-        <w:rPr>
-          <w:rStyle w:val="FunctionTok"/>
-        </w:rPr>
-        <w:t xml:space="preserve">}</w:t>
-      </w:r>
-    </w:p>
-    <w:p>
-      <w:pPr>
-        <w:pStyle w:val="FirstParagraph"/>
-      </w:pPr>
-      <w:r>
-        <w:t xml:space="preserve">Your environment also applies a standard set of governance/chargeback tags automatically (e.g.</w:t>
-      </w:r>
-      <w:r>
-        <w:t xml:space="preserve"> </w:t>
-      </w:r>
-      <w:r>
-        <w:t xml:space="preserve">application, cost center, team, environment). Any tag you enter here is added on top, and</w:t>
-      </w:r>
-      <w:r>
-        <w:t xml:space="preserve"> </w:t>
-      </w:r>
-      <w:r>
-        <w:rPr>
-          <w:b/>
-          <w:bCs/>
-        </w:rPr>
-        <w:t xml:space="preserve">your</w:t>
-      </w:r>
-      <w:r>
-        <w:rPr>
-          <w:b/>
-          <w:bCs/>
-        </w:rPr>
-        <w:t xml:space="preserve"> </w:t>
-      </w:r>
-      <w:r>
-        <w:rPr>
-          <w:b/>
-          <w:bCs/>
-        </w:rPr>
-        <w:t xml:space="preserve">value wins</w:t>
-      </w:r>
-      <w:r>
-        <w:t xml:space="preserve"> </w:t>
-      </w:r>
-      <w:r>
-        <w:t xml:space="preserve">if a key overlaps with a standard tag.</w:t>
-      </w:r>
-    </w:p>
-    <w:p>
-      <w:pPr>
-        <w:pStyle w:val="BlockText"/>
-      </w:pPr>
-      <w:r>
-        <w:t xml:space="preserve">A serving endpoint can hold</w:t>
-      </w:r>
-      <w:r>
-        <w:t xml:space="preserve"> </w:t>
-      </w:r>
-      <w:r>
-        <w:rPr>
-          <w:b/>
-          <w:bCs/>
-        </w:rPr>
-        <w:t xml:space="preserve">at most 20 tags total</w:t>
-      </w:r>
-      <w:r>
-        <w:t xml:space="preserve">. If the combined set (your tags + the</w:t>
-      </w:r>
-      <w:r>
-        <w:t xml:space="preserve"> </w:t>
-      </w:r>
-      <w:r>
-        <w:t xml:space="preserve">environment’s governance tags + a couple of automatic ones) exceeds 20, your</w:t>
-      </w:r>
-      <w:r>
-        <w:t xml:space="preserve"> </w:t>
-      </w:r>
-      <w:r>
-        <w:rPr>
-          <w:b/>
-          <w:bCs/>
-        </w:rPr>
-        <w:t xml:space="preserve">form tags and the</w:t>
-      </w:r>
-      <w:r>
-        <w:rPr>
-          <w:b/>
-          <w:bCs/>
-        </w:rPr>
-        <w:t xml:space="preserve"> </w:t>
-      </w:r>
-      <w:r>
-        <w:rPr>
-          <w:b/>
-          <w:bCs/>
-        </w:rPr>
-        <w:t xml:space="preserve">governance tags are kept first</w:t>
-      </w:r>
-      <w:r>
-        <w:t xml:space="preserve">, and the auto-added ones (</w:t>
+        <w:t xml:space="preserve"> </w:t>
       </w:r>
       <w:r>
         <w:rPr>
           <w:rStyle w:val="VerbatimChar"/>
         </w:rPr>
-        <w:t xml:space="preserve">deployed_by</w:t>
+        <w:t xml:space="preserve">prediction</w:t>
       </w:r>
       <w:r>
         <w:t xml:space="preserve">,</w:t>
@@ -3182,251 +4338,10 @@
         <w:rPr>
           <w:rStyle w:val="VerbatimChar"/>
         </w:rPr>
-        <w:t xml:space="preserve">gpu_type</w:t>
-      </w:r>
-      <w:r>
-        <w:t xml:space="preserve">,</w:t>
-      </w:r>
-      <w:r>
-        <w:t xml:space="preserve"> </w:t>
-      </w:r>
-      <w:r>
-        <w:rPr>
-          <w:rStyle w:val="VerbatimChar"/>
-        </w:rPr>
-        <w:t xml:space="preserve">application</w:t>
-      </w:r>
-      <w:r>
-        <w:t xml:space="preserve">)</w:t>
-      </w:r>
-      <w:r>
-        <w:t xml:space="preserve"> </w:t>
-      </w:r>
-      <w:r>
-        <w:t xml:space="preserve">are dropped to fit — so your important tags always land.</w:t>
-      </w:r>
-    </w:p>
-    <w:bookmarkEnd w:id="31"/>
-    <w:bookmarkStart w:id="32" w:name="endpoint-permissions-optional"/>
-    <w:p>
-      <w:pPr>
-        <w:pStyle w:val="Heading1"/>
-      </w:pPr>
-      <w:r>
-        <w:t xml:space="preserve">11. Endpoint permissions (optional)</w:t>
-      </w:r>
-    </w:p>
-    <w:p>
-      <w:pPr>
-        <w:pStyle w:val="FirstParagraph"/>
-      </w:pPr>
-      <w:r>
-        <w:t xml:space="preserve">By default, only you (the person deploying) get</w:t>
-      </w:r>
-      <w:r>
-        <w:t xml:space="preserve"> </w:t>
-      </w:r>
-      <w:r>
-        <w:rPr>
-          <w:b/>
-          <w:bCs/>
-        </w:rPr>
-        <w:t xml:space="preserve">CAN_MANAGE</w:t>
-      </w:r>
-      <w:r>
-        <w:t xml:space="preserve"> </w:t>
-      </w:r>
-      <w:r>
-        <w:t xml:space="preserve">on the new endpoint. To grant others</w:t>
-      </w:r>
-      <w:r>
-        <w:t xml:space="preserve"> </w:t>
-      </w:r>
-      <w:r>
-        <w:t xml:space="preserve">access, enter a JSON object in the</w:t>
-      </w:r>
-      <w:r>
-        <w:t xml:space="preserve"> </w:t>
-      </w:r>
-      <w:r>
-        <w:rPr>
-          <w:b/>
-          <w:bCs/>
-        </w:rPr>
-        <w:t xml:space="preserve">Endpoint permissions</w:t>
-      </w:r>
-      <w:r>
-        <w:t xml:space="preserve"> </w:t>
-      </w:r>
-      <w:r>
-        <w:t xml:space="preserve">field:</w:t>
-      </w:r>
-    </w:p>
-    <w:p>
-      <w:pPr>
-        <w:pStyle w:val="SourceCode"/>
-      </w:pPr>
-      <w:r>
-        <w:rPr>
-          <w:rStyle w:val="FunctionTok"/>
-        </w:rPr>
-        <w:t xml:space="preserve">{</w:t>
-      </w:r>
-      <w:r>
-        <w:br/>
-      </w:r>
-      <w:r>
-        <w:rPr>
-          <w:rStyle w:val="NormalTok"/>
-        </w:rPr>
-        <w:t xml:space="preserve">  </w:t>
-      </w:r>
-      <w:r>
-        <w:rPr>
-          <w:rStyle w:val="DataTypeTok"/>
-        </w:rPr>
-        <w:t xml:space="preserve">"can_manage"</w:t>
-      </w:r>
-      <w:r>
-        <w:rPr>
-          <w:rStyle w:val="FunctionTok"/>
-        </w:rPr>
-        <w:t xml:space="preserve">:</w:t>
-      </w:r>
-      <w:r>
-        <w:rPr>
-          <w:rStyle w:val="NormalTok"/>
-        </w:rPr>
-        <w:t xml:space="preserve"> </w:t>
-      </w:r>
-      <w:r>
-        <w:rPr>
-          <w:rStyle w:val="OtherTok"/>
-        </w:rPr>
-        <w:t xml:space="preserve">[</w:t>
-      </w:r>
-      <w:r>
-        <w:rPr>
-          <w:rStyle w:val="StringTok"/>
-        </w:rPr>
-        <w:t xml:space="preserve">"someone@company.com"</w:t>
-      </w:r>
-      <w:r>
-        <w:rPr>
-          <w:rStyle w:val="OtherTok"/>
-        </w:rPr>
-        <w:t xml:space="preserve">]</w:t>
-      </w:r>
-      <w:r>
-        <w:rPr>
-          <w:rStyle w:val="FunctionTok"/>
-        </w:rPr>
-        <w:t xml:space="preserve">,</w:t>
-      </w:r>
-      <w:r>
-        <w:br/>
-      </w:r>
-      <w:r>
-        <w:rPr>
-          <w:rStyle w:val="NormalTok"/>
-        </w:rPr>
-        <w:t xml:space="preserve">  </w:t>
-      </w:r>
-      <w:r>
-        <w:rPr>
-          <w:rStyle w:val="DataTypeTok"/>
-        </w:rPr>
-        <w:t xml:space="preserve">"can_query"</w:t>
-      </w:r>
-      <w:r>
-        <w:rPr>
-          <w:rStyle w:val="FunctionTok"/>
-        </w:rPr>
-        <w:t xml:space="preserve">:</w:t>
-      </w:r>
-      <w:r>
-        <w:rPr>
-          <w:rStyle w:val="NormalTok"/>
-        </w:rPr>
-        <w:t xml:space="preserve">  </w:t>
-      </w:r>
-      <w:r>
-        <w:rPr>
-          <w:rStyle w:val="OtherTok"/>
-        </w:rPr>
-        <w:t xml:space="preserve">[</w:t>
-      </w:r>
-      <w:r>
-        <w:rPr>
-          <w:rStyle w:val="StringTok"/>
-        </w:rPr>
-        <w:t xml:space="preserve">"service-account@company.com"</w:t>
-      </w:r>
-      <w:r>
-        <w:rPr>
-          <w:rStyle w:val="OtherTok"/>
-        </w:rPr>
-        <w:t xml:space="preserve">]</w:t>
-      </w:r>
-      <w:r>
-        <w:rPr>
-          <w:rStyle w:val="FunctionTok"/>
-        </w:rPr>
-        <w:t xml:space="preserve">,</w:t>
-      </w:r>
-      <w:r>
-        <w:br/>
-      </w:r>
-      <w:r>
-        <w:rPr>
-          <w:rStyle w:val="NormalTok"/>
-        </w:rPr>
-        <w:t xml:space="preserve">  </w:t>
-      </w:r>
-      <w:r>
-        <w:rPr>
-          <w:rStyle w:val="DataTypeTok"/>
-        </w:rPr>
-        <w:t xml:space="preserve">"can_view"</w:t>
-      </w:r>
-      <w:r>
-        <w:rPr>
-          <w:rStyle w:val="FunctionTok"/>
-        </w:rPr>
-        <w:t xml:space="preserve">:</w:t>
-      </w:r>
-      <w:r>
-        <w:rPr>
-          <w:rStyle w:val="NormalTok"/>
-        </w:rPr>
-        <w:t xml:space="preserve">   </w:t>
-      </w:r>
-      <w:r>
-        <w:rPr>
-          <w:rStyle w:val="OtherTok"/>
-        </w:rPr>
-        <w:t xml:space="preserve">[</w:t>
-      </w:r>
-      <w:r>
-        <w:rPr>
-          <w:rStyle w:val="StringTok"/>
-        </w:rPr>
-        <w:t xml:space="preserve">"viewer@company.com"</w:t>
-      </w:r>
-      <w:r>
-        <w:rPr>
-          <w:rStyle w:val="OtherTok"/>
-        </w:rPr>
-        <w:t xml:space="preserve">]</w:t>
-      </w:r>
-      <w:r>
-        <w:br/>
-      </w:r>
-      <w:r>
-        <w:rPr>
-          <w:rStyle w:val="FunctionTok"/>
-        </w:rPr>
-        <w:t xml:space="preserve">}</w:t>
+        <w:t xml:space="preserve">churn</w:t>
+      </w:r>
+      <w:r>
+        <w:t xml:space="preserve">).</w:t>
       </w:r>
     </w:p>
     <w:p>
@@ -3438,7 +4353,7 @@
         </w:numPr>
       </w:pPr>
       <w:r>
-        <w:t xml:space="preserve">Keys are</w:t>
+        <w:t xml:space="preserve">If the output field is</w:t>
       </w:r>
       <w:r>
         <w:t xml:space="preserve"> </w:t>
@@ -3447,34 +4362,26 @@
         <w:rPr>
           <w:rStyle w:val="VerbatimChar"/>
         </w:rPr>
-        <w:t xml:space="preserve">can_manage</w:t>
-      </w:r>
-      <w:r>
-        <w:t xml:space="preserve">,</w:t>
-      </w:r>
-      <w:r>
-        <w:t xml:space="preserve"> </w:t>
-      </w:r>
-      <w:r>
-        <w:rPr>
-          <w:rStyle w:val="VerbatimChar"/>
-        </w:rPr>
-        <w:t xml:space="preserve">can_query</w:t>
-      </w:r>
-      <w:r>
-        <w:t xml:space="preserve">,</w:t>
-      </w:r>
-      <w:r>
-        <w:t xml:space="preserve"> </w:t>
-      </w:r>
-      <w:r>
-        <w:rPr>
-          <w:rStyle w:val="VerbatimChar"/>
-        </w:rPr>
-        <w:t xml:space="preserve">can_view</w:t>
-      </w:r>
-      <w:r>
-        <w:t xml:space="preserve">; each is a list of principals.</w:t>
+        <w:t xml:space="preserve">long</w:t>
+      </w:r>
+      <w:r>
+        <w:t xml:space="preserve">/integer →</w:t>
+      </w:r>
+      <w:r>
+        <w:t xml:space="preserve"> </w:t>
+      </w:r>
+      <w:r>
+        <w:rPr>
+          <w:b/>
+          <w:bCs/>
+        </w:rPr>
+        <w:t xml:space="preserve">classifier</w:t>
+      </w:r>
+      <w:r>
+        <w:t xml:space="preserve"> </w:t>
+      </w:r>
+      <w:r>
+        <w:t xml:space="preserve">metrics are computed.</w:t>
       </w:r>
     </w:p>
     <w:p>
@@ -3486,28 +4393,23 @@
         </w:numPr>
       </w:pPr>
       <w:r>
-        <w:t xml:space="preserve">A principal is recognized by shape: contains</w:t>
-      </w:r>
-      <w:r>
-        <w:t xml:space="preserve"> </w:t>
-      </w:r>
-      <w:r>
-        <w:rPr>
-          <w:rStyle w:val="VerbatimChar"/>
-        </w:rPr>
-        <w:t xml:space="preserve">@</w:t>
-      </w:r>
-      <w:r>
-        <w:t xml:space="preserve"> </w:t>
-      </w:r>
-      <w:r>
-        <w:t xml:space="preserve">→ user, a 36-character UUID → service principal,</w:t>
-      </w:r>
-      <w:r>
-        <w:t xml:space="preserve"> </w:t>
-      </w:r>
-      <w:r>
-        <w:t xml:space="preserve">otherwise a group name.</w:t>
+        <w:t xml:space="preserve">Otherwise →</w:t>
+      </w:r>
+      <w:r>
+        <w:t xml:space="preserve"> </w:t>
+      </w:r>
+      <w:r>
+        <w:rPr>
+          <w:b/>
+          <w:bCs/>
+        </w:rPr>
+        <w:t xml:space="preserve">regressor</w:t>
+      </w:r>
+      <w:r>
+        <w:t xml:space="preserve"> </w:t>
+      </w:r>
+      <w:r>
+        <w:t xml:space="preserve">metrics.</w:t>
       </w:r>
     </w:p>
     <w:p>
@@ -3519,7 +4421,7 @@
         </w:numPr>
       </w:pPr>
       <w:r>
-        <w:t xml:space="preserve">Leave the field blank to keep the endpoint private to you.</w:t>
+        <w:t xml:space="preserve">If the target column is missing, the rows are just scored (no metrics).</w:t>
       </w:r>
     </w:p>
     <w:p>
@@ -3531,17 +4433,38 @@
         </w:numPr>
       </w:pPr>
       <w:r>
-        <w:t xml:space="preserve">The person deploying always keeps CAN_MANAGE.</w:t>
-      </w:r>
-    </w:p>
-    <w:bookmarkEnd w:id="32"/>
-    <w:bookmarkStart w:id="33" w:name="monitoring-a-deployment"/>
+        <w:t xml:space="preserve">The dataset is scored in the model’s own environment (the same one used for testing).</w:t>
+      </w:r>
+    </w:p>
+    <w:p>
+      <w:pPr>
+        <w:pStyle w:val="FirstParagraph"/>
+      </w:pPr>
+      <w:r>
+        <w:t xml:space="preserve">Evaluation is</w:t>
+      </w:r>
+      <w:r>
+        <w:t xml:space="preserve"> </w:t>
+      </w:r>
+      <w:r>
+        <w:rPr>
+          <w:b/>
+          <w:bCs/>
+        </w:rPr>
+        <w:t xml:space="preserve">non-fatal</w:t>
+      </w:r>
+      <w:r>
+        <w:t xml:space="preserve">: a bad eval file logs a warning and the deployment still completes.</w:t>
+      </w:r>
+    </w:p>
+    <w:bookmarkEnd w:id="33"/>
+    <w:bookmarkStart w:id="34" w:name="tags"/>
     <w:p>
       <w:pPr>
         <w:pStyle w:val="Heading1"/>
       </w:pPr>
       <w:r>
-        <w:t xml:space="preserve">12. Monitoring a deployment</w:t>
+        <w:t xml:space="preserve">10. Tags</w:t>
       </w:r>
     </w:p>
     <w:p>
@@ -3549,23 +4472,478 @@
         <w:pStyle w:val="FirstParagraph"/>
       </w:pPr>
       <w:r>
-        <w:t xml:space="preserve">On the</w:t>
-      </w:r>
-      <w:r>
-        <w:t xml:space="preserve"> </w:t>
-      </w:r>
-      <w:r>
-        <w:rPr>
-          <w:b/>
-          <w:bCs/>
-        </w:rPr>
-        <w:t xml:space="preserve">Deployed Models</w:t>
-      </w:r>
-      <w:r>
-        <w:t xml:space="preserve"> </w:t>
-      </w:r>
-      <w:r>
-        <w:t xml:space="preserve">board each row shows:</w:t>
+        <w:t xml:space="preserve">The</w:t>
+      </w:r>
+      <w:r>
+        <w:t xml:space="preserve"> </w:t>
+      </w:r>
+      <w:r>
+        <w:rPr>
+          <w:b/>
+          <w:bCs/>
+        </w:rPr>
+        <w:t xml:space="preserve">Tags</w:t>
+      </w:r>
+      <w:r>
+        <w:t xml:space="preserve"> </w:t>
+      </w:r>
+      <w:r>
+        <w:t xml:space="preserve">field is a JSON object of extra key/value tags applied to the serving endpoint:</w:t>
+      </w:r>
+    </w:p>
+    <w:p>
+      <w:pPr>
+        <w:pStyle w:val="SourceCode"/>
+      </w:pPr>
+      <w:r>
+        <w:rPr>
+          <w:rStyle w:val="FunctionTok"/>
+        </w:rPr>
+        <w:t xml:space="preserve">{</w:t>
+      </w:r>
+      <w:r>
+        <w:rPr>
+          <w:rStyle w:val="NormalTok"/>
+        </w:rPr>
+        <w:t xml:space="preserve"> </w:t>
+      </w:r>
+      <w:r>
+        <w:rPr>
+          <w:rStyle w:val="DataTypeTok"/>
+        </w:rPr>
+        <w:t xml:space="preserve">"team"</w:t>
+      </w:r>
+      <w:r>
+        <w:rPr>
+          <w:rStyle w:val="FunctionTok"/>
+        </w:rPr>
+        <w:t xml:space="preserve">:</w:t>
+      </w:r>
+      <w:r>
+        <w:rPr>
+          <w:rStyle w:val="NormalTok"/>
+        </w:rPr>
+        <w:t xml:space="preserve"> </w:t>
+      </w:r>
+      <w:r>
+        <w:rPr>
+          <w:rStyle w:val="StringTok"/>
+        </w:rPr>
+        <w:t xml:space="preserve">"ds-housing"</w:t>
+      </w:r>
+      <w:r>
+        <w:rPr>
+          <w:rStyle w:val="FunctionTok"/>
+        </w:rPr>
+        <w:t xml:space="preserve">,</w:t>
+      </w:r>
+      <w:r>
+        <w:rPr>
+          <w:rStyle w:val="NormalTok"/>
+        </w:rPr>
+        <w:t xml:space="preserve"> </w:t>
+      </w:r>
+      <w:r>
+        <w:rPr>
+          <w:rStyle w:val="DataTypeTok"/>
+        </w:rPr>
+        <w:t xml:space="preserve">"project"</w:t>
+      </w:r>
+      <w:r>
+        <w:rPr>
+          <w:rStyle w:val="FunctionTok"/>
+        </w:rPr>
+        <w:t xml:space="preserve">:</w:t>
+      </w:r>
+      <w:r>
+        <w:rPr>
+          <w:rStyle w:val="NormalTok"/>
+        </w:rPr>
+        <w:t xml:space="preserve"> </w:t>
+      </w:r>
+      <w:r>
+        <w:rPr>
+          <w:rStyle w:val="StringTok"/>
+        </w:rPr>
+        <w:t xml:space="preserve">"pricing"</w:t>
+      </w:r>
+      <w:r>
+        <w:rPr>
+          <w:rStyle w:val="NormalTok"/>
+        </w:rPr>
+        <w:t xml:space="preserve"> </w:t>
+      </w:r>
+      <w:r>
+        <w:rPr>
+          <w:rStyle w:val="FunctionTok"/>
+        </w:rPr>
+        <w:t xml:space="preserve">}</w:t>
+      </w:r>
+    </w:p>
+    <w:p>
+      <w:pPr>
+        <w:pStyle w:val="FirstParagraph"/>
+      </w:pPr>
+      <w:r>
+        <w:t xml:space="preserve">Your environment also applies a standard set of governance/chargeback tags automatically (e.g.</w:t>
+      </w:r>
+      <w:r>
+        <w:t xml:space="preserve"> </w:t>
+      </w:r>
+      <w:r>
+        <w:t xml:space="preserve">application, cost center, team, environment). Any tag you enter here is added on top, and</w:t>
+      </w:r>
+      <w:r>
+        <w:t xml:space="preserve"> </w:t>
+      </w:r>
+      <w:r>
+        <w:rPr>
+          <w:b/>
+          <w:bCs/>
+        </w:rPr>
+        <w:t xml:space="preserve">your</w:t>
+      </w:r>
+      <w:r>
+        <w:rPr>
+          <w:b/>
+          <w:bCs/>
+        </w:rPr>
+        <w:t xml:space="preserve"> </w:t>
+      </w:r>
+      <w:r>
+        <w:rPr>
+          <w:b/>
+          <w:bCs/>
+        </w:rPr>
+        <w:t xml:space="preserve">value wins</w:t>
+      </w:r>
+      <w:r>
+        <w:t xml:space="preserve"> </w:t>
+      </w:r>
+      <w:r>
+        <w:t xml:space="preserve">if a key overlaps with a standard tag. When you deploy a new version, the endpoint’s</w:t>
+      </w:r>
+      <w:r>
+        <w:t xml:space="preserve"> </w:t>
+      </w:r>
+      <w:r>
+        <w:t xml:space="preserve">tags are re-synced to the form: a tag you removed from the form is removed from the endpoint.</w:t>
+      </w:r>
+    </w:p>
+    <w:p>
+      <w:pPr>
+        <w:pStyle w:val="BlockText"/>
+      </w:pPr>
+      <w:r>
+        <w:t xml:space="preserve">A serving endpoint can hold</w:t>
+      </w:r>
+      <w:r>
+        <w:t xml:space="preserve"> </w:t>
+      </w:r>
+      <w:r>
+        <w:rPr>
+          <w:b/>
+          <w:bCs/>
+        </w:rPr>
+        <w:t xml:space="preserve">at most 20 tags total</w:t>
+      </w:r>
+      <w:r>
+        <w:t xml:space="preserve">. If the combined set (your tags + the</w:t>
+      </w:r>
+      <w:r>
+        <w:t xml:space="preserve"> </w:t>
+      </w:r>
+      <w:r>
+        <w:t xml:space="preserve">environment’s governance tags + a couple of automatic ones) exceeds 20, your</w:t>
+      </w:r>
+      <w:r>
+        <w:t xml:space="preserve"> </w:t>
+      </w:r>
+      <w:r>
+        <w:rPr>
+          <w:b/>
+          <w:bCs/>
+        </w:rPr>
+        <w:t xml:space="preserve">form tags and the</w:t>
+      </w:r>
+      <w:r>
+        <w:rPr>
+          <w:b/>
+          <w:bCs/>
+        </w:rPr>
+        <w:t xml:space="preserve"> </w:t>
+      </w:r>
+      <w:r>
+        <w:rPr>
+          <w:b/>
+          <w:bCs/>
+        </w:rPr>
+        <w:t xml:space="preserve">governance tags are kept first</w:t>
+      </w:r>
+      <w:r>
+        <w:t xml:space="preserve">, and the auto-added ones (</w:t>
+      </w:r>
+      <w:r>
+        <w:rPr>
+          <w:rStyle w:val="VerbatimChar"/>
+        </w:rPr>
+        <w:t xml:space="preserve">deployed_by</w:t>
+      </w:r>
+      <w:r>
+        <w:t xml:space="preserve">,</w:t>
+      </w:r>
+      <w:r>
+        <w:t xml:space="preserve"> </w:t>
+      </w:r>
+      <w:r>
+        <w:rPr>
+          <w:rStyle w:val="VerbatimChar"/>
+        </w:rPr>
+        <w:t xml:space="preserve">gpu_type</w:t>
+      </w:r>
+      <w:r>
+        <w:t xml:space="preserve">,</w:t>
+      </w:r>
+      <w:r>
+        <w:t xml:space="preserve"> </w:t>
+      </w:r>
+      <w:r>
+        <w:rPr>
+          <w:rStyle w:val="VerbatimChar"/>
+        </w:rPr>
+        <w:t xml:space="preserve">application</w:t>
+      </w:r>
+      <w:r>
+        <w:t xml:space="preserve">)</w:t>
+      </w:r>
+      <w:r>
+        <w:t xml:space="preserve"> </w:t>
+      </w:r>
+      <w:r>
+        <w:t xml:space="preserve">are dropped to fit — so your important tags always land.</w:t>
+      </w:r>
+    </w:p>
+    <w:bookmarkEnd w:id="34"/>
+    <w:bookmarkStart w:id="35" w:name="endpoint-permissions-optional"/>
+    <w:p>
+      <w:pPr>
+        <w:pStyle w:val="Heading1"/>
+      </w:pPr>
+      <w:r>
+        <w:t xml:space="preserve">11. Endpoint permissions (optional)</w:t>
+      </w:r>
+    </w:p>
+    <w:p>
+      <w:pPr>
+        <w:pStyle w:val="FirstParagraph"/>
+      </w:pPr>
+      <w:r>
+        <w:t xml:space="preserve">By default, only you (the person deploying) get</w:t>
+      </w:r>
+      <w:r>
+        <w:t xml:space="preserve"> </w:t>
+      </w:r>
+      <w:r>
+        <w:rPr>
+          <w:b/>
+          <w:bCs/>
+        </w:rPr>
+        <w:t xml:space="preserve">CAN_MANAGE</w:t>
+      </w:r>
+      <w:r>
+        <w:t xml:space="preserve"> </w:t>
+      </w:r>
+      <w:r>
+        <w:t xml:space="preserve">on the new endpoint. To grant others</w:t>
+      </w:r>
+      <w:r>
+        <w:t xml:space="preserve"> </w:t>
+      </w:r>
+      <w:r>
+        <w:t xml:space="preserve">access, enter a JSON object in the</w:t>
+      </w:r>
+      <w:r>
+        <w:t xml:space="preserve"> </w:t>
+      </w:r>
+      <w:r>
+        <w:rPr>
+          <w:b/>
+          <w:bCs/>
+        </w:rPr>
+        <w:t xml:space="preserve">Endpoint permissions</w:t>
+      </w:r>
+      <w:r>
+        <w:t xml:space="preserve"> </w:t>
+      </w:r>
+      <w:r>
+        <w:t xml:space="preserve">field:</w:t>
+      </w:r>
+    </w:p>
+    <w:p>
+      <w:pPr>
+        <w:pStyle w:val="SourceCode"/>
+      </w:pPr>
+      <w:r>
+        <w:rPr>
+          <w:rStyle w:val="FunctionTok"/>
+        </w:rPr>
+        <w:t xml:space="preserve">{</w:t>
+      </w:r>
+      <w:r>
+        <w:br/>
+      </w:r>
+      <w:r>
+        <w:rPr>
+          <w:rStyle w:val="NormalTok"/>
+        </w:rPr>
+        <w:t xml:space="preserve">  </w:t>
+      </w:r>
+      <w:r>
+        <w:rPr>
+          <w:rStyle w:val="DataTypeTok"/>
+        </w:rPr>
+        <w:t xml:space="preserve">"can_manage"</w:t>
+      </w:r>
+      <w:r>
+        <w:rPr>
+          <w:rStyle w:val="FunctionTok"/>
+        </w:rPr>
+        <w:t xml:space="preserve">:</w:t>
+      </w:r>
+      <w:r>
+        <w:rPr>
+          <w:rStyle w:val="NormalTok"/>
+        </w:rPr>
+        <w:t xml:space="preserve"> </w:t>
+      </w:r>
+      <w:r>
+        <w:rPr>
+          <w:rStyle w:val="OtherTok"/>
+        </w:rPr>
+        <w:t xml:space="preserve">[</w:t>
+      </w:r>
+      <w:r>
+        <w:rPr>
+          <w:rStyle w:val="StringTok"/>
+        </w:rPr>
+        <w:t xml:space="preserve">"someone@company.com"</w:t>
+      </w:r>
+      <w:r>
+        <w:rPr>
+          <w:rStyle w:val="OtherTok"/>
+        </w:rPr>
+        <w:t xml:space="preserve">]</w:t>
+      </w:r>
+      <w:r>
+        <w:rPr>
+          <w:rStyle w:val="FunctionTok"/>
+        </w:rPr>
+        <w:t xml:space="preserve">,</w:t>
+      </w:r>
+      <w:r>
+        <w:br/>
+      </w:r>
+      <w:r>
+        <w:rPr>
+          <w:rStyle w:val="NormalTok"/>
+        </w:rPr>
+        <w:t xml:space="preserve">  </w:t>
+      </w:r>
+      <w:r>
+        <w:rPr>
+          <w:rStyle w:val="DataTypeTok"/>
+        </w:rPr>
+        <w:t xml:space="preserve">"can_query"</w:t>
+      </w:r>
+      <w:r>
+        <w:rPr>
+          <w:rStyle w:val="FunctionTok"/>
+        </w:rPr>
+        <w:t xml:space="preserve">:</w:t>
+      </w:r>
+      <w:r>
+        <w:rPr>
+          <w:rStyle w:val="NormalTok"/>
+        </w:rPr>
+        <w:t xml:space="preserve">  </w:t>
+      </w:r>
+      <w:r>
+        <w:rPr>
+          <w:rStyle w:val="OtherTok"/>
+        </w:rPr>
+        <w:t xml:space="preserve">[</w:t>
+      </w:r>
+      <w:r>
+        <w:rPr>
+          <w:rStyle w:val="StringTok"/>
+        </w:rPr>
+        <w:t xml:space="preserve">"service-account@company.com"</w:t>
+      </w:r>
+      <w:r>
+        <w:rPr>
+          <w:rStyle w:val="OtherTok"/>
+        </w:rPr>
+        <w:t xml:space="preserve">]</w:t>
+      </w:r>
+      <w:r>
+        <w:rPr>
+          <w:rStyle w:val="FunctionTok"/>
+        </w:rPr>
+        <w:t xml:space="preserve">,</w:t>
+      </w:r>
+      <w:r>
+        <w:br/>
+      </w:r>
+      <w:r>
+        <w:rPr>
+          <w:rStyle w:val="NormalTok"/>
+        </w:rPr>
+        <w:t xml:space="preserve">  </w:t>
+      </w:r>
+      <w:r>
+        <w:rPr>
+          <w:rStyle w:val="DataTypeTok"/>
+        </w:rPr>
+        <w:t xml:space="preserve">"can_view"</w:t>
+      </w:r>
+      <w:r>
+        <w:rPr>
+          <w:rStyle w:val="FunctionTok"/>
+        </w:rPr>
+        <w:t xml:space="preserve">:</w:t>
+      </w:r>
+      <w:r>
+        <w:rPr>
+          <w:rStyle w:val="NormalTok"/>
+        </w:rPr>
+        <w:t xml:space="preserve">   </w:t>
+      </w:r>
+      <w:r>
+        <w:rPr>
+          <w:rStyle w:val="OtherTok"/>
+        </w:rPr>
+        <w:t xml:space="preserve">[</w:t>
+      </w:r>
+      <w:r>
+        <w:rPr>
+          <w:rStyle w:val="StringTok"/>
+        </w:rPr>
+        <w:t xml:space="preserve">"viewer@company.com"</w:t>
+      </w:r>
+      <w:r>
+        <w:rPr>
+          <w:rStyle w:val="OtherTok"/>
+        </w:rPr>
+        <w:t xml:space="preserve">]</w:t>
+      </w:r>
+      <w:r>
+        <w:br/>
+      </w:r>
+      <w:r>
+        <w:rPr>
+          <w:rStyle w:val="FunctionTok"/>
+        </w:rPr>
+        <w:t xml:space="preserve">}</w:t>
       </w:r>
     </w:p>
     <w:p>
@@ -3577,27 +4955,16 @@
         </w:numPr>
       </w:pPr>
       <w:r>
-        <w:rPr>
-          <w:b/>
-          <w:bCs/>
-        </w:rPr>
-        <w:t xml:space="preserve">Model name</w:t>
-      </w:r>
-      <w:r>
-        <w:t xml:space="preserve"> </w:t>
-      </w:r>
-      <w:r>
-        <w:t xml:space="preserve">(click it to deploy a new version — see section 13),</w:t>
-      </w:r>
-      <w:r>
-        <w:t xml:space="preserve"> </w:t>
-      </w:r>
-      <w:r>
-        <w:rPr>
-          <w:b/>
-          <w:bCs/>
-        </w:rPr>
-        <w:t xml:space="preserve">UC name</w:t>
+        <w:t xml:space="preserve">Keys are</w:t>
+      </w:r>
+      <w:r>
+        <w:t xml:space="preserve"> </w:t>
+      </w:r>
+      <w:r>
+        <w:rPr>
+          <w:rStyle w:val="VerbatimChar"/>
+        </w:rPr>
+        <w:t xml:space="preserve">can_manage</w:t>
       </w:r>
       <w:r>
         <w:t xml:space="preserve">,</w:t>
@@ -3607,10 +4974,9 @@
       </w:r>
       <w:r>
         <w:rPr>
-          <w:b/>
-          <w:bCs/>
-        </w:rPr>
-        <w:t xml:space="preserve">Version</w:t>
+          <w:rStyle w:val="VerbatimChar"/>
+        </w:rPr>
+        <w:t xml:space="preserve">can_query</w:t>
       </w:r>
       <w:r>
         <w:t xml:space="preserve">,</w:t>
@@ -3620,45 +4986,12 @@
       </w:r>
       <w:r>
         <w:rPr>
-          <w:b/>
-          <w:bCs/>
-        </w:rPr>
-        <w:t xml:space="preserve">Deploy Date</w:t>
-      </w:r>
-      <w:r>
-        <w:t xml:space="preserve"> </w:t>
-      </w:r>
-      <w:r>
-        <w:t xml:space="preserve">(full date and time),</w:t>
-      </w:r>
-      <w:r>
-        <w:t xml:space="preserve"> </w:t>
-      </w:r>
-      <w:r>
-        <w:rPr>
-          <w:b/>
-          <w:bCs/>
-        </w:rPr>
-        <w:t xml:space="preserve">Status</w:t>
-      </w:r>
-      <w:r>
-        <w:t xml:space="preserve">, and</w:t>
-      </w:r>
-      <w:r>
-        <w:t xml:space="preserve"> </w:t>
-      </w:r>
-      <w:r>
-        <w:rPr>
-          <w:b/>
-          <w:bCs/>
-        </w:rPr>
-        <w:t xml:space="preserve">Serving</w:t>
-      </w:r>
-      <w:r>
-        <w:t xml:space="preserve"> </w:t>
-      </w:r>
-      <w:r>
-        <w:t xml:space="preserve">actions.</w:t>
+          <w:rStyle w:val="VerbatimChar"/>
+        </w:rPr>
+        <w:t xml:space="preserve">can_view</w:t>
+      </w:r>
+      <w:r>
+        <w:t xml:space="preserve">; each is a list of principals.</w:t>
       </w:r>
     </w:p>
     <w:p>
@@ -3670,59 +5003,28 @@
         </w:numPr>
       </w:pPr>
       <w:r>
-        <w:t xml:space="preserve">A</w:t>
-      </w:r>
-      <w:r>
-        <w:t xml:space="preserve"> </w:t>
-      </w:r>
-      <w:r>
-        <w:rPr>
-          <w:b/>
-          <w:bCs/>
-        </w:rPr>
-        <w:t xml:space="preserve">status badge</w:t>
-      </w:r>
-      <w:r>
-        <w:t xml:space="preserve">: amber</w:t>
-      </w:r>
-      <w:r>
-        <w:t xml:space="preserve"> </w:t>
-      </w:r>
-      <w:r>
-        <w:rPr>
-          <w:b/>
-          <w:bCs/>
-        </w:rPr>
-        <w:t xml:space="preserve">Deploy in progress</w:t>
-      </w:r>
-      <w:r>
-        <w:t xml:space="preserve">, green</w:t>
-      </w:r>
-      <w:r>
-        <w:t xml:space="preserve"> </w:t>
-      </w:r>
-      <w:r>
-        <w:rPr>
-          <w:b/>
-          <w:bCs/>
-        </w:rPr>
-        <w:t xml:space="preserve">Complete</w:t>
-      </w:r>
-      <w:r>
-        <w:t xml:space="preserve">, or red</w:t>
-      </w:r>
-      <w:r>
-        <w:t xml:space="preserve"> </w:t>
-      </w:r>
-      <w:r>
-        <w:rPr>
-          <w:b/>
-          <w:bCs/>
-        </w:rPr>
-        <w:t xml:space="preserve">Failed</w:t>
-      </w:r>
-      <w:r>
-        <w:t xml:space="preserve">.</w:t>
+        <w:t xml:space="preserve">A principal is recognized by shape: contains</w:t>
+      </w:r>
+      <w:r>
+        <w:t xml:space="preserve"> </w:t>
+      </w:r>
+      <w:r>
+        <w:rPr>
+          <w:rStyle w:val="VerbatimChar"/>
+        </w:rPr>
+        <w:t xml:space="preserve">@</w:t>
+      </w:r>
+      <w:r>
+        <w:t xml:space="preserve"> </w:t>
+      </w:r>
+      <w:r>
+        <w:t xml:space="preserve">→ user, a 36-character UUID → service principal,</w:t>
+      </w:r>
+      <w:r>
+        <w:t xml:space="preserve"> </w:t>
+      </w:r>
+      <w:r>
+        <w:t xml:space="preserve">otherwise a group name.</w:t>
       </w:r>
     </w:p>
     <w:p>
@@ -3734,39 +5036,29 @@
         </w:numPr>
       </w:pPr>
       <w:r>
-        <w:t xml:space="preserve">A</w:t>
-      </w:r>
-      <w:r>
-        <w:t xml:space="preserve"> </w:t>
-      </w:r>
-      <w:r>
-        <w:rPr>
-          <w:b/>
-          <w:bCs/>
-        </w:rPr>
-        <w:t xml:space="preserve">collapsible lifecycle timeline</w:t>
-      </w:r>
-      <w:r>
-        <w:t xml:space="preserve"> </w:t>
-      </w:r>
-      <w:r>
-        <w:t xml:space="preserve">(click the chevron). While in progress it shows a live</w:t>
-      </w:r>
-      <w:r>
-        <w:t xml:space="preserve"> </w:t>
-      </w:r>
-      <w:r>
-        <w:t xml:space="preserve">indicator and advances through the stages, each with a status and timestamp:</w:t>
-      </w:r>
-      <w:r>
-        <w:t xml:space="preserve"> </w:t>
-      </w:r>
-      <w:r>
-        <w:rPr>
-          <w:i/>
-          <w:iCs/>
-        </w:rPr>
-        <w:t xml:space="preserve">submitted → wrapper → validator → deployer → complete.</w:t>
+        <w:t xml:space="preserve">Leave the field blank to keep the endpoint private to you.</w:t>
+      </w:r>
+    </w:p>
+    <w:p>
+      <w:pPr>
+        <w:pStyle w:val="Compact"/>
+        <w:numPr>
+          <w:ilvl w:val="0"/>
+          <w:numId w:val="1008"/>
+        </w:numPr>
+      </w:pPr>
+      <w:r>
+        <w:t xml:space="preserve">You keep CAN_MANAGE unless you list yourself under a different level, which is then honored.</w:t>
+      </w:r>
+    </w:p>
+    <w:bookmarkEnd w:id="35"/>
+    <w:bookmarkStart w:id="36" w:name="monitoring-a-deployment"/>
+    <w:p>
+      <w:pPr>
+        <w:pStyle w:val="Heading1"/>
+      </w:pPr>
+      <w:r>
+        <w:t xml:space="preserve">12. Monitoring a deployment</w:t>
       </w:r>
     </w:p>
     <w:p>
@@ -3774,7 +5066,23 @@
         <w:pStyle w:val="FirstParagraph"/>
       </w:pPr>
       <w:r>
-        <w:t xml:space="preserve">Other board features:</w:t>
+        <w:t xml:space="preserve">On the</w:t>
+      </w:r>
+      <w:r>
+        <w:t xml:space="preserve"> </w:t>
+      </w:r>
+      <w:r>
+        <w:rPr>
+          <w:b/>
+          <w:bCs/>
+        </w:rPr>
+        <w:t xml:space="preserve">Deployed Models</w:t>
+      </w:r>
+      <w:r>
+        <w:t xml:space="preserve"> </w:t>
+      </w:r>
+      <w:r>
+        <w:t xml:space="preserve">board each row shows:</w:t>
       </w:r>
     </w:p>
     <w:p>
@@ -3790,13 +5098,84 @@
           <w:b/>
           <w:bCs/>
         </w:rPr>
-        <w:t xml:space="preserve">Search</w:t>
-      </w:r>
-      <w:r>
-        <w:t xml:space="preserve"> </w:t>
-      </w:r>
-      <w:r>
-        <w:t xml:space="preserve">— filter rows by model name or UC name (contains match).</w:t>
+        <w:t xml:space="preserve">Model name</w:t>
+      </w:r>
+      <w:r>
+        <w:t xml:space="preserve"> </w:t>
+      </w:r>
+      <w:r>
+        <w:t xml:space="preserve">(click it to deploy a new version — see section 13),</w:t>
+      </w:r>
+      <w:r>
+        <w:t xml:space="preserve"> </w:t>
+      </w:r>
+      <w:r>
+        <w:rPr>
+          <w:b/>
+          <w:bCs/>
+        </w:rPr>
+        <w:t xml:space="preserve">UC name</w:t>
+      </w:r>
+      <w:r>
+        <w:t xml:space="preserve">,</w:t>
+      </w:r>
+      <w:r>
+        <w:t xml:space="preserve"> </w:t>
+      </w:r>
+      <w:r>
+        <w:rPr>
+          <w:b/>
+          <w:bCs/>
+        </w:rPr>
+        <w:t xml:space="preserve">Version</w:t>
+      </w:r>
+      <w:r>
+        <w:t xml:space="preserve">,</w:t>
+      </w:r>
+      <w:r>
+        <w:t xml:space="preserve"> </w:t>
+      </w:r>
+      <w:r>
+        <w:rPr>
+          <w:b/>
+          <w:bCs/>
+        </w:rPr>
+        <w:t xml:space="preserve">Deploy Date</w:t>
+      </w:r>
+      <w:r>
+        <w:t xml:space="preserve"> </w:t>
+      </w:r>
+      <w:r>
+        <w:t xml:space="preserve">(full date and time),</w:t>
+      </w:r>
+      <w:r>
+        <w:t xml:space="preserve"> </w:t>
+      </w:r>
+      <w:r>
+        <w:rPr>
+          <w:b/>
+          <w:bCs/>
+        </w:rPr>
+        <w:t xml:space="preserve">Status</w:t>
+      </w:r>
+      <w:r>
+        <w:t xml:space="preserve">, and</w:t>
+      </w:r>
+      <w:r>
+        <w:t xml:space="preserve"> </w:t>
+      </w:r>
+      <w:r>
+        <w:rPr>
+          <w:b/>
+          <w:bCs/>
+        </w:rPr>
+        <w:t xml:space="preserve">Serving</w:t>
+      </w:r>
+      <w:r>
+        <w:t xml:space="preserve"> </w:t>
+      </w:r>
+      <w:r>
+        <w:t xml:space="preserve">actions.</w:t>
       </w:r>
     </w:p>
     <w:p>
@@ -3808,23 +5187,59 @@
         </w:numPr>
       </w:pPr>
       <w:r>
-        <w:rPr>
-          <w:b/>
-          <w:bCs/>
-        </w:rPr>
-        <w:t xml:space="preserve">Resizable columns</w:t>
-      </w:r>
-      <w:r>
-        <w:t xml:space="preserve"> </w:t>
-      </w:r>
-      <w:r>
-        <w:t xml:space="preserve">— drag a column header’s right edge to resize; widths are remembered in your</w:t>
-      </w:r>
-      <w:r>
-        <w:t xml:space="preserve"> </w:t>
-      </w:r>
-      <w:r>
-        <w:t xml:space="preserve">browser.</w:t>
+        <w:t xml:space="preserve">A</w:t>
+      </w:r>
+      <w:r>
+        <w:t xml:space="preserve"> </w:t>
+      </w:r>
+      <w:r>
+        <w:rPr>
+          <w:b/>
+          <w:bCs/>
+        </w:rPr>
+        <w:t xml:space="preserve">status badge</w:t>
+      </w:r>
+      <w:r>
+        <w:t xml:space="preserve">: amber</w:t>
+      </w:r>
+      <w:r>
+        <w:t xml:space="preserve"> </w:t>
+      </w:r>
+      <w:r>
+        <w:rPr>
+          <w:b/>
+          <w:bCs/>
+        </w:rPr>
+        <w:t xml:space="preserve">Deploy in progress</w:t>
+      </w:r>
+      <w:r>
+        <w:t xml:space="preserve">, green</w:t>
+      </w:r>
+      <w:r>
+        <w:t xml:space="preserve"> </w:t>
+      </w:r>
+      <w:r>
+        <w:rPr>
+          <w:b/>
+          <w:bCs/>
+        </w:rPr>
+        <w:t xml:space="preserve">Complete</w:t>
+      </w:r>
+      <w:r>
+        <w:t xml:space="preserve">, or red</w:t>
+      </w:r>
+      <w:r>
+        <w:t xml:space="preserve"> </w:t>
+      </w:r>
+      <w:r>
+        <w:rPr>
+          <w:b/>
+          <w:bCs/>
+        </w:rPr>
+        <w:t xml:space="preserve">Failed</w:t>
+      </w:r>
+      <w:r>
+        <w:t xml:space="preserve">.</w:t>
       </w:r>
     </w:p>
     <w:p>
@@ -3836,23 +5251,29 @@
         </w:numPr>
       </w:pPr>
       <w:r>
-        <w:t xml:space="preserve">A new deployment’s row appears</w:t>
-      </w:r>
-      <w:r>
-        <w:t xml:space="preserve"> </w:t>
-      </w:r>
-      <w:r>
-        <w:rPr>
-          <w:b/>
-          <w:bCs/>
-        </w:rPr>
-        <w:t xml:space="preserve">instantly</w:t>
-      </w:r>
-      <w:r>
-        <w:t xml:space="preserve"> </w:t>
-      </w:r>
-      <w:r>
-        <w:t xml:space="preserve">as</w:t>
+        <w:t xml:space="preserve">A</w:t>
+      </w:r>
+      <w:r>
+        <w:t xml:space="preserve"> </w:t>
+      </w:r>
+      <w:r>
+        <w:rPr>
+          <w:b/>
+          <w:bCs/>
+        </w:rPr>
+        <w:t xml:space="preserve">collapsible lifecycle timeline</w:t>
+      </w:r>
+      <w:r>
+        <w:t xml:space="preserve"> </w:t>
+      </w:r>
+      <w:r>
+        <w:t xml:space="preserve">(click the chevron). While in progress it shows a live</w:t>
+      </w:r>
+      <w:r>
+        <w:t xml:space="preserve"> </w:t>
+      </w:r>
+      <w:r>
+        <w:t xml:space="preserve">indicator and advances through the steps, each with a status and timestamp:</w:t>
       </w:r>
       <w:r>
         <w:t xml:space="preserve"> </w:t>
@@ -3862,29 +5283,25 @@
           <w:i/>
           <w:iCs/>
         </w:rPr>
-        <w:t xml:space="preserve">submitted</w:t>
-      </w:r>
-      <w:r>
-        <w:t xml:space="preserve"> </w:t>
-      </w:r>
-      <w:r>
-        <w:t xml:space="preserve">(no cold-start gap), then updates in</w:t>
-      </w:r>
-      <w:r>
-        <w:t xml:space="preserve"> </w:t>
-      </w:r>
-      <w:r>
-        <w:t xml:space="preserve">place as the job runs.</w:t>
-      </w:r>
-    </w:p>
-    <w:bookmarkEnd w:id="33"/>
-    <w:bookmarkStart w:id="34" w:name="deploying-a-new-version"/>
-    <w:p>
-      <w:pPr>
-        <w:pStyle w:val="Heading1"/>
-      </w:pPr>
-      <w:r>
-        <w:t xml:space="preserve">13. Deploying a new version</w:t>
+        <w:t xml:space="preserve">prepare → wrapper → validator → deployer → complete.</w:t>
+      </w:r>
+      <w:r>
+        <w:t xml:space="preserve"> </w:t>
+      </w:r>
+      <w:r>
+        <w:t xml:space="preserve">Notes along the way tell you</w:t>
+      </w:r>
+      <w:r>
+        <w:t xml:space="preserve"> </w:t>
+      </w:r>
+      <w:r>
+        <w:t xml:space="preserve">what happened — e.g. an S3 path swapped for its volume path, the detected format of each variant,</w:t>
+      </w:r>
+      <w:r>
+        <w:t xml:space="preserve"> </w:t>
+      </w:r>
+      <w:r>
+        <w:t xml:space="preserve">the model’s prediction in its own environment, or a rollback.</w:t>
       </w:r>
     </w:p>
     <w:p>
@@ -3892,7 +5309,7 @@
         <w:pStyle w:val="FirstParagraph"/>
       </w:pPr>
       <w:r>
-        <w:t xml:space="preserve">To deploy a newer artifact for a model you already deployed:</w:t>
+        <w:t xml:space="preserve">Other board features:</w:t>
       </w:r>
     </w:p>
     <w:p>
@@ -3904,33 +5321,17 @@
         </w:numPr>
       </w:pPr>
       <w:r>
-        <w:t xml:space="preserve">On</w:t>
-      </w:r>
-      <w:r>
-        <w:t xml:space="preserve"> </w:t>
-      </w:r>
-      <w:r>
-        <w:rPr>
-          <w:b/>
-          <w:bCs/>
-        </w:rPr>
-        <w:t xml:space="preserve">Deployed Models</w:t>
-      </w:r>
-      <w:r>
-        <w:t xml:space="preserve">, click the</w:t>
-      </w:r>
-      <w:r>
-        <w:t xml:space="preserve"> </w:t>
-      </w:r>
-      <w:r>
-        <w:rPr>
-          <w:b/>
-          <w:bCs/>
-        </w:rPr>
-        <w:t xml:space="preserve">model name</w:t>
-      </w:r>
-      <w:r>
-        <w:t xml:space="preserve">.</w:t>
+        <w:rPr>
+          <w:b/>
+          <w:bCs/>
+        </w:rPr>
+        <w:t xml:space="preserve">Search</w:t>
+      </w:r>
+      <w:r>
+        <w:t xml:space="preserve"> </w:t>
+      </w:r>
+      <w:r>
+        <w:t xml:space="preserve">— filter rows by model name or UC name (contains match).</w:t>
       </w:r>
     </w:p>
     <w:p>
@@ -3942,33 +5343,23 @@
         </w:numPr>
       </w:pPr>
       <w:r>
-        <w:t xml:space="preserve">The Deploy form opens</w:t>
-      </w:r>
-      <w:r>
-        <w:t xml:space="preserve"> </w:t>
-      </w:r>
-      <w:r>
-        <w:rPr>
-          <w:b/>
-          <w:bCs/>
-        </w:rPr>
-        <w:t xml:space="preserve">pre-filled</w:t>
-      </w:r>
-      <w:r>
-        <w:t xml:space="preserve">, with Model name, Experiment, and UC model</w:t>
-      </w:r>
-      <w:r>
-        <w:t xml:space="preserve"> </w:t>
-      </w:r>
-      <w:r>
-        <w:rPr>
-          <w:b/>
-          <w:bCs/>
-        </w:rPr>
-        <w:t xml:space="preserve">locked</w:t>
-      </w:r>
-      <w:r>
-        <w:t xml:space="preserve">.</w:t>
+        <w:rPr>
+          <w:b/>
+          <w:bCs/>
+        </w:rPr>
+        <w:t xml:space="preserve">Resizable columns</w:t>
+      </w:r>
+      <w:r>
+        <w:t xml:space="preserve"> </w:t>
+      </w:r>
+      <w:r>
+        <w:t xml:space="preserve">— drag a column header’s right edge to resize; widths are remembered in your</w:t>
+      </w:r>
+      <w:r>
+        <w:t xml:space="preserve"> </w:t>
+      </w:r>
+      <w:r>
+        <w:t xml:space="preserve">browser.</w:t>
       </w:r>
     </w:p>
     <w:p>
@@ -3980,48 +5371,55 @@
         </w:numPr>
       </w:pPr>
       <w:r>
-        <w:t xml:space="preserve">Change the</w:t>
-      </w:r>
-      <w:r>
-        <w:t xml:space="preserve"> </w:t>
-      </w:r>
-      <w:r>
-        <w:rPr>
-          <w:b/>
-          <w:bCs/>
-        </w:rPr>
-        <w:t xml:space="preserve">artifact</w:t>
-      </w:r>
-      <w:r>
-        <w:t xml:space="preserve"> </w:t>
-      </w:r>
-      <w:r>
-        <w:t xml:space="preserve">to the new file (and any other settings you want).</w:t>
-      </w:r>
-    </w:p>
-    <w:p>
-      <w:pPr>
-        <w:pStyle w:val="Compact"/>
-        <w:numPr>
-          <w:ilvl w:val="0"/>
-          <w:numId w:val="1010"/>
-        </w:numPr>
-      </w:pPr>
-      <w:r>
-        <w:t xml:space="preserve">Click</w:t>
-      </w:r>
-      <w:r>
-        <w:t xml:space="preserve"> </w:t>
-      </w:r>
-      <w:r>
-        <w:rPr>
-          <w:b/>
-          <w:bCs/>
-        </w:rPr>
-        <w:t xml:space="preserve">Deploy new version</w:t>
-      </w:r>
-      <w:r>
-        <w:t xml:space="preserve">.</w:t>
+        <w:t xml:space="preserve">A new deployment’s row appears</w:t>
+      </w:r>
+      <w:r>
+        <w:t xml:space="preserve"> </w:t>
+      </w:r>
+      <w:r>
+        <w:rPr>
+          <w:b/>
+          <w:bCs/>
+        </w:rPr>
+        <w:t xml:space="preserve">instantly</w:t>
+      </w:r>
+      <w:r>
+        <w:t xml:space="preserve"> </w:t>
+      </w:r>
+      <w:r>
+        <w:t xml:space="preserve">as</w:t>
+      </w:r>
+      <w:r>
+        <w:t xml:space="preserve"> </w:t>
+      </w:r>
+      <w:r>
+        <w:rPr>
+          <w:i/>
+          <w:iCs/>
+        </w:rPr>
+        <w:t xml:space="preserve">submitted</w:t>
+      </w:r>
+      <w:r>
+        <w:t xml:space="preserve"> </w:t>
+      </w:r>
+      <w:r>
+        <w:t xml:space="preserve">(no cold-start gap), then updates in</w:t>
+      </w:r>
+      <w:r>
+        <w:t xml:space="preserve"> </w:t>
+      </w:r>
+      <w:r>
+        <w:t xml:space="preserve">place as the job runs.</w:t>
+      </w:r>
+    </w:p>
+    <w:bookmarkEnd w:id="36"/>
+    <w:bookmarkStart w:id="37" w:name="deploying-a-new-version"/>
+    <w:p>
+      <w:pPr>
+        <w:pStyle w:val="Heading1"/>
+      </w:pPr>
+      <w:r>
+        <w:t xml:space="preserve">13. Deploying a new version</w:t>
       </w:r>
     </w:p>
     <w:p>
@@ -4029,74 +5427,7 @@
         <w:pStyle w:val="FirstParagraph"/>
       </w:pPr>
       <w:r>
-        <w:t xml:space="preserve">The model gets a new registered version, the</w:t>
-      </w:r>
-      <w:r>
-        <w:t xml:space="preserve"> </w:t>
-      </w:r>
-      <w:r>
-        <w:rPr>
-          <w:b/>
-          <w:bCs/>
-        </w:rPr>
-        <w:t xml:space="preserve">same endpoint is updated in place</w:t>
-      </w:r>
-      <w:r>
-        <w:t xml:space="preserve"> </w:t>
-      </w:r>
-      <w:r>
-        <w:t xml:space="preserve">(no downtime),</w:t>
-      </w:r>
-      <w:r>
-        <w:t xml:space="preserve"> </w:t>
-      </w:r>
-      <w:r>
-        <w:t xml:space="preserve">and</w:t>
-      </w:r>
-      <w:r>
-        <w:t xml:space="preserve"> </w:t>
-      </w:r>
-      <w:r>
-        <w:rPr>
-          <w:rStyle w:val="VerbatimChar"/>
-        </w:rPr>
-        <w:t xml:space="preserve">@champion</w:t>
-      </w:r>
-      <w:r>
-        <w:t xml:space="preserve"> </w:t>
-      </w:r>
-      <w:r>
-        <w:t xml:space="preserve">moves to the new version.</w:t>
-      </w:r>
-    </w:p>
-    <w:bookmarkEnd w:id="34"/>
-    <w:bookmarkStart w:id="35" w:name="ab-testing"/>
-    <w:p>
-      <w:pPr>
-        <w:pStyle w:val="Heading1"/>
-      </w:pPr>
-      <w:r>
-        <w:t xml:space="preserve">14. A/B testing</w:t>
-      </w:r>
-    </w:p>
-    <w:p>
-      <w:pPr>
-        <w:pStyle w:val="FirstParagraph"/>
-      </w:pPr>
-      <w:r>
-        <w:t xml:space="preserve">You can serve two variants of the same model on one endpoint with a traffic split.</w:t>
-      </w:r>
-    </w:p>
-    <w:p>
-      <w:pPr>
-        <w:pStyle w:val="BodyText"/>
-      </w:pPr>
-      <w:r>
-        <w:rPr>
-          <w:b/>
-          <w:bCs/>
-        </w:rPr>
-        <w:t xml:space="preserve">Two new artifacts:</w:t>
+        <w:t xml:space="preserve">To deploy a newer artifact for a model you already deployed:</w:t>
       </w:r>
     </w:p>
     <w:p>
@@ -4108,23 +5439,33 @@
         </w:numPr>
       </w:pPr>
       <w:r>
-        <w:t xml:space="preserve">On the Deploy form, click</w:t>
-      </w:r>
-      <w:r>
-        <w:t xml:space="preserve"> </w:t>
-      </w:r>
-      <w:r>
-        <w:rPr>
-          <w:b/>
-          <w:bCs/>
-        </w:rPr>
-        <w:t xml:space="preserve">Add artifact (A/B variant)</w:t>
-      </w:r>
-      <w:r>
-        <w:t xml:space="preserve"> </w:t>
-      </w:r>
-      <w:r>
-        <w:t xml:space="preserve">so there are two variants.</w:t>
+        <w:t xml:space="preserve">On</w:t>
+      </w:r>
+      <w:r>
+        <w:t xml:space="preserve"> </w:t>
+      </w:r>
+      <w:r>
+        <w:rPr>
+          <w:b/>
+          <w:bCs/>
+        </w:rPr>
+        <w:t xml:space="preserve">Deployed Models</w:t>
+      </w:r>
+      <w:r>
+        <w:t xml:space="preserve">, click the</w:t>
+      </w:r>
+      <w:r>
+        <w:t xml:space="preserve"> </w:t>
+      </w:r>
+      <w:r>
+        <w:rPr>
+          <w:b/>
+          <w:bCs/>
+        </w:rPr>
+        <w:t xml:space="preserve">model name</w:t>
+      </w:r>
+      <w:r>
+        <w:t xml:space="preserve">.</w:t>
       </w:r>
     </w:p>
     <w:p>
@@ -4136,45 +5477,33 @@
         </w:numPr>
       </w:pPr>
       <w:r>
-        <w:t xml:space="preserve">Set each variant’s</w:t>
-      </w:r>
-      <w:r>
-        <w:t xml:space="preserve"> </w:t>
-      </w:r>
-      <w:r>
-        <w:rPr>
-          <w:b/>
-          <w:bCs/>
-        </w:rPr>
-        <w:t xml:space="preserve">Traffic %</w:t>
-      </w:r>
-      <w:r>
-        <w:t xml:space="preserve"> </w:t>
-      </w:r>
-      <w:r>
-        <w:t xml:space="preserve">— the footer must read</w:t>
-      </w:r>
-      <w:r>
-        <w:t xml:space="preserve"> </w:t>
-      </w:r>
-      <w:r>
-        <w:rPr>
-          <w:b/>
-          <w:bCs/>
-        </w:rPr>
-        <w:t xml:space="preserve">Traffic total: 100%</w:t>
-      </w:r>
-      <w:r>
-        <w:t xml:space="preserve"> </w:t>
-      </w:r>
-      <w:r>
-        <w:t xml:space="preserve">before you can</w:t>
-      </w:r>
-      <w:r>
-        <w:t xml:space="preserve"> </w:t>
-      </w:r>
-      <w:r>
-        <w:t xml:space="preserve">save.</w:t>
+        <w:t xml:space="preserve">The Deploy form opens</w:t>
+      </w:r>
+      <w:r>
+        <w:t xml:space="preserve"> </w:t>
+      </w:r>
+      <w:r>
+        <w:rPr>
+          <w:b/>
+          <w:bCs/>
+        </w:rPr>
+        <w:t xml:space="preserve">pre-filled</w:t>
+      </w:r>
+      <w:r>
+        <w:t xml:space="preserve">, with Model name, Experiment, and UC model</w:t>
+      </w:r>
+      <w:r>
+        <w:t xml:space="preserve"> </w:t>
+      </w:r>
+      <w:r>
+        <w:rPr>
+          <w:b/>
+          <w:bCs/>
+        </w:rPr>
+        <w:t xml:space="preserve">locked</w:t>
+      </w:r>
+      <w:r>
+        <w:t xml:space="preserve">.</w:t>
       </w:r>
     </w:p>
     <w:p>
@@ -4186,7 +5515,78 @@
         </w:numPr>
       </w:pPr>
       <w:r>
-        <w:t xml:space="preserve">Deploy. Both variants are registered and served on one endpoint at the split you chose;</w:t>
+        <w:t xml:space="preserve">Change the</w:t>
+      </w:r>
+      <w:r>
+        <w:t xml:space="preserve"> </w:t>
+      </w:r>
+      <w:r>
+        <w:rPr>
+          <w:b/>
+          <w:bCs/>
+        </w:rPr>
+        <w:t xml:space="preserve">artifact</w:t>
+      </w:r>
+      <w:r>
+        <w:t xml:space="preserve"> </w:t>
+      </w:r>
+      <w:r>
+        <w:t xml:space="preserve">to the new file or folder (and any other settings you want).</w:t>
+      </w:r>
+    </w:p>
+    <w:p>
+      <w:pPr>
+        <w:pStyle w:val="Compact"/>
+        <w:numPr>
+          <w:ilvl w:val="0"/>
+          <w:numId w:val="1011"/>
+        </w:numPr>
+      </w:pPr>
+      <w:r>
+        <w:t xml:space="preserve">Click</w:t>
+      </w:r>
+      <w:r>
+        <w:t xml:space="preserve"> </w:t>
+      </w:r>
+      <w:r>
+        <w:rPr>
+          <w:b/>
+          <w:bCs/>
+        </w:rPr>
+        <w:t xml:space="preserve">Deploy new version</w:t>
+      </w:r>
+      <w:r>
+        <w:t xml:space="preserve">.</w:t>
+      </w:r>
+    </w:p>
+    <w:p>
+      <w:pPr>
+        <w:pStyle w:val="FirstParagraph"/>
+      </w:pPr>
+      <w:r>
+        <w:t xml:space="preserve">The model gets a new registered version and the</w:t>
+      </w:r>
+      <w:r>
+        <w:t xml:space="preserve"> </w:t>
+      </w:r>
+      <w:r>
+        <w:rPr>
+          <w:b/>
+          <w:bCs/>
+        </w:rPr>
+        <w:t xml:space="preserve">same endpoint is updated in place</w:t>
+      </w:r>
+      <w:r>
+        <w:t xml:space="preserve"> </w:t>
+      </w:r>
+      <w:r>
+        <w:t xml:space="preserve">(no</w:t>
+      </w:r>
+      <w:r>
+        <w:t xml:space="preserve"> </w:t>
+      </w:r>
+      <w:r>
+        <w:t xml:space="preserve">downtime).</w:t>
       </w:r>
       <w:r>
         <w:t xml:space="preserve"> </w:t>
@@ -4201,7 +5601,51 @@
         <w:t xml:space="preserve"> </w:t>
       </w:r>
       <w:r>
-        <w:t xml:space="preserve">goes to the higher-traffic variant.</w:t>
+        <w:t xml:space="preserve">moves to the new version</w:t>
+      </w:r>
+      <w:r>
+        <w:t xml:space="preserve"> </w:t>
+      </w:r>
+      <w:r>
+        <w:rPr>
+          <w:b/>
+          <w:bCs/>
+        </w:rPr>
+        <w:t xml:space="preserve">after the endpoint test passes</w:t>
+      </w:r>
+      <w:r>
+        <w:t xml:space="preserve">; if the endpoint test</w:t>
+      </w:r>
+      <w:r>
+        <w:t xml:space="preserve"> </w:t>
+      </w:r>
+      <w:r>
+        <w:t xml:space="preserve">fails, the endpoint goes back to the previous version and</w:t>
+      </w:r>
+      <w:r>
+        <w:t xml:space="preserve"> </w:t>
+      </w:r>
+      <w:r>
+        <w:rPr>
+          <w:rStyle w:val="VerbatimChar"/>
+        </w:rPr>
+        <w:t xml:space="preserve">@champion</w:t>
+      </w:r>
+      <w:r>
+        <w:t xml:space="preserve"> </w:t>
+      </w:r>
+      <w:r>
+        <w:t xml:space="preserve">stays where it was.</w:t>
+      </w:r>
+    </w:p>
+    <w:bookmarkEnd w:id="37"/>
+    <w:bookmarkStart w:id="38" w:name="ab-testing"/>
+    <w:p>
+      <w:pPr>
+        <w:pStyle w:val="Heading1"/>
+      </w:pPr>
+      <w:r>
+        <w:t xml:space="preserve">14. A/B testing</w:t>
       </w:r>
     </w:p>
     <w:p>
@@ -4209,11 +5653,19 @@
         <w:pStyle w:val="FirstParagraph"/>
       </w:pPr>
       <w:r>
-        <w:rPr>
-          <w:b/>
-          <w:bCs/>
-        </w:rPr>
-        <w:t xml:space="preserve">Champion vs. challenger (existing version + new artifact):</w:t>
+        <w:t xml:space="preserve">You can serve two variants of the same model on one endpoint with a traffic split.</w:t>
+      </w:r>
+    </w:p>
+    <w:p>
+      <w:pPr>
+        <w:pStyle w:val="BodyText"/>
+      </w:pPr>
+      <w:r>
+        <w:rPr>
+          <w:b/>
+          <w:bCs/>
+        </w:rPr>
+        <w:t xml:space="preserve">Two new artifacts:</w:t>
       </w:r>
     </w:p>
     <w:p>
@@ -4225,39 +5677,23 @@
         </w:numPr>
       </w:pPr>
       <w:r>
-        <w:t xml:space="preserve">On a</w:t>
-      </w:r>
-      <w:r>
-        <w:t xml:space="preserve"> </w:t>
-      </w:r>
-      <w:r>
-        <w:rPr>
-          <w:b/>
-          <w:bCs/>
-        </w:rPr>
-        <w:t xml:space="preserve">Complete</w:t>
-      </w:r>
-      <w:r>
-        <w:t xml:space="preserve"> </w:t>
-      </w:r>
-      <w:r>
-        <w:t xml:space="preserve">row, click the</w:t>
-      </w:r>
-      <w:r>
-        <w:t xml:space="preserve"> </w:t>
-      </w:r>
-      <w:r>
-        <w:rPr>
-          <w:b/>
-          <w:bCs/>
-        </w:rPr>
-        <w:t xml:space="preserve">A/B test</w:t>
-      </w:r>
-      <w:r>
-        <w:t xml:space="preserve"> </w:t>
-      </w:r>
-      <w:r>
-        <w:t xml:space="preserve">button (or click the model name).</w:t>
+        <w:t xml:space="preserve">On the Deploy form, click</w:t>
+      </w:r>
+      <w:r>
+        <w:t xml:space="preserve"> </w:t>
+      </w:r>
+      <w:r>
+        <w:rPr>
+          <w:b/>
+          <w:bCs/>
+        </w:rPr>
+        <w:t xml:space="preserve">Add artifact (A/B variant)</w:t>
+      </w:r>
+      <w:r>
+        <w:t xml:space="preserve"> </w:t>
+      </w:r>
+      <w:r>
+        <w:t xml:space="preserve">so there are two variants.</w:t>
       </w:r>
     </w:p>
     <w:p>
@@ -4269,45 +5705,45 @@
         </w:numPr>
       </w:pPr>
       <w:r>
-        <w:t xml:space="preserve">Set one variant to</w:t>
-      </w:r>
-      <w:r>
-        <w:t xml:space="preserve"> </w:t>
-      </w:r>
-      <w:r>
-        <w:rPr>
-          <w:b/>
-          <w:bCs/>
-        </w:rPr>
-        <w:t xml:space="preserve">Existing version</w:t>
-      </w:r>
-      <w:r>
-        <w:t xml:space="preserve"> </w:t>
-      </w:r>
-      <w:r>
-        <w:t xml:space="preserve">(pick the current champion from the dropdown) and the</w:t>
-      </w:r>
-      <w:r>
-        <w:t xml:space="preserve"> </w:t>
-      </w:r>
-      <w:r>
-        <w:t xml:space="preserve">other to</w:t>
-      </w:r>
-      <w:r>
-        <w:t xml:space="preserve"> </w:t>
-      </w:r>
-      <w:r>
-        <w:rPr>
-          <w:b/>
-          <w:bCs/>
-        </w:rPr>
-        <w:t xml:space="preserve">New artifact</w:t>
-      </w:r>
-      <w:r>
-        <w:t xml:space="preserve"> </w:t>
-      </w:r>
-      <w:r>
-        <w:t xml:space="preserve">(the challenger file). Set the traffic split.</w:t>
+        <w:t xml:space="preserve">Set each variant’s</w:t>
+      </w:r>
+      <w:r>
+        <w:t xml:space="preserve"> </w:t>
+      </w:r>
+      <w:r>
+        <w:rPr>
+          <w:b/>
+          <w:bCs/>
+        </w:rPr>
+        <w:t xml:space="preserve">Traffic %</w:t>
+      </w:r>
+      <w:r>
+        <w:t xml:space="preserve"> </w:t>
+      </w:r>
+      <w:r>
+        <w:t xml:space="preserve">— the footer must read</w:t>
+      </w:r>
+      <w:r>
+        <w:t xml:space="preserve"> </w:t>
+      </w:r>
+      <w:r>
+        <w:rPr>
+          <w:b/>
+          <w:bCs/>
+        </w:rPr>
+        <w:t xml:space="preserve">Traffic total: 100%</w:t>
+      </w:r>
+      <w:r>
+        <w:t xml:space="preserve"> </w:t>
+      </w:r>
+      <w:r>
+        <w:t xml:space="preserve">before you can</w:t>
+      </w:r>
+      <w:r>
+        <w:t xml:space="preserve"> </w:t>
+      </w:r>
+      <w:r>
+        <w:t xml:space="preserve">deploy.</w:t>
       </w:r>
     </w:p>
     <w:p>
@@ -4319,17 +5755,156 @@
         </w:numPr>
       </w:pPr>
       <w:r>
-        <w:t xml:space="preserve">Deploy. The existing version is served as-is (not re-wrapped); only the challenger is registered</w:t>
-      </w:r>
-      <w:r>
-        <w:t xml:space="preserve"> </w:t>
-      </w:r>
-      <w:r>
-        <w:t xml:space="preserve">as a new version.</w:t>
-      </w:r>
-    </w:p>
-    <w:bookmarkEnd w:id="35"/>
-    <w:bookmarkStart w:id="36" w:name="querying-your-deployed-endpoint"/>
+        <w:t xml:space="preserve">Deploy. Both variants are registered and served on one endpoint at the split you chose; each</w:t>
+      </w:r>
+      <w:r>
+        <w:t xml:space="preserve"> </w:t>
+      </w:r>
+      <w:r>
+        <w:t xml:space="preserve">variant is tested separately;</w:t>
+      </w:r>
+      <w:r>
+        <w:t xml:space="preserve"> </w:t>
+      </w:r>
+      <w:r>
+        <w:rPr>
+          <w:rStyle w:val="VerbatimChar"/>
+        </w:rPr>
+        <w:t xml:space="preserve">@champion</w:t>
+      </w:r>
+      <w:r>
+        <w:t xml:space="preserve"> </w:t>
+      </w:r>
+      <w:r>
+        <w:t xml:space="preserve">goes to the higher-traffic variant.</w:t>
+      </w:r>
+    </w:p>
+    <w:p>
+      <w:pPr>
+        <w:pStyle w:val="FirstParagraph"/>
+      </w:pPr>
+      <w:r>
+        <w:rPr>
+          <w:b/>
+          <w:bCs/>
+        </w:rPr>
+        <w:t xml:space="preserve">Champion vs. challenger (existing version + new artifact):</w:t>
+      </w:r>
+    </w:p>
+    <w:p>
+      <w:pPr>
+        <w:pStyle w:val="Compact"/>
+        <w:numPr>
+          <w:ilvl w:val="0"/>
+          <w:numId w:val="1013"/>
+        </w:numPr>
+      </w:pPr>
+      <w:r>
+        <w:t xml:space="preserve">On a</w:t>
+      </w:r>
+      <w:r>
+        <w:t xml:space="preserve"> </w:t>
+      </w:r>
+      <w:r>
+        <w:rPr>
+          <w:b/>
+          <w:bCs/>
+        </w:rPr>
+        <w:t xml:space="preserve">Complete</w:t>
+      </w:r>
+      <w:r>
+        <w:t xml:space="preserve"> </w:t>
+      </w:r>
+      <w:r>
+        <w:t xml:space="preserve">row, click the</w:t>
+      </w:r>
+      <w:r>
+        <w:t xml:space="preserve"> </w:t>
+      </w:r>
+      <w:r>
+        <w:rPr>
+          <w:b/>
+          <w:bCs/>
+        </w:rPr>
+        <w:t xml:space="preserve">A/B test</w:t>
+      </w:r>
+      <w:r>
+        <w:t xml:space="preserve"> </w:t>
+      </w:r>
+      <w:r>
+        <w:t xml:space="preserve">button.</w:t>
+      </w:r>
+    </w:p>
+    <w:p>
+      <w:pPr>
+        <w:pStyle w:val="Compact"/>
+        <w:numPr>
+          <w:ilvl w:val="0"/>
+          <w:numId w:val="1013"/>
+        </w:numPr>
+      </w:pPr>
+      <w:r>
+        <w:t xml:space="preserve">Variant A is the</w:t>
+      </w:r>
+      <w:r>
+        <w:t xml:space="preserve"> </w:t>
+      </w:r>
+      <w:r>
+        <w:rPr>
+          <w:b/>
+          <w:bCs/>
+        </w:rPr>
+        <w:t xml:space="preserve">Existing version</w:t>
+      </w:r>
+      <w:r>
+        <w:t xml:space="preserve"> </w:t>
+      </w:r>
+      <w:r>
+        <w:t xml:space="preserve">(pick the current champion from the dropdown); variant B</w:t>
+      </w:r>
+      <w:r>
+        <w:t xml:space="preserve"> </w:t>
+      </w:r>
+      <w:r>
+        <w:t xml:space="preserve">is a</w:t>
+      </w:r>
+      <w:r>
+        <w:t xml:space="preserve"> </w:t>
+      </w:r>
+      <w:r>
+        <w:rPr>
+          <w:b/>
+          <w:bCs/>
+        </w:rPr>
+        <w:t xml:space="preserve">New artifact</w:t>
+      </w:r>
+      <w:r>
+        <w:t xml:space="preserve"> </w:t>
+      </w:r>
+      <w:r>
+        <w:t xml:space="preserve">(the challenger). Set the traffic split.</w:t>
+      </w:r>
+    </w:p>
+    <w:p>
+      <w:pPr>
+        <w:pStyle w:val="Compact"/>
+        <w:numPr>
+          <w:ilvl w:val="0"/>
+          <w:numId w:val="1013"/>
+        </w:numPr>
+      </w:pPr>
+      <w:r>
+        <w:t xml:space="preserve">Deploy. The existing version is served as-is (not re-registered); only the challenger is</w:t>
+      </w:r>
+      <w:r>
+        <w:t xml:space="preserve"> </w:t>
+      </w:r>
+      <w:r>
+        <w:t xml:space="preserve">registered as a new version.</w:t>
+      </w:r>
+    </w:p>
+    <w:bookmarkEnd w:id="38"/>
+    <w:bookmarkStart w:id="39" w:name="querying-your-deployed-endpoint"/>
     <w:p>
       <w:pPr>
         <w:pStyle w:val="Heading1"/>
@@ -4489,6 +6064,62 @@
         <w:pStyle w:val="FirstParagraph"/>
       </w:pPr>
       <w:r>
+        <w:rPr>
+          <w:b/>
+          <w:bCs/>
+        </w:rPr>
+        <w:t xml:space="preserve">MLflow model folder</w:t>
+      </w:r>
+      <w:r>
+        <w:t xml:space="preserve"> </w:t>
+      </w:r>
+      <w:r>
+        <w:t xml:space="preserve">— use the request shape the model expects (its sample input), e.g.:</w:t>
+      </w:r>
+    </w:p>
+    <w:p>
+      <w:pPr>
+        <w:pStyle w:val="SourceCode"/>
+      </w:pPr>
+      <w:r>
+        <w:rPr>
+          <w:rStyle w:val="VerbatimChar"/>
+        </w:rPr>
+        <w:t xml:space="preserve">databricks serving-endpoints query &lt;endpoint_name&gt; \</w:t>
+      </w:r>
+      <w:r>
+        <w:br/>
+      </w:r>
+      <w:r>
+        <w:rPr>
+          <w:rStyle w:val="VerbatimChar"/>
+        </w:rPr>
+        <w:t xml:space="preserve">  --json '{"inputs": ["Liver biopsy", "Pregnancy Test"]}' \</w:t>
+      </w:r>
+      <w:r>
+        <w:br/>
+      </w:r>
+      <w:r>
+        <w:rPr>
+          <w:rStyle w:val="VerbatimChar"/>
+        </w:rPr>
+        <w:t xml:space="preserve">  --profile &lt;your-profile&gt;</w:t>
+      </w:r>
+      <w:r>
+        <w:br/>
+      </w:r>
+      <w:r>
+        <w:rPr>
+          <w:rStyle w:val="VerbatimChar"/>
+        </w:rPr>
+        <w:t xml:space="preserve"># → {"predictions": ["invasive", "non-invasive"]}</w:t>
+      </w:r>
+    </w:p>
+    <w:p>
+      <w:pPr>
+        <w:pStyle w:val="FirstParagraph"/>
+      </w:pPr>
+      <w:r>
         <w:t xml:space="preserve">The endpoint name defaults to</w:t>
       </w:r>
       <w:r>
@@ -4504,8 +6135,8 @@
         <w:t xml:space="preserve">.</w:t>
       </w:r>
     </w:p>
-    <w:bookmarkEnd w:id="36"/>
-    <w:bookmarkStart w:id="37" w:name="when-a-deployment-fails"/>
+    <w:bookmarkEnd w:id="39"/>
+    <w:bookmarkStart w:id="40" w:name="when-a-deployment-fails"/>
     <w:p>
       <w:pPr>
         <w:pStyle w:val="Heading1"/>
@@ -4548,7 +6179,7 @@
         <w:t xml:space="preserve"> </w:t>
       </w:r>
       <w:r>
-        <w:t xml:space="preserve">entry with the error message and the stage that failed:</w:t>
+        <w:t xml:space="preserve">entry with the step that failed and the error message:</w:t>
       </w:r>
     </w:p>
     <w:tbl>
@@ -4573,7 +6204,7 @@
               <w:pStyle w:val="Compact"/>
             </w:pPr>
             <w:r>
-              <w:t xml:space="preserve">Stage that failed</w:t>
+              <w:t xml:space="preserve">Step that failed</w:t>
             </w:r>
           </w:p>
         </w:tc>
@@ -4585,6 +6216,61 @@
             </w:pPr>
             <w:r>
               <w:t xml:space="preserve">Common cause</w:t>
+            </w:r>
+          </w:p>
+        </w:tc>
+      </w:tr>
+      <w:tr>
+        <w:tc>
+          <w:tcPr/>
+          <w:p>
+            <w:pPr>
+              <w:pStyle w:val="Compact"/>
+            </w:pPr>
+            <w:r>
+              <w:rPr>
+                <w:b/>
+                <w:bCs/>
+              </w:rPr>
+              <w:t xml:space="preserve">Prepare</w:t>
+            </w:r>
+          </w:p>
+        </w:tc>
+        <w:tc>
+          <w:tcPr/>
+          <w:p>
+            <w:pPr>
+              <w:pStyle w:val="Compact"/>
+            </w:pPr>
+            <w:r>
+              <w:t xml:space="preserve">The path doesn’t exist; an S3 path isn’t covered by an external volume you can read; the format you chose doesn’t match what’s at the path (e.g. a folder with no</w:t>
+            </w:r>
+            <w:r>
+              <w:t xml:space="preserve"> </w:t>
+            </w:r>
+            <w:r>
+              <w:rPr>
+                <w:rStyle w:val="VerbatimChar"/>
+              </w:rPr>
+              <w:t xml:space="preserve">model.py</w:t>
+            </w:r>
+            <w:r>
+              <w:t xml:space="preserve"> </w:t>
+            </w:r>
+            <w:r>
+              <w:t xml:space="preserve">or</w:t>
+            </w:r>
+            <w:r>
+              <w:t xml:space="preserve"> </w:t>
+            </w:r>
+            <w:r>
+              <w:rPr>
+                <w:rStyle w:val="VerbatimChar"/>
+              </w:rPr>
+              <w:t xml:space="preserve">MLmodel</w:t>
+            </w:r>
+            <w:r>
+              <w:t xml:space="preserve">); or no signature is available (choose a Schema or Sample contract).</w:t>
             </w:r>
           </w:p>
         </w:tc>
@@ -4612,7 +6298,63 @@
               <w:pStyle w:val="Compact"/>
             </w:pPr>
             <w:r>
-              <w:t xml:space="preserve">The artifact couldn’t be loaded (wrong path, not a model file, unpickling error), or (schema mode) the model couldn’t be registered — Unity Catalog needs a valid signature.</w:t>
+              <w:t xml:space="preserve">The file isn’t a loadable model (wrong path, not a pickle/joblib model, unpickling error), or the model couldn’t be registered in Unity Catalog.</w:t>
+            </w:r>
+          </w:p>
+        </w:tc>
+      </w:tr>
+      <w:tr>
+        <w:tc>
+          <w:tcPr/>
+          <w:p>
+            <w:pPr>
+              <w:pStyle w:val="Compact"/>
+            </w:pPr>
+            <w:r>
+              <w:rPr>
+                <w:b/>
+                <w:bCs/>
+              </w:rPr>
+              <w:t xml:space="preserve">Validator</w:t>
+            </w:r>
+          </w:p>
+        </w:tc>
+        <w:tc>
+          <w:tcPr/>
+          <w:p>
+            <w:pPr>
+              <w:pStyle w:val="Compact"/>
+            </w:pPr>
+            <w:r>
+              <w:t xml:space="preserve">The model couldn’t load or predict on your sample input</w:t>
+            </w:r>
+            <w:r>
+              <w:t xml:space="preserve"> </w:t>
+            </w:r>
+            <w:r>
+              <w:rPr>
+                <w:b/>
+                <w:bCs/>
+              </w:rPr>
+              <w:t xml:space="preserve">in its own environment</w:t>
+            </w:r>
+            <w:r>
+              <w:t xml:space="preserve"> </w:t>
+            </w:r>
+            <w:r>
+              <w:t xml:space="preserve">(e.g. the sample doesn’t match the model, a missing package in its requirements, or a bug in</w:t>
+            </w:r>
+            <w:r>
+              <w:t xml:space="preserve"> </w:t>
+            </w:r>
+            <w:r>
+              <w:rPr>
+                <w:rStyle w:val="VerbatimChar"/>
+              </w:rPr>
+              <w:t xml:space="preserve">model.py</w:t>
+            </w:r>
+            <w:r>
+              <w:t xml:space="preserve">).</w:t>
             </w:r>
           </w:p>
         </w:tc>
@@ -4640,7 +6382,49 @@
               <w:pStyle w:val="Compact"/>
             </w:pPr>
             <w:r>
-              <w:t xml:space="preserve">The serving endpoint could not be created/updated (permissions, quota, or configuration).</w:t>
+              <w:t xml:space="preserve">The serving endpoint could not be created/updated (permissions, quota, or configuration) — or the live endpoint couldn’t answer your</w:t>
+            </w:r>
+            <w:r>
+              <w:t xml:space="preserve"> </w:t>
+            </w:r>
+            <w:r>
+              <w:rPr>
+                <w:b/>
+                <w:bCs/>
+              </w:rPr>
+              <w:t xml:space="preserve">sample input</w:t>
+            </w:r>
+            <w:r>
+              <w:t xml:space="preserve">, in which case it is</w:t>
+            </w:r>
+            <w:r>
+              <w:t xml:space="preserve"> </w:t>
+            </w:r>
+            <w:r>
+              <w:rPr>
+                <w:b/>
+                <w:bCs/>
+              </w:rPr>
+              <w:t xml:space="preserve">rolled back</w:t>
+            </w:r>
+            <w:r>
+              <w:t xml:space="preserve"> </w:t>
+            </w:r>
+            <w:r>
+              <w:t xml:space="preserve">to its previous version (the timeline shows</w:t>
+            </w:r>
+            <w:r>
+              <w:t xml:space="preserve"> </w:t>
+            </w:r>
+            <w:r>
+              <w:rPr>
+                <w:i/>
+                <w:iCs/>
+              </w:rPr>
+              <w:t xml:space="preserve">rollback</w:t>
+            </w:r>
+            <w:r>
+              <w:t xml:space="preserve">), so callers keep getting the old model.</w:t>
             </w:r>
           </w:p>
         </w:tc>
@@ -4651,76 +6435,7 @@
         <w:pStyle w:val="BodyText"/>
       </w:pPr>
       <w:r>
-        <w:t xml:space="preserve">Note: the</w:t>
-      </w:r>
-      <w:r>
-        <w:t xml:space="preserve"> </w:t>
-      </w:r>
-      <w:r>
-        <w:rPr>
-          <w:b/>
-          <w:bCs/>
-        </w:rPr>
-        <w:t xml:space="preserve">validation smoke test is non-fatal</w:t>
-      </w:r>
-      <w:r>
-        <w:t xml:space="preserve"> </w:t>
-      </w:r>
-      <w:r>
-        <w:t xml:space="preserve">— if it can’t exercise the model with the example</w:t>
-      </w:r>
-      <w:r>
-        <w:t xml:space="preserve"> </w:t>
-      </w:r>
-      <w:r>
-        <w:t xml:space="preserve">(common for text/sample-mode models), it’s noted on the timeline as a warning and the deployment</w:t>
-      </w:r>
-      <w:r>
-        <w:t xml:space="preserve"> </w:t>
-      </w:r>
-      <w:r>
-        <w:rPr>
-          <w:b/>
-          <w:bCs/>
-        </w:rPr>
-        <w:t xml:space="preserve">still proceeds to serving</w:t>
-      </w:r>
-      <w:r>
-        <w:t xml:space="preserve">. It won’t, by itself, mark the deployment Failed.</w:t>
-      </w:r>
-    </w:p>
-    <w:p>
-      <w:pPr>
-        <w:pStyle w:val="BodyText"/>
-      </w:pPr>
-      <w:r>
-        <w:t xml:space="preserve">Fix the underlying issue and deploy again. A failed deployment does</w:t>
-      </w:r>
-      <w:r>
-        <w:t xml:space="preserve"> </w:t>
-      </w:r>
-      <w:r>
-        <w:rPr>
-          <w:b/>
-          <w:bCs/>
-        </w:rPr>
-        <w:t xml:space="preserve">not</w:t>
-      </w:r>
-      <w:r>
-        <w:t xml:space="preserve"> </w:t>
-      </w:r>
-      <w:r>
-        <w:t xml:space="preserve">create an endpoint.</w:t>
-      </w:r>
-    </w:p>
-    <w:bookmarkEnd w:id="37"/>
-    <w:bookmarkStart w:id="38" w:name="tips"/>
-    <w:p>
-      <w:pPr>
-        <w:pStyle w:val="Heading1"/>
-      </w:pPr>
-      <w:r>
-        <w:t xml:space="preserve">17. Tips</w:t>
+        <w:t xml:space="preserve">Notes:</w:t>
       </w:r>
     </w:p>
     <w:p>
@@ -4728,27 +6443,60 @@
         <w:pStyle w:val="Compact"/>
         <w:numPr>
           <w:ilvl w:val="0"/>
-          <w:numId w:val="1013"/>
+          <w:numId w:val="1014"/>
         </w:numPr>
       </w:pPr>
       <w:r>
-        <w:rPr>
-          <w:b/>
-          <w:bCs/>
-        </w:rPr>
-        <w:t xml:space="preserve">Match the input schema to the model exactly</w:t>
-      </w:r>
-      <w:r>
-        <w:t xml:space="preserve"> </w:t>
-      </w:r>
-      <w:r>
-        <w:t xml:space="preserve">(schema mode) — the most common failure is</w:t>
-      </w:r>
-      <w:r>
-        <w:t xml:space="preserve"> </w:t>
-      </w:r>
-      <w:r>
-        <w:t xml:space="preserve">declaring the wrong number or order of features.</w:t>
+        <w:t xml:space="preserve">When you gave</w:t>
+      </w:r>
+      <w:r>
+        <w:t xml:space="preserve"> </w:t>
+      </w:r>
+      <w:r>
+        <w:rPr>
+          <w:b/>
+          <w:bCs/>
+        </w:rPr>
+        <w:t xml:space="preserve">no sample input</w:t>
+      </w:r>
+      <w:r>
+        <w:t xml:space="preserve">, the tests use a dummy row built from your schema. If the model</w:t>
+      </w:r>
+      <w:r>
+        <w:t xml:space="preserve"> </w:t>
+      </w:r>
+      <w:r>
+        <w:t xml:space="preserve">can’t handle that dummy row, it’s noted as a warning and the deployment continues. A</w:t>
+      </w:r>
+      <w:r>
+        <w:t xml:space="preserve"> </w:t>
+      </w:r>
+      <w:r>
+        <w:rPr>
+          <w:b/>
+          <w:bCs/>
+        </w:rPr>
+        <w:t xml:space="preserve">real</w:t>
+      </w:r>
+      <w:r>
+        <w:rPr>
+          <w:b/>
+          <w:bCs/>
+        </w:rPr>
+        <w:t xml:space="preserve"> </w:t>
+      </w:r>
+      <w:r>
+        <w:rPr>
+          <w:b/>
+          <w:bCs/>
+        </w:rPr>
+        <w:t xml:space="preserve">sample input</w:t>
+      </w:r>
+      <w:r>
+        <w:t xml:space="preserve"> </w:t>
+      </w:r>
+      <w:r>
+        <w:t xml:space="preserve">that fails always fails the deployment.</w:t>
       </w:r>
     </w:p>
     <w:p>
@@ -4756,71 +6504,51 @@
         <w:pStyle w:val="Compact"/>
         <w:numPr>
           <w:ilvl w:val="0"/>
-          <w:numId w:val="1013"/>
+          <w:numId w:val="1014"/>
         </w:numPr>
       </w:pPr>
       <w:r>
-        <w:t xml:space="preserve">For</w:t>
-      </w:r>
-      <w:r>
-        <w:t xml:space="preserve"> </w:t>
-      </w:r>
-      <w:r>
-        <w:rPr>
-          <w:b/>
-          <w:bCs/>
-        </w:rPr>
-        <w:t xml:space="preserve">text / JSON / tensor</w:t>
-      </w:r>
-      <w:r>
-        <w:t xml:space="preserve"> </w:t>
-      </w:r>
-      <w:r>
-        <w:t xml:space="preserve">models, use</w:t>
-      </w:r>
-      <w:r>
-        <w:t xml:space="preserve"> </w:t>
-      </w:r>
-      <w:r>
-        <w:rPr>
-          <w:b/>
-          <w:bCs/>
-        </w:rPr>
-        <w:t xml:space="preserve">Sample input / output</w:t>
-      </w:r>
-      <w:r>
-        <w:t xml:space="preserve"> </w:t>
-      </w:r>
-      <w:r>
-        <w:t xml:space="preserve">mode instead of a schema, and</w:t>
-      </w:r>
-      <w:r>
-        <w:t xml:space="preserve"> </w:t>
-      </w:r>
-      <w:r>
-        <w:t xml:space="preserve">make sure the artifact is a</w:t>
-      </w:r>
-      <w:r>
-        <w:t xml:space="preserve"> </w:t>
-      </w:r>
-      <w:r>
-        <w:rPr>
-          <w:b/>
-          <w:bCs/>
-        </w:rPr>
-        <w:t xml:space="preserve">complete pipeline</w:t>
-      </w:r>
-      <w:r>
-        <w:t xml:space="preserve"> </w:t>
-      </w:r>
-      <w:r>
-        <w:t xml:space="preserve">(e.g. vectorizer + classifier) that accepts the</w:t>
-      </w:r>
-      <w:r>
-        <w:t xml:space="preserve"> </w:t>
-      </w:r>
-      <w:r>
-        <w:t xml:space="preserve">sample you paste.</w:t>
+        <w:t xml:space="preserve">If the endpoint test fails on a</w:t>
+      </w:r>
+      <w:r>
+        <w:t xml:space="preserve"> </w:t>
+      </w:r>
+      <w:r>
+        <w:rPr>
+          <w:b/>
+          <w:bCs/>
+        </w:rPr>
+        <w:t xml:space="preserve">brand-new</w:t>
+      </w:r>
+      <w:r>
+        <w:t xml:space="preserve"> </w:t>
+      </w:r>
+      <w:r>
+        <w:t xml:space="preserve">endpoint, there’s nothing to roll back to — the endpoint</w:t>
+      </w:r>
+      <w:r>
+        <w:t xml:space="preserve"> </w:t>
+      </w:r>
+      <w:r>
+        <w:t xml:space="preserve">stays in place, and the deployment is marked Failed.</w:t>
+      </w:r>
+    </w:p>
+    <w:p>
+      <w:pPr>
+        <w:pStyle w:val="FirstParagraph"/>
+      </w:pPr>
+      <w:r>
+        <w:t xml:space="preserve">Fix the underlying issue and deploy again.</w:t>
+      </w:r>
+    </w:p>
+    <w:bookmarkEnd w:id="40"/>
+    <w:bookmarkStart w:id="41" w:name="tips"/>
+    <w:p>
+      <w:pPr>
+        <w:pStyle w:val="Heading1"/>
+      </w:pPr>
+      <w:r>
+        <w:t xml:space="preserve">17. Tips</w:t>
       </w:r>
     </w:p>
     <w:p>
@@ -4828,51 +6556,27 @@
         <w:pStyle w:val="Compact"/>
         <w:numPr>
           <w:ilvl w:val="0"/>
-          <w:numId w:val="1013"/>
+          <w:numId w:val="1015"/>
         </w:numPr>
       </w:pPr>
       <w:r>
-        <w:t xml:space="preserve">Use</w:t>
-      </w:r>
-      <w:r>
-        <w:t xml:space="preserve"> </w:t>
-      </w:r>
-      <w:r>
-        <w:rPr>
-          <w:rStyle w:val="VerbatimChar"/>
-          <w:b/>
-          <w:bCs/>
-        </w:rPr>
-        <w:t xml:space="preserve">double</w:t>
-      </w:r>
-      <w:r>
-        <w:t xml:space="preserve"> </w:t>
-      </w:r>
-      <w:r>
-        <w:t xml:space="preserve">for continuous features and regression outputs; use</w:t>
-      </w:r>
-      <w:r>
-        <w:t xml:space="preserve"> </w:t>
-      </w:r>
-      <w:r>
-        <w:rPr>
-          <w:rStyle w:val="VerbatimChar"/>
-          <w:b/>
-          <w:bCs/>
-        </w:rPr>
-        <w:t xml:space="preserve">long</w:t>
-      </w:r>
-      <w:r>
-        <w:t xml:space="preserve"> </w:t>
-      </w:r>
-      <w:r>
-        <w:t xml:space="preserve">for class labels</w:t>
-      </w:r>
-      <w:r>
-        <w:t xml:space="preserve"> </w:t>
-      </w:r>
-      <w:r>
-        <w:t xml:space="preserve">so the validator scores it as a classifier.</w:t>
+        <w:rPr>
+          <w:b/>
+          <w:bCs/>
+        </w:rPr>
+        <w:t xml:space="preserve">Match the input schema to the model exactly</w:t>
+      </w:r>
+      <w:r>
+        <w:t xml:space="preserve"> </w:t>
+      </w:r>
+      <w:r>
+        <w:t xml:space="preserve">(schema mode) — the most common failure is</w:t>
+      </w:r>
+      <w:r>
+        <w:t xml:space="preserve"> </w:t>
+      </w:r>
+      <w:r>
+        <w:t xml:space="preserve">declaring the wrong number or order of features.</w:t>
       </w:r>
     </w:p>
     <w:p>
@@ -4880,49 +6584,71 @@
         <w:pStyle w:val="Compact"/>
         <w:numPr>
           <w:ilvl w:val="0"/>
-          <w:numId w:val="1013"/>
+          <w:numId w:val="1015"/>
         </w:numPr>
       </w:pPr>
       <w:r>
-        <w:t xml:space="preserve">Leave</w:t>
-      </w:r>
-      <w:r>
-        <w:t xml:space="preserve"> </w:t>
-      </w:r>
-      <w:r>
-        <w:rPr>
-          <w:b/>
-          <w:bCs/>
-        </w:rPr>
-        <w:t xml:space="preserve">Experiment</w:t>
-      </w:r>
-      <w:r>
-        <w:t xml:space="preserve"> </w:t>
-      </w:r>
-      <w:r>
-        <w:t xml:space="preserve">and</w:t>
-      </w:r>
-      <w:r>
-        <w:t xml:space="preserve"> </w:t>
-      </w:r>
-      <w:r>
-        <w:rPr>
-          <w:b/>
-          <w:bCs/>
-        </w:rPr>
-        <w:t xml:space="preserve">Serverless usage policy</w:t>
-      </w:r>
-      <w:r>
-        <w:t xml:space="preserve"> </w:t>
-      </w:r>
-      <w:r>
-        <w:t xml:space="preserve">blank unless you specifically need to</w:t>
-      </w:r>
-      <w:r>
-        <w:t xml:space="preserve"> </w:t>
-      </w:r>
-      <w:r>
-        <w:t xml:space="preserve">override the environment defaults.</w:t>
+        <w:t xml:space="preserve">For</w:t>
+      </w:r>
+      <w:r>
+        <w:t xml:space="preserve"> </w:t>
+      </w:r>
+      <w:r>
+        <w:rPr>
+          <w:b/>
+          <w:bCs/>
+        </w:rPr>
+        <w:t xml:space="preserve">text / JSON / tensor</w:t>
+      </w:r>
+      <w:r>
+        <w:t xml:space="preserve"> </w:t>
+      </w:r>
+      <w:r>
+        <w:t xml:space="preserve">models, use</w:t>
+      </w:r>
+      <w:r>
+        <w:t xml:space="preserve"> </w:t>
+      </w:r>
+      <w:r>
+        <w:rPr>
+          <w:b/>
+          <w:bCs/>
+        </w:rPr>
+        <w:t xml:space="preserve">Sample input / output</w:t>
+      </w:r>
+      <w:r>
+        <w:t xml:space="preserve"> </w:t>
+      </w:r>
+      <w:r>
+        <w:t xml:space="preserve">mode instead of a schema, and</w:t>
+      </w:r>
+      <w:r>
+        <w:t xml:space="preserve"> </w:t>
+      </w:r>
+      <w:r>
+        <w:t xml:space="preserve">make sure the artifact is a</w:t>
+      </w:r>
+      <w:r>
+        <w:t xml:space="preserve"> </w:t>
+      </w:r>
+      <w:r>
+        <w:rPr>
+          <w:b/>
+          <w:bCs/>
+        </w:rPr>
+        <w:t xml:space="preserve">complete pipeline</w:t>
+      </w:r>
+      <w:r>
+        <w:t xml:space="preserve"> </w:t>
+      </w:r>
+      <w:r>
+        <w:t xml:space="preserve">(e.g. vectorizer + classifier) that accepts the</w:t>
+      </w:r>
+      <w:r>
+        <w:t xml:space="preserve"> </w:t>
+      </w:r>
+      <w:r>
+        <w:t xml:space="preserve">sample you paste.</w:t>
       </w:r>
     </w:p>
     <w:p>
@@ -4930,27 +6656,33 @@
         <w:pStyle w:val="Compact"/>
         <w:numPr>
           <w:ilvl w:val="0"/>
-          <w:numId w:val="1013"/>
+          <w:numId w:val="1015"/>
         </w:numPr>
       </w:pPr>
       <w:r>
-        <w:t xml:space="preserve">For A/B tests, remember the traffic must total</w:t>
-      </w:r>
-      <w:r>
-        <w:t xml:space="preserve"> </w:t>
-      </w:r>
-      <w:r>
-        <w:rPr>
-          <w:b/>
-          <w:bCs/>
-        </w:rPr>
-        <w:t xml:space="preserve">100%</w:t>
-      </w:r>
-      <w:r>
-        <w:t xml:space="preserve"> </w:t>
-      </w:r>
-      <w:r>
-        <w:t xml:space="preserve">before Save is enabled.</w:t>
+        <w:t xml:space="preserve">Give a</w:t>
+      </w:r>
+      <w:r>
+        <w:t xml:space="preserve"> </w:t>
+      </w:r>
+      <w:r>
+        <w:rPr>
+          <w:b/>
+          <w:bCs/>
+        </w:rPr>
+        <w:t xml:space="preserve">real sample input</w:t>
+      </w:r>
+      <w:r>
+        <w:t xml:space="preserve"> </w:t>
+      </w:r>
+      <w:r>
+        <w:t xml:space="preserve">whenever you can — it is the strongest test, both in the model’s own</w:t>
+      </w:r>
+      <w:r>
+        <w:t xml:space="preserve"> </w:t>
+      </w:r>
+      <w:r>
+        <w:t xml:space="preserve">environment and against the live endpoint.</w:t>
       </w:r>
     </w:p>
     <w:p>
@@ -4958,10 +6690,248 @@
         <w:pStyle w:val="Compact"/>
         <w:numPr>
           <w:ilvl w:val="0"/>
-          <w:numId w:val="1013"/>
+          <w:numId w:val="1015"/>
         </w:numPr>
       </w:pPr>
       <w:r>
+        <w:t xml:space="preserve">For an</w:t>
+      </w:r>
+      <w:r>
+        <w:t xml:space="preserve"> </w:t>
+      </w:r>
+      <w:r>
+        <w:rPr>
+          <w:b/>
+          <w:bCs/>
+        </w:rPr>
+        <w:t xml:space="preserve">MLflow model folder</w:t>
+      </w:r>
+      <w:r>
+        <w:t xml:space="preserve">, choose</w:t>
+      </w:r>
+      <w:r>
+        <w:t xml:space="preserve"> </w:t>
+      </w:r>
+      <w:r>
+        <w:rPr>
+          <w:b/>
+          <w:bCs/>
+        </w:rPr>
+        <w:t xml:space="preserve">Use the model’s own signature</w:t>
+      </w:r>
+      <w:r>
+        <w:t xml:space="preserve"> </w:t>
+      </w:r>
+      <w:r>
+        <w:t xml:space="preserve">and paste a sample input.</w:t>
+      </w:r>
+    </w:p>
+    <w:p>
+      <w:pPr>
+        <w:pStyle w:val="Compact"/>
+        <w:numPr>
+          <w:ilvl w:val="0"/>
+          <w:numId w:val="1015"/>
+        </w:numPr>
+      </w:pPr>
+      <w:r>
+        <w:t xml:space="preserve">For a</w:t>
+      </w:r>
+      <w:r>
+        <w:t xml:space="preserve"> </w:t>
+      </w:r>
+      <w:r>
+        <w:rPr>
+          <w:b/>
+          <w:bCs/>
+        </w:rPr>
+        <w:t xml:space="preserve">code folder</w:t>
+      </w:r>
+      <w:r>
+        <w:t xml:space="preserve">, pin package versions in</w:t>
+      </w:r>
+      <w:r>
+        <w:t xml:space="preserve"> </w:t>
+      </w:r>
+      <w:r>
+        <w:rPr>
+          <w:rStyle w:val="VerbatimChar"/>
+        </w:rPr>
+        <w:t xml:space="preserve">requirements.txt</w:t>
+      </w:r>
+      <w:r>
+        <w:t xml:space="preserve"> </w:t>
+      </w:r>
+      <w:r>
+        <w:t xml:space="preserve">and keep heavy imports inside</w:t>
+      </w:r>
+      <w:r>
+        <w:t xml:space="preserve"> </w:t>
+      </w:r>
+      <w:r>
+        <w:rPr>
+          <w:rStyle w:val="VerbatimChar"/>
+        </w:rPr>
+        <w:t xml:space="preserve">load_context</w:t>
+      </w:r>
+      <w:r>
+        <w:t xml:space="preserve"> </w:t>
+      </w:r>
+      <w:r>
+        <w:t xml:space="preserve">/</w:t>
+      </w:r>
+      <w:r>
+        <w:t xml:space="preserve"> </w:t>
+      </w:r>
+      <w:r>
+        <w:rPr>
+          <w:rStyle w:val="VerbatimChar"/>
+        </w:rPr>
+        <w:t xml:space="preserve">predict</w:t>
+      </w:r>
+      <w:r>
+        <w:t xml:space="preserve">.</w:t>
+      </w:r>
+    </w:p>
+    <w:p>
+      <w:pPr>
+        <w:pStyle w:val="Compact"/>
+        <w:numPr>
+          <w:ilvl w:val="0"/>
+          <w:numId w:val="1015"/>
+        </w:numPr>
+      </w:pPr>
+      <w:r>
+        <w:t xml:space="preserve">Use</w:t>
+      </w:r>
+      <w:r>
+        <w:t xml:space="preserve"> </w:t>
+      </w:r>
+      <w:r>
+        <w:rPr>
+          <w:rStyle w:val="VerbatimChar"/>
+          <w:b/>
+          <w:bCs/>
+        </w:rPr>
+        <w:t xml:space="preserve">double</w:t>
+      </w:r>
+      <w:r>
+        <w:t xml:space="preserve"> </w:t>
+      </w:r>
+      <w:r>
+        <w:t xml:space="preserve">for continuous features and regression outputs; use</w:t>
+      </w:r>
+      <w:r>
+        <w:t xml:space="preserve"> </w:t>
+      </w:r>
+      <w:r>
+        <w:rPr>
+          <w:rStyle w:val="VerbatimChar"/>
+          <w:b/>
+          <w:bCs/>
+        </w:rPr>
+        <w:t xml:space="preserve">long</w:t>
+      </w:r>
+      <w:r>
+        <w:t xml:space="preserve"> </w:t>
+      </w:r>
+      <w:r>
+        <w:t xml:space="preserve">for class labels</w:t>
+      </w:r>
+      <w:r>
+        <w:t xml:space="preserve"> </w:t>
+      </w:r>
+      <w:r>
+        <w:t xml:space="preserve">so the validator scores it as a classifier.</w:t>
+      </w:r>
+    </w:p>
+    <w:p>
+      <w:pPr>
+        <w:pStyle w:val="Compact"/>
+        <w:numPr>
+          <w:ilvl w:val="0"/>
+          <w:numId w:val="1015"/>
+        </w:numPr>
+      </w:pPr>
+      <w:r>
+        <w:t xml:space="preserve">Keep the pre-filled</w:t>
+      </w:r>
+      <w:r>
+        <w:t xml:space="preserve"> </w:t>
+      </w:r>
+      <w:r>
+        <w:rPr>
+          <w:b/>
+          <w:bCs/>
+        </w:rPr>
+        <w:t xml:space="preserve">Experiment</w:t>
+      </w:r>
+      <w:r>
+        <w:t xml:space="preserve"> </w:t>
+      </w:r>
+      <w:r>
+        <w:t xml:space="preserve">and</w:t>
+      </w:r>
+      <w:r>
+        <w:t xml:space="preserve"> </w:t>
+      </w:r>
+      <w:r>
+        <w:rPr>
+          <w:b/>
+          <w:bCs/>
+        </w:rPr>
+        <w:t xml:space="preserve">Serverless usage policy</w:t>
+      </w:r>
+      <w:r>
+        <w:t xml:space="preserve"> </w:t>
+      </w:r>
+      <w:r>
+        <w:t xml:space="preserve">unless you specifically need to</w:t>
+      </w:r>
+      <w:r>
+        <w:t xml:space="preserve"> </w:t>
+      </w:r>
+      <w:r>
+        <w:t xml:space="preserve">override the environment defaults.</w:t>
+      </w:r>
+    </w:p>
+    <w:p>
+      <w:pPr>
+        <w:pStyle w:val="Compact"/>
+        <w:numPr>
+          <w:ilvl w:val="0"/>
+          <w:numId w:val="1015"/>
+        </w:numPr>
+      </w:pPr>
+      <w:r>
+        <w:t xml:space="preserve">For A/B tests, remember the traffic must total</w:t>
+      </w:r>
+      <w:r>
+        <w:t xml:space="preserve"> </w:t>
+      </w:r>
+      <w:r>
+        <w:rPr>
+          <w:b/>
+          <w:bCs/>
+        </w:rPr>
+        <w:t xml:space="preserve">100%</w:t>
+      </w:r>
+      <w:r>
+        <w:t xml:space="preserve"> </w:t>
+      </w:r>
+      <w:r>
+        <w:t xml:space="preserve">before you can deploy.</w:t>
+      </w:r>
+    </w:p>
+    <w:p>
+      <w:pPr>
+        <w:pStyle w:val="Compact"/>
+        <w:numPr>
+          <w:ilvl w:val="0"/>
+          <w:numId w:val="1015"/>
+        </w:numPr>
+      </w:pPr>
+      <w:r>
         <w:t xml:space="preserve">The first call to a</w:t>
       </w:r>
       <w:r>
@@ -5003,7 +6973,7 @@
         <w:t xml:space="preserve">for latency-sensitive workloads.</w:t>
       </w:r>
     </w:p>
-    <w:bookmarkEnd w:id="38"/>
+    <w:bookmarkEnd w:id="41"/>
     <w:sectPr/>
   </w:body>
 </w:document>
@@ -5383,34 +7353,7 @@
     <w:abstractNumId w:val="991"/>
   </w:num>
   <w:num w:numId="1010">
-    <w:abstractNumId w:val="99411"/>
-    <w:lvlOverride w:ilvl="0">
-      <w:startOverride w:val="1"/>
-    </w:lvlOverride>
-    <w:lvlOverride w:ilvl="1">
-      <w:startOverride w:val="1"/>
-    </w:lvlOverride>
-    <w:lvlOverride w:ilvl="2">
-      <w:startOverride w:val="1"/>
-    </w:lvlOverride>
-    <w:lvlOverride w:ilvl="3">
-      <w:startOverride w:val="1"/>
-    </w:lvlOverride>
-    <w:lvlOverride w:ilvl="4">
-      <w:startOverride w:val="1"/>
-    </w:lvlOverride>
-    <w:lvlOverride w:ilvl="5">
-      <w:startOverride w:val="1"/>
-    </w:lvlOverride>
-    <w:lvlOverride w:ilvl="6">
-      <w:startOverride w:val="1"/>
-    </w:lvlOverride>
-    <w:lvlOverride w:ilvl="7">
-      <w:startOverride w:val="1"/>
-    </w:lvlOverride>
-    <w:lvlOverride w:ilvl="8">
-      <w:startOverride w:val="1"/>
-    </w:lvlOverride>
+    <w:abstractNumId w:val="991"/>
   </w:num>
   <w:num w:numId="1011">
     <w:abstractNumId w:val="99411"/>
@@ -5473,6 +7416,39 @@
     </w:lvlOverride>
   </w:num>
   <w:num w:numId="1013">
+    <w:abstractNumId w:val="99411"/>
+    <w:lvlOverride w:ilvl="0">
+      <w:startOverride w:val="1"/>
+    </w:lvlOverride>
+    <w:lvlOverride w:ilvl="1">
+      <w:startOverride w:val="1"/>
+    </w:lvlOverride>
+    <w:lvlOverride w:ilvl="2">
+      <w:startOverride w:val="1"/>
+    </w:lvlOverride>
+    <w:lvlOverride w:ilvl="3">
+      <w:startOverride w:val="1"/>
+    </w:lvlOverride>
+    <w:lvlOverride w:ilvl="4">
+      <w:startOverride w:val="1"/>
+    </w:lvlOverride>
+    <w:lvlOverride w:ilvl="5">
+      <w:startOverride w:val="1"/>
+    </w:lvlOverride>
+    <w:lvlOverride w:ilvl="6">
+      <w:startOverride w:val="1"/>
+    </w:lvlOverride>
+    <w:lvlOverride w:ilvl="7">
+      <w:startOverride w:val="1"/>
+    </w:lvlOverride>
+    <w:lvlOverride w:ilvl="8">
+      <w:startOverride w:val="1"/>
+    </w:lvlOverride>
+  </w:num>
+  <w:num w:numId="1014">
+    <w:abstractNumId w:val="991"/>
+  </w:num>
+  <w:num w:numId="1015">
     <w:abstractNumId w:val="991"/>
   </w:num>
 </w:numbering>
@@ -6137,7 +8113,7 @@
       <w:color w:themeColor="accent1" w:themeShade="BF" w:val="365F91"/>
     </w:rPr>
   </w:style>
-  <w:style w:type="paragraph" w:customStyle="1" w:styleId="SourceCode">
+  <w:style w:customStyle="1" w:styleId="SourceCode" w:type="paragraph">
     <w:name w:val="Source Code"/>
     <w:basedOn w:val="Normal"/>
     <w:link w:val="VerbatimChar"/>
@@ -6145,7 +8121,7 @@
       <w:wordWrap w:val="off"/>
     </w:pPr>
   </w:style>
-  <w:style w:type="character" w:customStyle="1" w:styleId="KeywordTok">
+  <w:style w:customStyle="1" w:styleId="KeywordTok" w:type="character">
     <w:name w:val="KeywordTok"/>
     <w:basedOn w:val="VerbatimChar"/>
     <w:rPr>
@@ -6153,77 +8129,77 @@
       <w:color w:val="007020"/>
     </w:rPr>
   </w:style>
-  <w:style w:type="character" w:customStyle="1" w:styleId="DataTypeTok">
+  <w:style w:customStyle="1" w:styleId="DataTypeTok" w:type="character">
     <w:name w:val="DataTypeTok"/>
     <w:basedOn w:val="VerbatimChar"/>
     <w:rPr>
       <w:color w:val="902000"/>
     </w:rPr>
   </w:style>
-  <w:style w:type="character" w:customStyle="1" w:styleId="DecValTok">
+  <w:style w:customStyle="1" w:styleId="DecValTok" w:type="character">
     <w:name w:val="DecValTok"/>
     <w:basedOn w:val="VerbatimChar"/>
     <w:rPr>
       <w:color w:val="40a070"/>
     </w:rPr>
   </w:style>
-  <w:style w:type="character" w:customStyle="1" w:styleId="BaseNTok">
+  <w:style w:customStyle="1" w:styleId="BaseNTok" w:type="character">
     <w:name w:val="BaseNTok"/>
     <w:basedOn w:val="VerbatimChar"/>
     <w:rPr>
       <w:color w:val="40a070"/>
     </w:rPr>
   </w:style>
-  <w:style w:type="character" w:customStyle="1" w:styleId="FloatTok">
+  <w:style w:customStyle="1" w:styleId="FloatTok" w:type="character">
     <w:name w:val="FloatTok"/>
     <w:basedOn w:val="VerbatimChar"/>
     <w:rPr>
       <w:color w:val="40a070"/>
     </w:rPr>
   </w:style>
-  <w:style w:type="character" w:customStyle="1" w:styleId="ConstantTok">
+  <w:style w:customStyle="1" w:styleId="ConstantTok" w:type="character">
     <w:name w:val="ConstantTok"/>
     <w:basedOn w:val="VerbatimChar"/>
     <w:rPr>
       <w:color w:val="880000"/>
     </w:rPr>
   </w:style>
-  <w:style w:type="character" w:customStyle="1" w:styleId="CharTok">
+  <w:style w:customStyle="1" w:styleId="CharTok" w:type="character">
     <w:name w:val="CharTok"/>
     <w:basedOn w:val="VerbatimChar"/>
     <w:rPr>
       <w:color w:val="4070a0"/>
     </w:rPr>
   </w:style>
-  <w:style w:type="character" w:customStyle="1" w:styleId="SpecialCharTok">
+  <w:style w:customStyle="1" w:styleId="SpecialCharTok" w:type="character">
     <w:name w:val="SpecialCharTok"/>
     <w:basedOn w:val="VerbatimChar"/>
     <w:rPr>
       <w:color w:val="4070a0"/>
     </w:rPr>
   </w:style>
-  <w:style w:type="character" w:customStyle="1" w:styleId="StringTok">
+  <w:style w:customStyle="1" w:styleId="StringTok" w:type="character">
     <w:name w:val="StringTok"/>
     <w:basedOn w:val="VerbatimChar"/>
     <w:rPr>
       <w:color w:val="4070a0"/>
     </w:rPr>
   </w:style>
-  <w:style w:type="character" w:customStyle="1" w:styleId="VerbatimStringTok">
+  <w:style w:customStyle="1" w:styleId="VerbatimStringTok" w:type="character">
     <w:name w:val="VerbatimStringTok"/>
     <w:basedOn w:val="VerbatimChar"/>
     <w:rPr>
       <w:color w:val="4070a0"/>
     </w:rPr>
   </w:style>
-  <w:style w:type="character" w:customStyle="1" w:styleId="SpecialStringTok">
+  <w:style w:customStyle="1" w:styleId="SpecialStringTok" w:type="character">
     <w:name w:val="SpecialStringTok"/>
     <w:basedOn w:val="VerbatimChar"/>
     <w:rPr>
       <w:color w:val="bb6688"/>
     </w:rPr>
   </w:style>
-  <w:style w:type="character" w:customStyle="1" w:styleId="ImportTok">
+  <w:style w:customStyle="1" w:styleId="ImportTok" w:type="character">
     <w:name w:val="ImportTok"/>
     <w:basedOn w:val="VerbatimChar"/>
     <w:rPr>
@@ -6231,7 +8207,7 @@
       <w:color w:val="008000"/>
     </w:rPr>
   </w:style>
-  <w:style w:type="character" w:customStyle="1" w:styleId="CommentTok">
+  <w:style w:customStyle="1" w:styleId="CommentTok" w:type="character">
     <w:name w:val="CommentTok"/>
     <w:basedOn w:val="VerbatimChar"/>
     <w:rPr>
@@ -6239,7 +8215,7 @@
       <w:color w:val="60a0b0"/>
     </w:rPr>
   </w:style>
-  <w:style w:type="character" w:customStyle="1" w:styleId="DocumentationTok">
+  <w:style w:customStyle="1" w:styleId="DocumentationTok" w:type="character">
     <w:name w:val="DocumentationTok"/>
     <w:basedOn w:val="VerbatimChar"/>
     <w:rPr>
@@ -6247,7 +8223,7 @@
       <w:color w:val="ba2121"/>
     </w:rPr>
   </w:style>
-  <w:style w:type="character" w:customStyle="1" w:styleId="AnnotationTok">
+  <w:style w:customStyle="1" w:styleId="AnnotationTok" w:type="character">
     <w:name w:val="AnnotationTok"/>
     <w:basedOn w:val="VerbatimChar"/>
     <w:rPr>
@@ -6256,7 +8232,7 @@
       <w:color w:val="60a0b0"/>
     </w:rPr>
   </w:style>
-  <w:style w:type="character" w:customStyle="1" w:styleId="CommentVarTok">
+  <w:style w:customStyle="1" w:styleId="CommentVarTok" w:type="character">
     <w:name w:val="CommentVarTok"/>
     <w:basedOn w:val="VerbatimChar"/>
     <w:rPr>
@@ -6265,28 +8241,28 @@
       <w:color w:val="60a0b0"/>
     </w:rPr>
   </w:style>
-  <w:style w:type="character" w:customStyle="1" w:styleId="OtherTok">
+  <w:style w:customStyle="1" w:styleId="OtherTok" w:type="character">
     <w:name w:val="OtherTok"/>
     <w:basedOn w:val="VerbatimChar"/>
     <w:rPr>
       <w:color w:val="007020"/>
     </w:rPr>
   </w:style>
-  <w:style w:type="character" w:customStyle="1" w:styleId="FunctionTok">
+  <w:style w:customStyle="1" w:styleId="FunctionTok" w:type="character">
     <w:name w:val="FunctionTok"/>
     <w:basedOn w:val="VerbatimChar"/>
     <w:rPr>
       <w:color w:val="06287e"/>
     </w:rPr>
   </w:style>
-  <w:style w:type="character" w:customStyle="1" w:styleId="VariableTok">
+  <w:style w:customStyle="1" w:styleId="VariableTok" w:type="character">
     <w:name w:val="VariableTok"/>
     <w:basedOn w:val="VerbatimChar"/>
     <w:rPr>
       <w:color w:val="19177c"/>
     </w:rPr>
   </w:style>
-  <w:style w:type="character" w:customStyle="1" w:styleId="ControlFlowTok">
+  <w:style w:customStyle="1" w:styleId="ControlFlowTok" w:type="character">
     <w:name w:val="ControlFlowTok"/>
     <w:basedOn w:val="VerbatimChar"/>
     <w:rPr>
@@ -6294,45 +8270,45 @@
       <w:color w:val="007020"/>
     </w:rPr>
   </w:style>
-  <w:style w:type="character" w:customStyle="1" w:styleId="OperatorTok">
+  <w:style w:customStyle="1" w:styleId="OperatorTok" w:type="character">
     <w:name w:val="OperatorTok"/>
     <w:basedOn w:val="VerbatimChar"/>
     <w:rPr>
       <w:color w:val="666666"/>
     </w:rPr>
   </w:style>
-  <w:style w:type="character" w:customStyle="1" w:styleId="BuiltInTok">
+  <w:style w:customStyle="1" w:styleId="BuiltInTok" w:type="character">
     <w:name w:val="BuiltInTok"/>
     <w:basedOn w:val="VerbatimChar"/>
     <w:rPr>
       <w:color w:val="008000"/>
     </w:rPr>
   </w:style>
-  <w:style w:type="character" w:customStyle="1" w:styleId="ExtensionTok">
+  <w:style w:customStyle="1" w:styleId="ExtensionTok" w:type="character">
     <w:name w:val="ExtensionTok"/>
     <w:basedOn w:val="VerbatimChar"/>
     <w:rPr/>
   </w:style>
-  <w:style w:type="character" w:customStyle="1" w:styleId="PreprocessorTok">
+  <w:style w:customStyle="1" w:styleId="PreprocessorTok" w:type="character">
     <w:name w:val="PreprocessorTok"/>
     <w:basedOn w:val="VerbatimChar"/>
     <w:rPr>
       <w:color w:val="bc7a00"/>
     </w:rPr>
   </w:style>
-  <w:style w:type="character" w:customStyle="1" w:styleId="AttributeTok">
+  <w:style w:customStyle="1" w:styleId="AttributeTok" w:type="character">
     <w:name w:val="AttributeTok"/>
     <w:basedOn w:val="VerbatimChar"/>
     <w:rPr>
       <w:color w:val="7d9029"/>
     </w:rPr>
   </w:style>
-  <w:style w:type="character" w:customStyle="1" w:styleId="RegionMarkerTok">
+  <w:style w:customStyle="1" w:styleId="RegionMarkerTok" w:type="character">
     <w:name w:val="RegionMarkerTok"/>
     <w:basedOn w:val="VerbatimChar"/>
     <w:rPr/>
   </w:style>
-  <w:style w:type="character" w:customStyle="1" w:styleId="InformationTok">
+  <w:style w:customStyle="1" w:styleId="InformationTok" w:type="character">
     <w:name w:val="InformationTok"/>
     <w:basedOn w:val="VerbatimChar"/>
     <w:rPr>
@@ -6341,7 +8317,7 @@
       <w:color w:val="60a0b0"/>
     </w:rPr>
   </w:style>
-  <w:style w:type="character" w:customStyle="1" w:styleId="WarningTok">
+  <w:style w:customStyle="1" w:styleId="WarningTok" w:type="character">
     <w:name w:val="WarningTok"/>
     <w:basedOn w:val="VerbatimChar"/>
     <w:rPr>
@@ -6350,7 +8326,7 @@
       <w:color w:val="60a0b0"/>
     </w:rPr>
   </w:style>
-  <w:style w:type="character" w:customStyle="1" w:styleId="AlertTok">
+  <w:style w:customStyle="1" w:styleId="AlertTok" w:type="character">
     <w:name w:val="AlertTok"/>
     <w:basedOn w:val="VerbatimChar"/>
     <w:rPr>
@@ -6358,7 +8334,7 @@
       <w:color w:val="ff0000"/>
     </w:rPr>
   </w:style>
-  <w:style w:type="character" w:customStyle="1" w:styleId="ErrorTok">
+  <w:style w:customStyle="1" w:styleId="ErrorTok" w:type="character">
     <w:name w:val="ErrorTok"/>
     <w:basedOn w:val="VerbatimChar"/>
     <w:rPr>
@@ -6366,7 +8342,7 @@
       <w:color w:val="ff0000"/>
     </w:rPr>
   </w:style>
-  <w:style w:type="character" w:customStyle="1" w:styleId="NormalTok">
+  <w:style w:customStyle="1" w:styleId="NormalTok" w:type="character">
     <w:name w:val="NormalTok"/>
     <w:basedOn w:val="VerbatimChar"/>
     <w:rPr/>

--- a/Model_Deployer_User_Guide.docx
+++ b/Model_Deployer_User_Guide.docx
@@ -146,7 +146,7 @@
         <w:t xml:space="preserve"> </w:t>
       </w:r>
       <w:r>
-        <w:t xml:space="preserve">and confirms each artifact is what you said it is (file / MLflow model folder / code folder).</w:t>
+        <w:t xml:space="preserve">and works out what each artifact is (model file / MLflow model folder / code folder).</w:t>
       </w:r>
     </w:p>
     <w:p>
@@ -1039,23 +1039,7 @@
               <w:t xml:space="preserve"> </w:t>
             </w:r>
             <w:r>
-              <w:t xml:space="preserve">it lives (UC Volume or S3) and</w:t>
-            </w:r>
-            <w:r>
-              <w:t xml:space="preserve"> </w:t>
-            </w:r>
-            <w:r>
-              <w:rPr>
-                <w:b/>
-                <w:bCs/>
-              </w:rPr>
-              <w:t xml:space="preserve">what</w:t>
-            </w:r>
-            <w:r>
-              <w:t xml:space="preserve"> </w:t>
-            </w:r>
-            <w:r>
-              <w:t xml:space="preserve">it is (Model file, MLflow model folder, or Code folder), plus the path — see section 6. For A/B tests you can add more than one, or reference an existing version.</w:t>
+              <w:t xml:space="preserve">it lives (UC Volume or S3) and the path. You don’t say what it is (model file, MLflow model folder or code folder) — the deployment detects it; see section 6. For A/B tests you can add more than one, or reference an existing version.</w:t>
             </w:r>
           </w:p>
         </w:tc>
@@ -2809,7 +2793,13 @@
         <w:pStyle w:val="FirstParagraph"/>
       </w:pPr>
       <w:r>
-        <w:t xml:space="preserve">The format you pick is checked against what is actually at the path (a folder with</w:t>
+        <w:t xml:space="preserve">You don’t choose the format — the deployment detects it from what is at the path: a single file is a</w:t>
+      </w:r>
+      <w:r>
+        <w:t xml:space="preserve"> </w:t>
+      </w:r>
+      <w:r>
+        <w:t xml:space="preserve">model file, a folder with</w:t>
       </w:r>
       <w:r>
         <w:t xml:space="preserve"> </w:t>
@@ -2824,13 +2814,7 @@
         <w:t xml:space="preserve"> </w:t>
       </w:r>
       <w:r>
-        <w:t xml:space="preserve">is an</w:t>
-      </w:r>
-      <w:r>
-        <w:t xml:space="preserve"> </w:t>
-      </w:r>
-      <w:r>
-        <w:t xml:space="preserve">MLflow model folder, a folder with</w:t>
+        <w:t xml:space="preserve">is an MLflow model folder, a folder with</w:t>
       </w:r>
       <w:r>
         <w:t xml:space="preserve"> </w:t>
@@ -2845,13 +2829,13 @@
         <w:t xml:space="preserve"> </w:t>
       </w:r>
       <w:r>
-        <w:t xml:space="preserve">is a code folder, a single file is a model file); a</w:t>
-      </w:r>
-      <w:r>
-        <w:t xml:space="preserve"> </w:t>
-      </w:r>
-      <w:r>
-        <w:t xml:space="preserve">mismatch fails the deployment at the</w:t>
+        <w:t xml:space="preserve">is a code</w:t>
+      </w:r>
+      <w:r>
+        <w:t xml:space="preserve"> </w:t>
+      </w:r>
+      <w:r>
+        <w:t xml:space="preserve">folder. A folder with neither fails the deployment at the</w:t>
       </w:r>
       <w:r>
         <w:t xml:space="preserve"> </w:t>
@@ -2867,7 +2851,13 @@
         <w:t xml:space="preserve"> </w:t>
       </w:r>
       <w:r>
-        <w:t xml:space="preserve">step with a clear message.</w:t>
+        <w:t xml:space="preserve">step with a clear message, and</w:t>
+      </w:r>
+      <w:r>
+        <w:t xml:space="preserve"> </w:t>
+      </w:r>
+      <w:r>
+        <w:t xml:space="preserve">the detected format is shown on the deployment’s timeline.</w:t>
       </w:r>
     </w:p>
     <w:bookmarkEnd w:id="26"/>
@@ -6243,7 +6233,7 @@
               <w:pStyle w:val="Compact"/>
             </w:pPr>
             <w:r>
-              <w:t xml:space="preserve">The path doesn’t exist; an S3 path isn’t covered by an external volume you can read; the format you chose doesn’t match what’s at the path (e.g. a folder with no</w:t>
+              <w:t xml:space="preserve">The path doesn’t exist; an S3 path isn’t covered by an external volume you can read; the path is a folder with no</w:t>
             </w:r>
             <w:r>
               <w:t xml:space="preserve"> </w:t>
@@ -6270,7 +6260,19 @@
               <w:t xml:space="preserve">MLmodel</w:t>
             </w:r>
             <w:r>
-              <w:t xml:space="preserve">); or no signature is available (choose a Schema or Sample contract).</w:t>
+              <w:t xml:space="preserve">;</w:t>
+            </w:r>
+            <w:r>
+              <w:t xml:space="preserve"> </w:t>
+            </w:r>
+            <w:r>
+              <w:t xml:space="preserve">“Use the model’s own signature”</w:t>
+            </w:r>
+            <w:r>
+              <w:t xml:space="preserve"> </w:t>
+            </w:r>
+            <w:r>
+              <w:t xml:space="preserve">was chosen but an artifact isn’t an MLflow model folder; or no signature is available (choose a Schema or Sample contract).</w:t>
             </w:r>
           </w:p>
         </w:tc>
